--- a/Отчёты/Отчёт 1.docx
+++ b/Отчёты/Отчёт 1.docx
@@ -47,7 +47,15 @@
         <w:t>.</w:t>
       </w:r>
       <w:r>
-        <w:t xml:space="preserve"> draw.</w:t>
+        <w:t xml:space="preserve"> </w:t>
+      </w:r>
+      <w:proofErr w:type="spellStart"/>
+      <w:r>
+        <w:t>draw</w:t>
+      </w:r>
+      <w:proofErr w:type="spellEnd"/>
+      <w:r>
+        <w:t>.</w:t>
       </w:r>
     </w:p>
     <w:p>
@@ -112,7 +120,15 @@
         <w:t>на</w:t>
       </w:r>
       <w:r>
-        <w:t xml:space="preserve"> use-case диаграмм</w:t>
+        <w:t xml:space="preserve"> </w:t>
+      </w:r>
+      <w:proofErr w:type="spellStart"/>
+      <w:r>
+        <w:t>use-case</w:t>
+      </w:r>
+      <w:proofErr w:type="spellEnd"/>
+      <w:r>
+        <w:t xml:space="preserve"> диаграмм</w:t>
       </w:r>
       <w:r>
         <w:t xml:space="preserve">а </w:t>
@@ -299,6 +315,9 @@
         </w:rPr>
       </w:pPr>
       <w:r>
+        <w:rPr>
+          <w:noProof/>
+        </w:rPr>
         <w:drawing>
           <wp:inline distT="0" distB="0" distL="0" distR="0" wp14:anchorId="1D696055" wp14:editId="35D6403F">
             <wp:extent cx="5940425" cy="3341370"/>
@@ -350,6 +369,9 @@
         <w:ind w:firstLine="0"/>
       </w:pPr>
       <w:r>
+        <w:rPr>
+          <w:noProof/>
+        </w:rPr>
         <w:lastRenderedPageBreak/>
         <w:drawing>
           <wp:inline distT="0" distB="0" distL="0" distR="0" wp14:anchorId="588A1423" wp14:editId="01196945">
@@ -397,7 +419,63 @@
         <w:t>По инструкции была реализована логика, а после д</w:t>
       </w:r>
       <w:r>
-        <w:t>оменный слой (use cases, модели) не должен знать о Context, поэтому в data-слое (MovieRepositoryImpl) внедряем Context через конструктор.</w:t>
+        <w:t>оменный слой (</w:t>
+      </w:r>
+      <w:proofErr w:type="spellStart"/>
+      <w:r>
+        <w:t>use</w:t>
+      </w:r>
+      <w:proofErr w:type="spellEnd"/>
+      <w:r>
+        <w:t xml:space="preserve"> </w:t>
+      </w:r>
+      <w:proofErr w:type="spellStart"/>
+      <w:r>
+        <w:t>cases</w:t>
+      </w:r>
+      <w:proofErr w:type="spellEnd"/>
+      <w:r>
+        <w:t xml:space="preserve">, модели) не должен знать о </w:t>
+      </w:r>
+      <w:proofErr w:type="spellStart"/>
+      <w:r>
+        <w:t>Context</w:t>
+      </w:r>
+      <w:proofErr w:type="spellEnd"/>
+      <w:r>
+        <w:t xml:space="preserve">, поэтому в </w:t>
+      </w:r>
+      <w:proofErr w:type="spellStart"/>
+      <w:r>
+        <w:t>data</w:t>
+      </w:r>
+      <w:proofErr w:type="spellEnd"/>
+      <w:r>
+        <w:t>-слое (</w:t>
+      </w:r>
+      <w:proofErr w:type="spellStart"/>
+      <w:r>
+        <w:t>MovieRepositoryImpl</w:t>
+      </w:r>
+      <w:proofErr w:type="spellEnd"/>
+      <w:r>
+        <w:t xml:space="preserve">) внедряем </w:t>
+      </w:r>
+      <w:proofErr w:type="spellStart"/>
+      <w:r>
+        <w:t>Context</w:t>
+      </w:r>
+      <w:proofErr w:type="spellEnd"/>
+      <w:r>
+        <w:t xml:space="preserve"> </w:t>
+      </w:r>
+      <w:proofErr w:type="gramStart"/>
+      <w:r>
+        <w:t>через конструктор</w:t>
+      </w:r>
+      <w:proofErr w:type="gramEnd"/>
+      <w:r>
+        <w:t>.</w:t>
       </w:r>
     </w:p>
     <w:tbl>
@@ -441,7 +519,7 @@
                 <w:kern w:val="0"/>
                 <w:sz w:val="20"/>
                 <w:szCs w:val="20"/>
-                <w:lang w:eastAsia="ru-RU"/>
+                <w:lang w:val="en-US" w:eastAsia="ru-RU"/>
                 <w14:ligatures w14:val="none"/>
               </w:rPr>
             </w:pPr>
@@ -517,6 +595,7 @@
               </w:rPr>
               <w:t xml:space="preserve">import </w:t>
             </w:r>
+            <w:proofErr w:type="spellStart"/>
             <w:r>
               <w:rPr>
                 <w:rFonts w:ascii="Fira Code" w:eastAsia="Times New Roman" w:hAnsi="Fira Code" w:cs="Fira Code"/>
@@ -529,6 +608,7 @@
               </w:rPr>
               <w:t>android.content.Context</w:t>
             </w:r>
+            <w:proofErr w:type="spellEnd"/>
             <w:r>
               <w:rPr>
                 <w:rFonts w:ascii="Fira Code" w:eastAsia="Times New Roman" w:hAnsi="Fira Code" w:cs="Fira Code"/>
@@ -565,6 +645,7 @@
               </w:rPr>
               <w:t xml:space="preserve">import </w:t>
             </w:r>
+            <w:proofErr w:type="spellStart"/>
             <w:r>
               <w:rPr>
                 <w:rFonts w:ascii="Fira Code" w:eastAsia="Times New Roman" w:hAnsi="Fira Code" w:cs="Fira Code"/>
@@ -577,6 +658,7 @@
               </w:rPr>
               <w:t>android.content.SharedPreferences</w:t>
             </w:r>
+            <w:proofErr w:type="spellEnd"/>
             <w:r>
               <w:rPr>
                 <w:rFonts w:ascii="Fira Code" w:eastAsia="Times New Roman" w:hAnsi="Fira Code" w:cs="Fira Code"/>
@@ -721,17 +803,31 @@
               </w:rPr>
               <w:t xml:space="preserve">public class </w:t>
             </w:r>
-            <w:r>
-              <w:rPr>
-                <w:rFonts w:ascii="Fira Code" w:eastAsia="Times New Roman" w:hAnsi="Fira Code" w:cs="Fira Code"/>
-                <w:color w:val="000000"/>
-                <w:kern w:val="0"/>
-                <w:sz w:val="20"/>
-                <w:szCs w:val="20"/>
-                <w:lang w:val="en-US" w:eastAsia="ru-RU"/>
-                <w14:ligatures w14:val="none"/>
-              </w:rPr>
-              <w:t xml:space="preserve">MovieRepositoryImpl </w:t>
+            <w:proofErr w:type="spellStart"/>
+            <w:r>
+              <w:rPr>
+                <w:rFonts w:ascii="Fira Code" w:eastAsia="Times New Roman" w:hAnsi="Fira Code" w:cs="Fira Code"/>
+                <w:color w:val="000000"/>
+                <w:kern w:val="0"/>
+                <w:sz w:val="20"/>
+                <w:szCs w:val="20"/>
+                <w:lang w:val="en-US" w:eastAsia="ru-RU"/>
+                <w14:ligatures w14:val="none"/>
+              </w:rPr>
+              <w:t>MovieRepositoryImpl</w:t>
+            </w:r>
+            <w:proofErr w:type="spellEnd"/>
+            <w:r>
+              <w:rPr>
+                <w:rFonts w:ascii="Fira Code" w:eastAsia="Times New Roman" w:hAnsi="Fira Code" w:cs="Fira Code"/>
+                <w:color w:val="000000"/>
+                <w:kern w:val="0"/>
+                <w:sz w:val="20"/>
+                <w:szCs w:val="20"/>
+                <w:lang w:val="en-US" w:eastAsia="ru-RU"/>
+                <w14:ligatures w14:val="none"/>
+              </w:rPr>
+              <w:t xml:space="preserve"> </w:t>
             </w:r>
             <w:r>
               <w:rPr>
@@ -745,17 +841,31 @@
               </w:rPr>
               <w:t xml:space="preserve">implements </w:t>
             </w:r>
-            <w:r>
-              <w:rPr>
-                <w:rFonts w:ascii="Fira Code" w:eastAsia="Times New Roman" w:hAnsi="Fira Code" w:cs="Fira Code"/>
-                <w:color w:val="000000"/>
-                <w:kern w:val="0"/>
-                <w:sz w:val="20"/>
-                <w:szCs w:val="20"/>
-                <w:lang w:val="en-US" w:eastAsia="ru-RU"/>
-                <w14:ligatures w14:val="none"/>
-              </w:rPr>
-              <w:t xml:space="preserve">MovieRepository </w:t>
+            <w:proofErr w:type="spellStart"/>
+            <w:r>
+              <w:rPr>
+                <w:rFonts w:ascii="Fira Code" w:eastAsia="Times New Roman" w:hAnsi="Fira Code" w:cs="Fira Code"/>
+                <w:color w:val="000000"/>
+                <w:kern w:val="0"/>
+                <w:sz w:val="20"/>
+                <w:szCs w:val="20"/>
+                <w:lang w:val="en-US" w:eastAsia="ru-RU"/>
+                <w14:ligatures w14:val="none"/>
+              </w:rPr>
+              <w:t>MovieRepository</w:t>
+            </w:r>
+            <w:proofErr w:type="spellEnd"/>
+            <w:r>
+              <w:rPr>
+                <w:rFonts w:ascii="Fira Code" w:eastAsia="Times New Roman" w:hAnsi="Fira Code" w:cs="Fira Code"/>
+                <w:color w:val="000000"/>
+                <w:kern w:val="0"/>
+                <w:sz w:val="20"/>
+                <w:szCs w:val="20"/>
+                <w:lang w:val="en-US" w:eastAsia="ru-RU"/>
+                <w14:ligatures w14:val="none"/>
+              </w:rPr>
+              <w:t xml:space="preserve"> </w:t>
             </w:r>
             <w:r>
               <w:rPr>
@@ -842,7 +952,33 @@
                 <w:lang w:val="en-US" w:eastAsia="ru-RU"/>
                 <w14:ligatures w14:val="none"/>
               </w:rPr>
-              <w:t>"favorite_movie_prefs"</w:t>
+              <w:t>"</w:t>
+            </w:r>
+            <w:proofErr w:type="spellStart"/>
+            <w:r>
+              <w:rPr>
+                <w:rFonts w:ascii="Fira Code" w:eastAsia="Times New Roman" w:hAnsi="Fira Code" w:cs="Fira Code"/>
+                <w:color w:val="067D17"/>
+                <w:kern w:val="0"/>
+                <w:sz w:val="20"/>
+                <w:szCs w:val="20"/>
+                <w:lang w:val="en-US" w:eastAsia="ru-RU"/>
+                <w14:ligatures w14:val="none"/>
+              </w:rPr>
+              <w:t>favorite_movie_prefs</w:t>
+            </w:r>
+            <w:proofErr w:type="spellEnd"/>
+            <w:r>
+              <w:rPr>
+                <w:rFonts w:ascii="Fira Code" w:eastAsia="Times New Roman" w:hAnsi="Fira Code" w:cs="Fira Code"/>
+                <w:color w:val="067D17"/>
+                <w:kern w:val="0"/>
+                <w:sz w:val="20"/>
+                <w:szCs w:val="20"/>
+                <w:lang w:val="en-US" w:eastAsia="ru-RU"/>
+                <w14:ligatures w14:val="none"/>
+              </w:rPr>
+              <w:t>"</w:t>
             </w:r>
             <w:r>
               <w:rPr>
@@ -929,7 +1065,33 @@
                 <w:lang w:val="en-US" w:eastAsia="ru-RU"/>
                 <w14:ligatures w14:val="none"/>
               </w:rPr>
-              <w:t>"movie_id"</w:t>
+              <w:t>"</w:t>
+            </w:r>
+            <w:proofErr w:type="spellStart"/>
+            <w:r>
+              <w:rPr>
+                <w:rFonts w:ascii="Fira Code" w:eastAsia="Times New Roman" w:hAnsi="Fira Code" w:cs="Fira Code"/>
+                <w:color w:val="067D17"/>
+                <w:kern w:val="0"/>
+                <w:sz w:val="20"/>
+                <w:szCs w:val="20"/>
+                <w:lang w:val="en-US" w:eastAsia="ru-RU"/>
+                <w14:ligatures w14:val="none"/>
+              </w:rPr>
+              <w:t>movie_id</w:t>
+            </w:r>
+            <w:proofErr w:type="spellEnd"/>
+            <w:r>
+              <w:rPr>
+                <w:rFonts w:ascii="Fira Code" w:eastAsia="Times New Roman" w:hAnsi="Fira Code" w:cs="Fira Code"/>
+                <w:color w:val="067D17"/>
+                <w:kern w:val="0"/>
+                <w:sz w:val="20"/>
+                <w:szCs w:val="20"/>
+                <w:lang w:val="en-US" w:eastAsia="ru-RU"/>
+                <w14:ligatures w14:val="none"/>
+              </w:rPr>
+              <w:t>"</w:t>
             </w:r>
             <w:r>
               <w:rPr>
@@ -1016,7 +1178,33 @@
                 <w:lang w:val="en-US" w:eastAsia="ru-RU"/>
                 <w14:ligatures w14:val="none"/>
               </w:rPr>
-              <w:t>"movie_name"</w:t>
+              <w:t>"</w:t>
+            </w:r>
+            <w:proofErr w:type="spellStart"/>
+            <w:r>
+              <w:rPr>
+                <w:rFonts w:ascii="Fira Code" w:eastAsia="Times New Roman" w:hAnsi="Fira Code" w:cs="Fira Code"/>
+                <w:color w:val="067D17"/>
+                <w:kern w:val="0"/>
+                <w:sz w:val="20"/>
+                <w:szCs w:val="20"/>
+                <w:lang w:val="en-US" w:eastAsia="ru-RU"/>
+                <w14:ligatures w14:val="none"/>
+              </w:rPr>
+              <w:t>movie_name</w:t>
+            </w:r>
+            <w:proofErr w:type="spellEnd"/>
+            <w:r>
+              <w:rPr>
+                <w:rFonts w:ascii="Fira Code" w:eastAsia="Times New Roman" w:hAnsi="Fira Code" w:cs="Fira Code"/>
+                <w:color w:val="067D17"/>
+                <w:kern w:val="0"/>
+                <w:sz w:val="20"/>
+                <w:szCs w:val="20"/>
+                <w:lang w:val="en-US" w:eastAsia="ru-RU"/>
+                <w14:ligatures w14:val="none"/>
+              </w:rPr>
+              <w:t>"</w:t>
             </w:r>
             <w:r>
               <w:rPr>
@@ -1055,18 +1243,33 @@
               </w:rPr>
               <w:t xml:space="preserve">private </w:t>
             </w:r>
-            <w:r>
-              <w:rPr>
-                <w:rFonts w:ascii="Fira Code" w:eastAsia="Times New Roman" w:hAnsi="Fira Code" w:cs="Fira Code"/>
-                <w:color w:val="000000"/>
-                <w:kern w:val="0"/>
-                <w:sz w:val="20"/>
-                <w:szCs w:val="20"/>
-                <w:lang w:val="en-US" w:eastAsia="ru-RU"/>
-                <w14:ligatures w14:val="none"/>
-              </w:rPr>
-              <w:t xml:space="preserve">SharedPreferences </w:t>
-            </w:r>
+            <w:proofErr w:type="spellStart"/>
+            <w:r>
+              <w:rPr>
+                <w:rFonts w:ascii="Fira Code" w:eastAsia="Times New Roman" w:hAnsi="Fira Code" w:cs="Fira Code"/>
+                <w:color w:val="000000"/>
+                <w:kern w:val="0"/>
+                <w:sz w:val="20"/>
+                <w:szCs w:val="20"/>
+                <w:lang w:val="en-US" w:eastAsia="ru-RU"/>
+                <w14:ligatures w14:val="none"/>
+              </w:rPr>
+              <w:t>SharedPreferences</w:t>
+            </w:r>
+            <w:proofErr w:type="spellEnd"/>
+            <w:r>
+              <w:rPr>
+                <w:rFonts w:ascii="Fira Code" w:eastAsia="Times New Roman" w:hAnsi="Fira Code" w:cs="Fira Code"/>
+                <w:color w:val="000000"/>
+                <w:kern w:val="0"/>
+                <w:sz w:val="20"/>
+                <w:szCs w:val="20"/>
+                <w:lang w:val="en-US" w:eastAsia="ru-RU"/>
+                <w14:ligatures w14:val="none"/>
+              </w:rPr>
+              <w:t xml:space="preserve"> </w:t>
+            </w:r>
+            <w:proofErr w:type="spellStart"/>
             <w:r>
               <w:rPr>
                 <w:rFonts w:ascii="Fira Code" w:eastAsia="Times New Roman" w:hAnsi="Fira Code" w:cs="Fira Code"/>
@@ -1079,6 +1282,7 @@
               </w:rPr>
               <w:t>sharedPreferences</w:t>
             </w:r>
+            <w:proofErr w:type="spellEnd"/>
             <w:r>
               <w:rPr>
                 <w:rFonts w:ascii="Fira Code" w:eastAsia="Times New Roman" w:hAnsi="Fira Code" w:cs="Fira Code"/>
@@ -1128,6 +1332,7 @@
               </w:rPr>
               <w:t xml:space="preserve">public </w:t>
             </w:r>
+            <w:proofErr w:type="spellStart"/>
             <w:r>
               <w:rPr>
                 <w:rFonts w:ascii="Fira Code" w:eastAsia="Times New Roman" w:hAnsi="Fira Code" w:cs="Fira Code"/>
@@ -1140,6 +1345,7 @@
               </w:rPr>
               <w:t>MovieRepositoryImpl</w:t>
             </w:r>
+            <w:proofErr w:type="spellEnd"/>
             <w:r>
               <w:rPr>
                 <w:rFonts w:ascii="Fira Code" w:eastAsia="Times New Roman" w:hAnsi="Fira Code" w:cs="Fira Code"/>
@@ -1201,6 +1407,7 @@
               <w:br/>
               <w:t xml:space="preserve">        </w:t>
             </w:r>
+            <w:proofErr w:type="spellStart"/>
             <w:r>
               <w:rPr>
                 <w:rFonts w:ascii="Fira Code" w:eastAsia="Times New Roman" w:hAnsi="Fira Code" w:cs="Fira Code"/>
@@ -1235,7 +1442,20 @@
                 <w:lang w:val="en-US" w:eastAsia="ru-RU"/>
                 <w14:ligatures w14:val="none"/>
               </w:rPr>
-              <w:t xml:space="preserve">sharedPreferences </w:t>
+              <w:t>sharedPreferences</w:t>
+            </w:r>
+            <w:proofErr w:type="spellEnd"/>
+            <w:r>
+              <w:rPr>
+                <w:rFonts w:ascii="Fira Code" w:eastAsia="Times New Roman" w:hAnsi="Fira Code" w:cs="Fira Code"/>
+                <w:color w:val="871094"/>
+                <w:kern w:val="0"/>
+                <w:sz w:val="20"/>
+                <w:szCs w:val="20"/>
+                <w:lang w:val="en-US" w:eastAsia="ru-RU"/>
+                <w14:ligatures w14:val="none"/>
+              </w:rPr>
+              <w:t xml:space="preserve"> </w:t>
             </w:r>
             <w:r>
               <w:rPr>
@@ -1249,6 +1469,7 @@
               </w:rPr>
               <w:t xml:space="preserve">= </w:t>
             </w:r>
+            <w:proofErr w:type="spellStart"/>
             <w:r>
               <w:rPr>
                 <w:rFonts w:ascii="Fira Code" w:eastAsia="Times New Roman" w:hAnsi="Fira Code" w:cs="Fira Code"/>
@@ -1273,6 +1494,7 @@
               </w:rPr>
               <w:t>.getSharedPreferences</w:t>
             </w:r>
+            <w:proofErr w:type="spellEnd"/>
             <w:r>
               <w:rPr>
                 <w:rFonts w:ascii="Fira Code" w:eastAsia="Times New Roman" w:hAnsi="Fira Code" w:cs="Fira Code"/>
@@ -1311,6 +1533,7 @@
               </w:rPr>
               <w:t xml:space="preserve">, </w:t>
             </w:r>
+            <w:proofErr w:type="spellStart"/>
             <w:r>
               <w:rPr>
                 <w:rFonts w:ascii="Fira Code" w:eastAsia="Times New Roman" w:hAnsi="Fira Code" w:cs="Fira Code"/>
@@ -1349,6 +1572,7 @@
               </w:rPr>
               <w:t>MODE_PRIVATE</w:t>
             </w:r>
+            <w:proofErr w:type="spellEnd"/>
             <w:r>
               <w:rPr>
                 <w:rFonts w:ascii="Fira Code" w:eastAsia="Times New Roman" w:hAnsi="Fira Code" w:cs="Fira Code"/>
@@ -1458,8 +1682,35 @@
                 <w:lang w:val="en-US" w:eastAsia="ru-RU"/>
                 <w14:ligatures w14:val="none"/>
               </w:rPr>
-              <w:t xml:space="preserve">public boolean </w:t>
-            </w:r>
+              <w:t xml:space="preserve">public </w:t>
+            </w:r>
+            <w:proofErr w:type="spellStart"/>
+            <w:r>
+              <w:rPr>
+                <w:rFonts w:ascii="Fira Code" w:eastAsia="Times New Roman" w:hAnsi="Fira Code" w:cs="Fira Code"/>
+                <w:color w:val="0033B3"/>
+                <w:kern w:val="0"/>
+                <w:sz w:val="20"/>
+                <w:szCs w:val="20"/>
+                <w:lang w:val="en-US" w:eastAsia="ru-RU"/>
+                <w14:ligatures w14:val="none"/>
+              </w:rPr>
+              <w:t>boolean</w:t>
+            </w:r>
+            <w:proofErr w:type="spellEnd"/>
+            <w:r>
+              <w:rPr>
+                <w:rFonts w:ascii="Fira Code" w:eastAsia="Times New Roman" w:hAnsi="Fira Code" w:cs="Fira Code"/>
+                <w:color w:val="0033B3"/>
+                <w:kern w:val="0"/>
+                <w:sz w:val="20"/>
+                <w:szCs w:val="20"/>
+                <w:lang w:val="en-US" w:eastAsia="ru-RU"/>
+                <w14:ligatures w14:val="none"/>
+              </w:rPr>
+              <w:t xml:space="preserve"> </w:t>
+            </w:r>
+            <w:proofErr w:type="spellStart"/>
             <w:r>
               <w:rPr>
                 <w:rFonts w:ascii="Fira Code" w:eastAsia="Times New Roman" w:hAnsi="Fira Code" w:cs="Fira Code"/>
@@ -1472,6 +1723,7 @@
               </w:rPr>
               <w:t>saveMovie</w:t>
             </w:r>
+            <w:proofErr w:type="spellEnd"/>
             <w:r>
               <w:rPr>
                 <w:rFonts w:ascii="Fira Code" w:eastAsia="Times New Roman" w:hAnsi="Fira Code" w:cs="Fira Code"/>
@@ -1533,6 +1785,7 @@
               <w:br/>
               <w:t xml:space="preserve">        </w:t>
             </w:r>
+            <w:proofErr w:type="spellStart"/>
             <w:r>
               <w:rPr>
                 <w:rFonts w:ascii="Fira Code" w:eastAsia="Times New Roman" w:hAnsi="Fira Code" w:cs="Fira Code"/>
@@ -1567,7 +1820,20 @@
                 <w:lang w:val="en-US" w:eastAsia="ru-RU"/>
                 <w14:ligatures w14:val="none"/>
               </w:rPr>
-              <w:t xml:space="preserve">Editor editor </w:t>
+              <w:t>Editor</w:t>
+            </w:r>
+            <w:proofErr w:type="spellEnd"/>
+            <w:r>
+              <w:rPr>
+                <w:rFonts w:ascii="Fira Code" w:eastAsia="Times New Roman" w:hAnsi="Fira Code" w:cs="Fira Code"/>
+                <w:color w:val="000000"/>
+                <w:kern w:val="0"/>
+                <w:sz w:val="20"/>
+                <w:szCs w:val="20"/>
+                <w:lang w:val="en-US" w:eastAsia="ru-RU"/>
+                <w14:ligatures w14:val="none"/>
+              </w:rPr>
+              <w:t xml:space="preserve"> editor </w:t>
             </w:r>
             <w:r>
               <w:rPr>
@@ -1581,6 +1847,7 @@
               </w:rPr>
               <w:t xml:space="preserve">= </w:t>
             </w:r>
+            <w:proofErr w:type="spellStart"/>
             <w:r>
               <w:rPr>
                 <w:rFonts w:ascii="Fira Code" w:eastAsia="Times New Roman" w:hAnsi="Fira Code" w:cs="Fira Code"/>
@@ -1605,6 +1872,7 @@
               </w:rPr>
               <w:t>.edit</w:t>
             </w:r>
+            <w:proofErr w:type="spellEnd"/>
             <w:r>
               <w:rPr>
                 <w:rFonts w:ascii="Fira Code" w:eastAsia="Times New Roman" w:hAnsi="Fira Code" w:cs="Fira Code"/>
@@ -1642,6 +1910,7 @@
               <w:br/>
               <w:t xml:space="preserve">        </w:t>
             </w:r>
+            <w:proofErr w:type="spellStart"/>
             <w:r>
               <w:rPr>
                 <w:rFonts w:ascii="Fira Code" w:eastAsia="Times New Roman" w:hAnsi="Fira Code" w:cs="Fira Code"/>
@@ -1666,6 +1935,7 @@
               </w:rPr>
               <w:t>.putInt</w:t>
             </w:r>
+            <w:proofErr w:type="spellEnd"/>
             <w:r>
               <w:rPr>
                 <w:rFonts w:ascii="Fira Code" w:eastAsia="Times New Roman" w:hAnsi="Fira Code" w:cs="Fira Code"/>
@@ -1704,6 +1974,7 @@
               </w:rPr>
               <w:t xml:space="preserve">, </w:t>
             </w:r>
+            <w:proofErr w:type="spellStart"/>
             <w:r>
               <w:rPr>
                 <w:rFonts w:ascii="Fira Code" w:eastAsia="Times New Roman" w:hAnsi="Fira Code" w:cs="Fira Code"/>
@@ -1728,6 +1999,7 @@
               </w:rPr>
               <w:t>.getId</w:t>
             </w:r>
+            <w:proofErr w:type="spellEnd"/>
             <w:r>
               <w:rPr>
                 <w:rFonts w:ascii="Fira Code" w:eastAsia="Times New Roman" w:hAnsi="Fira Code" w:cs="Fira Code"/>
@@ -1777,6 +2049,7 @@
               <w:br/>
               <w:t xml:space="preserve">        </w:t>
             </w:r>
+            <w:proofErr w:type="spellStart"/>
             <w:r>
               <w:rPr>
                 <w:rFonts w:ascii="Fira Code" w:eastAsia="Times New Roman" w:hAnsi="Fira Code" w:cs="Fira Code"/>
@@ -1801,6 +2074,7 @@
               </w:rPr>
               <w:t>.putString</w:t>
             </w:r>
+            <w:proofErr w:type="spellEnd"/>
             <w:r>
               <w:rPr>
                 <w:rFonts w:ascii="Fira Code" w:eastAsia="Times New Roman" w:hAnsi="Fira Code" w:cs="Fira Code"/>
@@ -1839,6 +2113,7 @@
               </w:rPr>
               <w:t xml:space="preserve">, </w:t>
             </w:r>
+            <w:proofErr w:type="spellStart"/>
             <w:r>
               <w:rPr>
                 <w:rFonts w:ascii="Fira Code" w:eastAsia="Times New Roman" w:hAnsi="Fira Code" w:cs="Fira Code"/>
@@ -1863,6 +2138,7 @@
               </w:rPr>
               <w:t>.getName</w:t>
             </w:r>
+            <w:proofErr w:type="spellEnd"/>
             <w:r>
               <w:rPr>
                 <w:rFonts w:ascii="Fira Code" w:eastAsia="Times New Roman" w:hAnsi="Fira Code" w:cs="Fira Code"/>
@@ -1924,6 +2200,7 @@
               </w:rPr>
               <w:t xml:space="preserve">return </w:t>
             </w:r>
+            <w:proofErr w:type="spellStart"/>
             <w:r>
               <w:rPr>
                 <w:rFonts w:ascii="Fira Code" w:eastAsia="Times New Roman" w:hAnsi="Fira Code" w:cs="Fira Code"/>
@@ -1948,6 +2225,7 @@
               </w:rPr>
               <w:t>.commit</w:t>
             </w:r>
+            <w:proofErr w:type="spellEnd"/>
             <w:r>
               <w:rPr>
                 <w:rFonts w:ascii="Fira Code" w:eastAsia="Times New Roman" w:hAnsi="Fira Code" w:cs="Fira Code"/>
@@ -2071,6 +2349,7 @@
               </w:rPr>
               <w:t xml:space="preserve">Movie </w:t>
             </w:r>
+            <w:proofErr w:type="spellStart"/>
             <w:r>
               <w:rPr>
                 <w:rFonts w:ascii="Fira Code" w:eastAsia="Times New Roman" w:hAnsi="Fira Code" w:cs="Fira Code"/>
@@ -2083,6 +2362,7 @@
               </w:rPr>
               <w:t>getMovie</w:t>
             </w:r>
+            <w:proofErr w:type="spellEnd"/>
             <w:r>
               <w:rPr>
                 <w:rFonts w:ascii="Fira Code" w:eastAsia="Times New Roman" w:hAnsi="Fira Code" w:cs="Fira Code"/>
@@ -2156,6 +2436,7 @@
               </w:rPr>
               <w:t xml:space="preserve">= </w:t>
             </w:r>
+            <w:proofErr w:type="spellStart"/>
             <w:r>
               <w:rPr>
                 <w:rFonts w:ascii="Fira Code" w:eastAsia="Times New Roman" w:hAnsi="Fira Code" w:cs="Fira Code"/>
@@ -2180,6 +2461,7 @@
               </w:rPr>
               <w:t>.getInt</w:t>
             </w:r>
+            <w:proofErr w:type="spellEnd"/>
             <w:r>
               <w:rPr>
                 <w:rFonts w:ascii="Fira Code" w:eastAsia="Times New Roman" w:hAnsi="Fira Code" w:cs="Fira Code"/>
@@ -2291,6 +2573,7 @@
               </w:rPr>
               <w:t xml:space="preserve">= </w:t>
             </w:r>
+            <w:proofErr w:type="spellStart"/>
             <w:r>
               <w:rPr>
                 <w:rFonts w:ascii="Fira Code" w:eastAsia="Times New Roman" w:hAnsi="Fira Code" w:cs="Fira Code"/>
@@ -2315,6 +2598,7 @@
               </w:rPr>
               <w:t>.getString</w:t>
             </w:r>
+            <w:proofErr w:type="spellEnd"/>
             <w:r>
               <w:rPr>
                 <w:rFonts w:ascii="Fira Code" w:eastAsia="Times New Roman" w:hAnsi="Fira Code" w:cs="Fira Code"/>
@@ -2844,17 +3128,31 @@
               </w:rPr>
               <w:t xml:space="preserve">package </w:t>
             </w:r>
-            <w:r>
-              <w:rPr>
-                <w:rFonts w:ascii="Fira Code" w:eastAsia="Times New Roman" w:hAnsi="Fira Code" w:cs="Fira Code"/>
-                <w:color w:val="000000"/>
-                <w:kern w:val="0"/>
-                <w:sz w:val="20"/>
-                <w:szCs w:val="20"/>
-                <w:lang w:val="en-US" w:eastAsia="ru-RU"/>
-                <w14:ligatures w14:val="none"/>
-              </w:rPr>
-              <w:t>ru.mirea.shutov.Lession1.domain.models</w:t>
+            <w:proofErr w:type="gramStart"/>
+            <w:r>
+              <w:rPr>
+                <w:rFonts w:ascii="Fira Code" w:eastAsia="Times New Roman" w:hAnsi="Fira Code" w:cs="Fira Code"/>
+                <w:color w:val="000000"/>
+                <w:kern w:val="0"/>
+                <w:sz w:val="20"/>
+                <w:szCs w:val="20"/>
+                <w:lang w:val="en-US" w:eastAsia="ru-RU"/>
+                <w14:ligatures w14:val="none"/>
+              </w:rPr>
+              <w:t>ru.mirea</w:t>
+            </w:r>
+            <w:proofErr w:type="gramEnd"/>
+            <w:r>
+              <w:rPr>
+                <w:rFonts w:ascii="Fira Code" w:eastAsia="Times New Roman" w:hAnsi="Fira Code" w:cs="Fira Code"/>
+                <w:color w:val="000000"/>
+                <w:kern w:val="0"/>
+                <w:sz w:val="20"/>
+                <w:szCs w:val="20"/>
+                <w:lang w:val="en-US" w:eastAsia="ru-RU"/>
+                <w14:ligatures w14:val="none"/>
+              </w:rPr>
+              <w:t>.shutov.Lession1.domain.models</w:t>
             </w:r>
             <w:r>
               <w:rPr>
@@ -3416,6 +3714,7 @@
               </w:rPr>
               <w:t xml:space="preserve">String </w:t>
             </w:r>
+            <w:proofErr w:type="spellStart"/>
             <w:r>
               <w:rPr>
                 <w:rFonts w:ascii="Fira Code" w:eastAsia="Times New Roman" w:hAnsi="Fira Code" w:cs="Fira Code"/>
@@ -3428,6 +3727,7 @@
               </w:rPr>
               <w:t>getName</w:t>
             </w:r>
+            <w:proofErr w:type="spellEnd"/>
             <w:r>
               <w:rPr>
                 <w:rFonts w:ascii="Fira Code" w:eastAsia="Times New Roman" w:hAnsi="Fira Code" w:cs="Fira Code"/>
@@ -3564,6 +3864,7 @@
               </w:rPr>
               <w:t xml:space="preserve">public int </w:t>
             </w:r>
+            <w:proofErr w:type="spellStart"/>
             <w:r>
               <w:rPr>
                 <w:rFonts w:ascii="Fira Code" w:eastAsia="Times New Roman" w:hAnsi="Fira Code" w:cs="Fira Code"/>
@@ -3576,6 +3877,7 @@
               </w:rPr>
               <w:t>getId</w:t>
             </w:r>
+            <w:proofErr w:type="spellEnd"/>
             <w:r>
               <w:rPr>
                 <w:rFonts w:ascii="Fira Code" w:eastAsia="Times New Roman" w:hAnsi="Fira Code" w:cs="Fira Code"/>
@@ -3702,6 +4004,6083 @@
         </w:tc>
       </w:tr>
     </w:tbl>
+    <w:p>
+      <w:pPr>
+        <w:pStyle w:val="1-"/>
+        <w:numPr>
+          <w:ilvl w:val="0"/>
+          <w:numId w:val="10"/>
+        </w:numPr>
+      </w:pPr>
+      <w:r>
+        <w:lastRenderedPageBreak/>
+        <w:t>Контрольное задание</w:t>
+      </w:r>
+    </w:p>
+    <w:p>
+      <w:pPr>
+        <w:pStyle w:val="-2"/>
+      </w:pPr>
+      <w:r>
+        <w:rPr>
+          <w:b/>
+          <w:bCs/>
+        </w:rPr>
+        <w:t>Domain</w:t>
+      </w:r>
+      <w:r>
+        <w:t xml:space="preserve"> слой:</w:t>
+      </w:r>
+    </w:p>
+    <w:p>
+      <w:pPr>
+        <w:pStyle w:val="-2"/>
+        <w:numPr>
+          <w:ilvl w:val="0"/>
+          <w:numId w:val="11"/>
+        </w:numPr>
+        <w:rPr>
+          <w:lang w:val="en-US"/>
+        </w:rPr>
+      </w:pPr>
+      <w:r>
+        <w:t xml:space="preserve">Содержит классы сущностей (User, </w:t>
+      </w:r>
+      <w:proofErr w:type="spellStart"/>
+      <w:r>
+        <w:t>TourEntity</w:t>
+      </w:r>
+      <w:proofErr w:type="spellEnd"/>
+      <w:r>
+        <w:t xml:space="preserve">, </w:t>
+      </w:r>
+      <w:proofErr w:type="spellStart"/>
+      <w:r>
+        <w:t>ExternalData</w:t>
+      </w:r>
+      <w:proofErr w:type="spellEnd"/>
+      <w:r>
+        <w:t>).</w:t>
+      </w:r>
+    </w:p>
+    <w:p>
+      <w:pPr>
+        <w:pStyle w:val="-2"/>
+        <w:numPr>
+          <w:ilvl w:val="0"/>
+          <w:numId w:val="11"/>
+        </w:numPr>
+      </w:pPr>
+      <w:r>
+        <w:t>Определён интерфейс репозитория (</w:t>
+      </w:r>
+      <w:proofErr w:type="spellStart"/>
+      <w:r>
+        <w:rPr>
+          <w:lang w:val="en-US"/>
+        </w:rPr>
+        <w:t>TourRepository</w:t>
+      </w:r>
+      <w:proofErr w:type="spellEnd"/>
+      <w:r>
+        <w:t>), чтобы бизнес-логика (</w:t>
+      </w:r>
+      <w:r>
+        <w:rPr>
+          <w:lang w:val="en-US"/>
+        </w:rPr>
+        <w:t>use</w:t>
+      </w:r>
+      <w:r>
+        <w:t xml:space="preserve"> </w:t>
+      </w:r>
+      <w:r>
+        <w:rPr>
+          <w:lang w:val="en-US"/>
+        </w:rPr>
+        <w:t>case</w:t>
+      </w:r>
+      <w:r>
+        <w:t>) была независима от деталей реализации.</w:t>
+      </w:r>
+    </w:p>
+    <w:p>
+      <w:pPr>
+        <w:pStyle w:val="-2"/>
+        <w:numPr>
+          <w:ilvl w:val="0"/>
+          <w:numId w:val="11"/>
+        </w:numPr>
+      </w:pPr>
+      <w:r>
+        <w:rPr>
+          <w:lang w:val="en-US"/>
+        </w:rPr>
+        <w:t>Use</w:t>
+      </w:r>
+      <w:r>
+        <w:t xml:space="preserve"> </w:t>
+      </w:r>
+      <w:r>
+        <w:rPr>
+          <w:lang w:val="en-US"/>
+        </w:rPr>
+        <w:t>Case</w:t>
+      </w:r>
+      <w:r>
+        <w:t xml:space="preserve"> </w:t>
+      </w:r>
+      <w:r>
+        <w:t>классы</w:t>
+      </w:r>
+      <w:r>
+        <w:t xml:space="preserve"> (</w:t>
+      </w:r>
+      <w:proofErr w:type="spellStart"/>
+      <w:r>
+        <w:rPr>
+          <w:lang w:val="en-US"/>
+        </w:rPr>
+        <w:t>AuthUseCase</w:t>
+      </w:r>
+      <w:proofErr w:type="spellEnd"/>
+      <w:r>
+        <w:t xml:space="preserve">, </w:t>
+      </w:r>
+      <w:proofErr w:type="spellStart"/>
+      <w:r>
+        <w:rPr>
+          <w:lang w:val="en-US"/>
+        </w:rPr>
+        <w:t>GetToursUseCase</w:t>
+      </w:r>
+      <w:proofErr w:type="spellEnd"/>
+      <w:r>
+        <w:t xml:space="preserve">, </w:t>
+      </w:r>
+      <w:proofErr w:type="spellStart"/>
+      <w:r>
+        <w:rPr>
+          <w:lang w:val="en-US"/>
+        </w:rPr>
+        <w:t>GetTourDetailUseCase</w:t>
+      </w:r>
+      <w:proofErr w:type="spellEnd"/>
+      <w:r>
+        <w:t xml:space="preserve">, </w:t>
+      </w:r>
+      <w:proofErr w:type="spellStart"/>
+      <w:r>
+        <w:rPr>
+          <w:lang w:val="en-US"/>
+        </w:rPr>
+        <w:t>FetchExternalDataUseCase</w:t>
+      </w:r>
+      <w:proofErr w:type="spellEnd"/>
+      <w:r>
+        <w:t xml:space="preserve">) </w:t>
+      </w:r>
+      <w:r>
+        <w:t>инкапсулируют</w:t>
+      </w:r>
+      <w:r>
+        <w:t xml:space="preserve"> </w:t>
+      </w:r>
+      <w:r>
+        <w:t>бизнес</w:t>
+      </w:r>
+      <w:r>
+        <w:t>-</w:t>
+      </w:r>
+      <w:r>
+        <w:t>логику</w:t>
+      </w:r>
+      <w:r>
+        <w:t xml:space="preserve"> </w:t>
+      </w:r>
+      <w:r>
+        <w:t>и</w:t>
+      </w:r>
+      <w:r>
+        <w:t xml:space="preserve"> </w:t>
+      </w:r>
+      <w:r>
+        <w:t>работают</w:t>
+      </w:r>
+      <w:r>
+        <w:t xml:space="preserve"> </w:t>
+      </w:r>
+      <w:r>
+        <w:t>с</w:t>
+      </w:r>
+      <w:r>
+        <w:t xml:space="preserve"> </w:t>
+      </w:r>
+      <w:r>
+        <w:t>интерфейсами</w:t>
+      </w:r>
+      <w:r>
+        <w:t xml:space="preserve"> </w:t>
+      </w:r>
+      <w:r>
+        <w:t>репозиториев</w:t>
+      </w:r>
+      <w:r>
+        <w:t>.</w:t>
+      </w:r>
+    </w:p>
+    <w:p>
+      <w:pPr>
+        <w:pStyle w:val="-2"/>
+      </w:pPr>
+      <w:r>
+        <w:rPr>
+          <w:b/>
+          <w:bCs/>
+        </w:rPr>
+        <w:t>Data</w:t>
+      </w:r>
+      <w:r>
+        <w:t xml:space="preserve"> слой:</w:t>
+      </w:r>
+    </w:p>
+    <w:p>
+      <w:pPr>
+        <w:pStyle w:val="-2"/>
+        <w:numPr>
+          <w:ilvl w:val="0"/>
+          <w:numId w:val="12"/>
+        </w:numPr>
+        <w:rPr>
+          <w:lang w:val="en-US"/>
+        </w:rPr>
+      </w:pPr>
+      <w:r>
+        <w:t>Реализует интерфейс репозитория (</w:t>
+      </w:r>
+      <w:proofErr w:type="spellStart"/>
+      <w:r>
+        <w:t>TourRepositoryImpl</w:t>
+      </w:r>
+      <w:proofErr w:type="spellEnd"/>
+      <w:r>
+        <w:t>), возвращая тестовые данные.</w:t>
+      </w:r>
+    </w:p>
+    <w:p>
+      <w:pPr>
+        <w:pStyle w:val="-2"/>
+        <w:numPr>
+          <w:ilvl w:val="0"/>
+          <w:numId w:val="12"/>
+        </w:numPr>
+      </w:pPr>
+      <w:r>
+        <w:t xml:space="preserve">Здесь допустимы любые зависимости (например, </w:t>
+      </w:r>
+      <w:proofErr w:type="spellStart"/>
+      <w:r>
+        <w:t>Retrofit</w:t>
+      </w:r>
+      <w:proofErr w:type="spellEnd"/>
+      <w:r>
+        <w:t xml:space="preserve">, </w:t>
+      </w:r>
+      <w:proofErr w:type="spellStart"/>
+      <w:r>
+        <w:t>Room</w:t>
+      </w:r>
+      <w:proofErr w:type="spellEnd"/>
+      <w:r>
+        <w:t xml:space="preserve"> и пр.), но на первом этапе достаточно имитации данных.</w:t>
+      </w:r>
+    </w:p>
+    <w:p>
+      <w:pPr>
+        <w:pStyle w:val="-2"/>
+        <w:ind w:firstLine="0"/>
+        <w:jc w:val="center"/>
+        <w:rPr>
+          <w:b/>
+          <w:bCs/>
+          <w:color w:val="080808"/>
+          <w:lang w:val="en-US" w:eastAsia="ru-RU"/>
+        </w:rPr>
+      </w:pPr>
+      <w:proofErr w:type="spellStart"/>
+      <w:proofErr w:type="gramStart"/>
+      <w:r>
+        <w:rPr>
+          <w:b/>
+          <w:bCs/>
+          <w:lang w:val="en-US" w:eastAsia="ru-RU"/>
+        </w:rPr>
+        <w:t>ru.mirea</w:t>
+      </w:r>
+      <w:proofErr w:type="gramEnd"/>
+      <w:r>
+        <w:rPr>
+          <w:b/>
+          <w:bCs/>
+          <w:lang w:val="en-US" w:eastAsia="ru-RU"/>
+        </w:rPr>
+        <w:t>.shutov.mobiletour.domain.models</w:t>
+      </w:r>
+      <w:proofErr w:type="spellEnd"/>
+    </w:p>
+    <w:tbl>
+      <w:tblPr>
+        <w:tblStyle w:val="ae"/>
+        <w:tblW w:w="0" w:type="auto"/>
+        <w:tblLook w:val="04A0" w:firstRow="1" w:lastRow="0" w:firstColumn="1" w:lastColumn="0" w:noHBand="0" w:noVBand="1"/>
+      </w:tblPr>
+      <w:tblGrid>
+        <w:gridCol w:w="9345"/>
+      </w:tblGrid>
+      <w:tr>
+        <w:tc>
+          <w:tcPr>
+            <w:tcW w:w="9345" w:type="dxa"/>
+          </w:tcPr>
+          <w:p>
+            <w:pPr>
+              <w:pStyle w:val="HTML"/>
+              <w:shd w:val="clear" w:color="auto" w:fill="FFFFFF"/>
+              <w:rPr>
+                <w:rFonts w:ascii="Fira Code" w:hAnsi="Fira Code" w:cs="Fira Code"/>
+                <w:color w:val="080808"/>
+                <w:lang w:val="en-US"/>
+              </w:rPr>
+            </w:pPr>
+            <w:r>
+              <w:rPr>
+                <w:rFonts w:ascii="Fira Code" w:hAnsi="Fira Code" w:cs="Fira Code"/>
+                <w:color w:val="0033B3"/>
+                <w:lang w:val="en-US"/>
+              </w:rPr>
+              <w:t xml:space="preserve">package </w:t>
+            </w:r>
+            <w:proofErr w:type="spellStart"/>
+            <w:proofErr w:type="gramStart"/>
+            <w:r>
+              <w:rPr>
+                <w:rFonts w:ascii="Fira Code" w:hAnsi="Fira Code" w:cs="Fira Code"/>
+                <w:color w:val="000000"/>
+                <w:lang w:val="en-US"/>
+              </w:rPr>
+              <w:t>ru.mirea</w:t>
+            </w:r>
+            <w:proofErr w:type="gramEnd"/>
+            <w:r>
+              <w:rPr>
+                <w:rFonts w:ascii="Fira Code" w:hAnsi="Fira Code" w:cs="Fira Code"/>
+                <w:color w:val="000000"/>
+                <w:lang w:val="en-US"/>
+              </w:rPr>
+              <w:t>.shutov.mobiletour.domain.models</w:t>
+            </w:r>
+            <w:proofErr w:type="spellEnd"/>
+            <w:r>
+              <w:rPr>
+                <w:rFonts w:ascii="Fira Code" w:hAnsi="Fira Code" w:cs="Fira Code"/>
+                <w:color w:val="080808"/>
+                <w:lang w:val="en-US"/>
+              </w:rPr>
+              <w:t>;</w:t>
+            </w:r>
+            <w:r>
+              <w:rPr>
+                <w:rFonts w:ascii="Fira Code" w:hAnsi="Fira Code" w:cs="Fira Code"/>
+                <w:color w:val="080808"/>
+                <w:lang w:val="en-US"/>
+              </w:rPr>
+              <w:br/>
+            </w:r>
+            <w:r>
+              <w:rPr>
+                <w:rFonts w:ascii="Fira Code" w:hAnsi="Fira Code" w:cs="Fira Code"/>
+                <w:color w:val="080808"/>
+                <w:lang w:val="en-US"/>
+              </w:rPr>
+              <w:br/>
+            </w:r>
+            <w:r>
+              <w:rPr>
+                <w:rFonts w:ascii="Fira Code" w:hAnsi="Fira Code" w:cs="Fira Code"/>
+                <w:color w:val="0033B3"/>
+                <w:lang w:val="en-US"/>
+              </w:rPr>
+              <w:t xml:space="preserve">public class </w:t>
+            </w:r>
+            <w:proofErr w:type="spellStart"/>
+            <w:r>
+              <w:rPr>
+                <w:rFonts w:ascii="Fira Code" w:hAnsi="Fira Code" w:cs="Fira Code"/>
+                <w:color w:val="000000"/>
+                <w:lang w:val="en-US"/>
+              </w:rPr>
+              <w:t>ExternalData</w:t>
+            </w:r>
+            <w:proofErr w:type="spellEnd"/>
+            <w:r>
+              <w:rPr>
+                <w:rFonts w:ascii="Fira Code" w:hAnsi="Fira Code" w:cs="Fira Code"/>
+                <w:color w:val="000000"/>
+                <w:lang w:val="en-US"/>
+              </w:rPr>
+              <w:t xml:space="preserve"> </w:t>
+            </w:r>
+            <w:r>
+              <w:rPr>
+                <w:rFonts w:ascii="Fira Code" w:hAnsi="Fira Code" w:cs="Fira Code"/>
+                <w:color w:val="3F9101"/>
+                <w:lang w:val="en-US"/>
+              </w:rPr>
+              <w:t>{</w:t>
+            </w:r>
+            <w:r>
+              <w:rPr>
+                <w:rFonts w:ascii="Fira Code" w:hAnsi="Fira Code" w:cs="Fira Code"/>
+                <w:color w:val="3F9101"/>
+                <w:lang w:val="en-US"/>
+              </w:rPr>
+              <w:br/>
+              <w:t xml:space="preserve">    </w:t>
+            </w:r>
+            <w:r>
+              <w:rPr>
+                <w:rFonts w:ascii="Fira Code" w:hAnsi="Fira Code" w:cs="Fira Code"/>
+                <w:color w:val="0033B3"/>
+                <w:lang w:val="en-US"/>
+              </w:rPr>
+              <w:t xml:space="preserve">private </w:t>
+            </w:r>
+            <w:r>
+              <w:rPr>
+                <w:rFonts w:ascii="Fira Code" w:hAnsi="Fira Code" w:cs="Fira Code"/>
+                <w:color w:val="000000"/>
+                <w:lang w:val="en-US"/>
+              </w:rPr>
+              <w:t xml:space="preserve">String </w:t>
+            </w:r>
+            <w:r>
+              <w:rPr>
+                <w:rFonts w:ascii="Fira Code" w:hAnsi="Fira Code" w:cs="Fira Code"/>
+                <w:color w:val="871094"/>
+                <w:lang w:val="en-US"/>
+              </w:rPr>
+              <w:t>weather</w:t>
+            </w:r>
+            <w:r>
+              <w:rPr>
+                <w:rFonts w:ascii="Fira Code" w:hAnsi="Fira Code" w:cs="Fira Code"/>
+                <w:color w:val="080808"/>
+                <w:lang w:val="en-US"/>
+              </w:rPr>
+              <w:t>;</w:t>
+            </w:r>
+            <w:r>
+              <w:rPr>
+                <w:rFonts w:ascii="Fira Code" w:hAnsi="Fira Code" w:cs="Fira Code"/>
+                <w:color w:val="080808"/>
+                <w:lang w:val="en-US"/>
+              </w:rPr>
+              <w:br/>
+              <w:t xml:space="preserve">    </w:t>
+            </w:r>
+            <w:r>
+              <w:rPr>
+                <w:rFonts w:ascii="Fira Code" w:hAnsi="Fira Code" w:cs="Fira Code"/>
+                <w:color w:val="0033B3"/>
+                <w:lang w:val="en-US"/>
+              </w:rPr>
+              <w:t xml:space="preserve">private </w:t>
+            </w:r>
+            <w:r>
+              <w:rPr>
+                <w:rFonts w:ascii="Fira Code" w:hAnsi="Fira Code" w:cs="Fira Code"/>
+                <w:color w:val="000000"/>
+                <w:lang w:val="en-US"/>
+              </w:rPr>
+              <w:t xml:space="preserve">String </w:t>
+            </w:r>
+            <w:r>
+              <w:rPr>
+                <w:rFonts w:ascii="Fira Code" w:hAnsi="Fira Code" w:cs="Fira Code"/>
+                <w:color w:val="871094"/>
+                <w:lang w:val="en-US"/>
+              </w:rPr>
+              <w:t>temperature</w:t>
+            </w:r>
+            <w:r>
+              <w:rPr>
+                <w:rFonts w:ascii="Fira Code" w:hAnsi="Fira Code" w:cs="Fira Code"/>
+                <w:color w:val="080808"/>
+                <w:lang w:val="en-US"/>
+              </w:rPr>
+              <w:t>;</w:t>
+            </w:r>
+            <w:r>
+              <w:rPr>
+                <w:rFonts w:ascii="Fira Code" w:hAnsi="Fira Code" w:cs="Fira Code"/>
+                <w:color w:val="080808"/>
+                <w:lang w:val="en-US"/>
+              </w:rPr>
+              <w:br/>
+            </w:r>
+            <w:r>
+              <w:rPr>
+                <w:rFonts w:ascii="Fira Code" w:hAnsi="Fira Code" w:cs="Fira Code"/>
+                <w:color w:val="080808"/>
+                <w:lang w:val="en-US"/>
+              </w:rPr>
+              <w:br/>
+              <w:t xml:space="preserve">    </w:t>
+            </w:r>
+            <w:r>
+              <w:rPr>
+                <w:rFonts w:ascii="Fira Code" w:hAnsi="Fira Code" w:cs="Fira Code"/>
+                <w:color w:val="0033B3"/>
+                <w:lang w:val="en-US"/>
+              </w:rPr>
+              <w:t xml:space="preserve">public </w:t>
+            </w:r>
+            <w:proofErr w:type="spellStart"/>
+            <w:r>
+              <w:rPr>
+                <w:rFonts w:ascii="Fira Code" w:hAnsi="Fira Code" w:cs="Fira Code"/>
+                <w:color w:val="00627A"/>
+                <w:lang w:val="en-US"/>
+              </w:rPr>
+              <w:t>ExternalData</w:t>
+            </w:r>
+            <w:proofErr w:type="spellEnd"/>
+            <w:r>
+              <w:rPr>
+                <w:rFonts w:ascii="Fira Code" w:hAnsi="Fira Code" w:cs="Fira Code"/>
+                <w:color w:val="3F9101"/>
+                <w:lang w:val="en-US"/>
+              </w:rPr>
+              <w:t>(</w:t>
+            </w:r>
+            <w:r>
+              <w:rPr>
+                <w:rFonts w:ascii="Fira Code" w:hAnsi="Fira Code" w:cs="Fira Code"/>
+                <w:color w:val="000000"/>
+                <w:lang w:val="en-US"/>
+              </w:rPr>
+              <w:t>String weather</w:t>
+            </w:r>
+            <w:r>
+              <w:rPr>
+                <w:rFonts w:ascii="Fira Code" w:hAnsi="Fira Code" w:cs="Fira Code"/>
+                <w:color w:val="080808"/>
+                <w:lang w:val="en-US"/>
+              </w:rPr>
+              <w:t xml:space="preserve">, </w:t>
+            </w:r>
+            <w:r>
+              <w:rPr>
+                <w:rFonts w:ascii="Fira Code" w:hAnsi="Fira Code" w:cs="Fira Code"/>
+                <w:color w:val="000000"/>
+                <w:lang w:val="en-US"/>
+              </w:rPr>
+              <w:t>String temperature</w:t>
+            </w:r>
+            <w:r>
+              <w:rPr>
+                <w:rFonts w:ascii="Fira Code" w:hAnsi="Fira Code" w:cs="Fira Code"/>
+                <w:color w:val="3F9101"/>
+                <w:lang w:val="en-US"/>
+              </w:rPr>
+              <w:t xml:space="preserve">) </w:t>
+            </w:r>
+            <w:r>
+              <w:rPr>
+                <w:rFonts w:ascii="Fira Code" w:hAnsi="Fira Code" w:cs="Fira Code"/>
+                <w:color w:val="0E4A8E"/>
+                <w:lang w:val="en-US"/>
+              </w:rPr>
+              <w:t>{</w:t>
+            </w:r>
+            <w:r>
+              <w:rPr>
+                <w:rFonts w:ascii="Fira Code" w:hAnsi="Fira Code" w:cs="Fira Code"/>
+                <w:color w:val="0E4A8E"/>
+                <w:lang w:val="en-US"/>
+              </w:rPr>
+              <w:br/>
+              <w:t xml:space="preserve">        </w:t>
+            </w:r>
+            <w:proofErr w:type="spellStart"/>
+            <w:r>
+              <w:rPr>
+                <w:rFonts w:ascii="Fira Code" w:hAnsi="Fira Code" w:cs="Fira Code"/>
+                <w:color w:val="0033B3"/>
+                <w:lang w:val="en-US"/>
+              </w:rPr>
+              <w:t>this</w:t>
+            </w:r>
+            <w:r>
+              <w:rPr>
+                <w:rFonts w:ascii="Fira Code" w:hAnsi="Fira Code" w:cs="Fira Code"/>
+                <w:color w:val="080808"/>
+                <w:lang w:val="en-US"/>
+              </w:rPr>
+              <w:t>.</w:t>
+            </w:r>
+            <w:r>
+              <w:rPr>
+                <w:rFonts w:ascii="Fira Code" w:hAnsi="Fira Code" w:cs="Fira Code"/>
+                <w:color w:val="871094"/>
+                <w:lang w:val="en-US"/>
+              </w:rPr>
+              <w:t>weather</w:t>
+            </w:r>
+            <w:proofErr w:type="spellEnd"/>
+            <w:r>
+              <w:rPr>
+                <w:rFonts w:ascii="Fira Code" w:hAnsi="Fira Code" w:cs="Fira Code"/>
+                <w:color w:val="871094"/>
+                <w:lang w:val="en-US"/>
+              </w:rPr>
+              <w:t xml:space="preserve"> </w:t>
+            </w:r>
+            <w:r>
+              <w:rPr>
+                <w:rFonts w:ascii="Fira Code" w:hAnsi="Fira Code" w:cs="Fira Code"/>
+                <w:color w:val="080808"/>
+                <w:lang w:val="en-US"/>
+              </w:rPr>
+              <w:t xml:space="preserve">= </w:t>
+            </w:r>
+            <w:r>
+              <w:rPr>
+                <w:rFonts w:ascii="Fira Code" w:hAnsi="Fira Code" w:cs="Fira Code"/>
+                <w:color w:val="000000"/>
+                <w:lang w:val="en-US"/>
+              </w:rPr>
+              <w:t>weather</w:t>
+            </w:r>
+            <w:r>
+              <w:rPr>
+                <w:rFonts w:ascii="Fira Code" w:hAnsi="Fira Code" w:cs="Fira Code"/>
+                <w:color w:val="080808"/>
+                <w:lang w:val="en-US"/>
+              </w:rPr>
+              <w:t>;</w:t>
+            </w:r>
+            <w:r>
+              <w:rPr>
+                <w:rFonts w:ascii="Fira Code" w:hAnsi="Fira Code" w:cs="Fira Code"/>
+                <w:color w:val="080808"/>
+                <w:lang w:val="en-US"/>
+              </w:rPr>
+              <w:br/>
+              <w:t xml:space="preserve">        </w:t>
+            </w:r>
+            <w:proofErr w:type="spellStart"/>
+            <w:r>
+              <w:rPr>
+                <w:rFonts w:ascii="Fira Code" w:hAnsi="Fira Code" w:cs="Fira Code"/>
+                <w:color w:val="0033B3"/>
+                <w:lang w:val="en-US"/>
+              </w:rPr>
+              <w:t>this</w:t>
+            </w:r>
+            <w:r>
+              <w:rPr>
+                <w:rFonts w:ascii="Fira Code" w:hAnsi="Fira Code" w:cs="Fira Code"/>
+                <w:color w:val="080808"/>
+                <w:lang w:val="en-US"/>
+              </w:rPr>
+              <w:t>.</w:t>
+            </w:r>
+            <w:r>
+              <w:rPr>
+                <w:rFonts w:ascii="Fira Code" w:hAnsi="Fira Code" w:cs="Fira Code"/>
+                <w:color w:val="871094"/>
+                <w:lang w:val="en-US"/>
+              </w:rPr>
+              <w:t>temperature</w:t>
+            </w:r>
+            <w:proofErr w:type="spellEnd"/>
+            <w:r>
+              <w:rPr>
+                <w:rFonts w:ascii="Fira Code" w:hAnsi="Fira Code" w:cs="Fira Code"/>
+                <w:color w:val="871094"/>
+                <w:lang w:val="en-US"/>
+              </w:rPr>
+              <w:t xml:space="preserve"> </w:t>
+            </w:r>
+            <w:r>
+              <w:rPr>
+                <w:rFonts w:ascii="Fira Code" w:hAnsi="Fira Code" w:cs="Fira Code"/>
+                <w:color w:val="080808"/>
+                <w:lang w:val="en-US"/>
+              </w:rPr>
+              <w:t xml:space="preserve">= </w:t>
+            </w:r>
+            <w:r>
+              <w:rPr>
+                <w:rFonts w:ascii="Fira Code" w:hAnsi="Fira Code" w:cs="Fira Code"/>
+                <w:color w:val="000000"/>
+                <w:lang w:val="en-US"/>
+              </w:rPr>
+              <w:t>temperature</w:t>
+            </w:r>
+            <w:r>
+              <w:rPr>
+                <w:rFonts w:ascii="Fira Code" w:hAnsi="Fira Code" w:cs="Fira Code"/>
+                <w:color w:val="080808"/>
+                <w:lang w:val="en-US"/>
+              </w:rPr>
+              <w:t>;</w:t>
+            </w:r>
+            <w:r>
+              <w:rPr>
+                <w:rFonts w:ascii="Fira Code" w:hAnsi="Fira Code" w:cs="Fira Code"/>
+                <w:color w:val="080808"/>
+                <w:lang w:val="en-US"/>
+              </w:rPr>
+              <w:br/>
+              <w:t xml:space="preserve">    </w:t>
+            </w:r>
+            <w:r>
+              <w:rPr>
+                <w:rFonts w:ascii="Fira Code" w:hAnsi="Fira Code" w:cs="Fira Code"/>
+                <w:color w:val="0E4A8E"/>
+                <w:lang w:val="en-US"/>
+              </w:rPr>
+              <w:t>}</w:t>
+            </w:r>
+            <w:r>
+              <w:rPr>
+                <w:rFonts w:ascii="Fira Code" w:hAnsi="Fira Code" w:cs="Fira Code"/>
+                <w:color w:val="0E4A8E"/>
+                <w:lang w:val="en-US"/>
+              </w:rPr>
+              <w:br/>
+            </w:r>
+            <w:r>
+              <w:rPr>
+                <w:rFonts w:ascii="Fira Code" w:hAnsi="Fira Code" w:cs="Fira Code"/>
+                <w:color w:val="0E4A8E"/>
+                <w:lang w:val="en-US"/>
+              </w:rPr>
+              <w:br/>
+              <w:t xml:space="preserve">    </w:t>
+            </w:r>
+            <w:r>
+              <w:rPr>
+                <w:rFonts w:ascii="Fira Code" w:hAnsi="Fira Code" w:cs="Fira Code"/>
+                <w:color w:val="0033B3"/>
+                <w:lang w:val="en-US"/>
+              </w:rPr>
+              <w:t xml:space="preserve">public </w:t>
+            </w:r>
+            <w:r>
+              <w:rPr>
+                <w:rFonts w:ascii="Fira Code" w:hAnsi="Fira Code" w:cs="Fira Code"/>
+                <w:color w:val="000000"/>
+                <w:lang w:val="en-US"/>
+              </w:rPr>
+              <w:t xml:space="preserve">String </w:t>
+            </w:r>
+            <w:proofErr w:type="spellStart"/>
+            <w:r>
+              <w:rPr>
+                <w:rFonts w:ascii="Fira Code" w:hAnsi="Fira Code" w:cs="Fira Code"/>
+                <w:color w:val="00627A"/>
+                <w:lang w:val="en-US"/>
+              </w:rPr>
+              <w:t>getWeather</w:t>
+            </w:r>
+            <w:proofErr w:type="spellEnd"/>
+            <w:r>
+              <w:rPr>
+                <w:rFonts w:ascii="Fira Code" w:hAnsi="Fira Code" w:cs="Fira Code"/>
+                <w:color w:val="3F9101"/>
+                <w:lang w:val="en-US"/>
+              </w:rPr>
+              <w:t xml:space="preserve">() </w:t>
+            </w:r>
+            <w:r>
+              <w:rPr>
+                <w:rFonts w:ascii="Fira Code" w:hAnsi="Fira Code" w:cs="Fira Code"/>
+                <w:color w:val="0E4A8E"/>
+                <w:lang w:val="en-US"/>
+              </w:rPr>
+              <w:t>{</w:t>
+            </w:r>
+            <w:r>
+              <w:rPr>
+                <w:rFonts w:ascii="Fira Code" w:hAnsi="Fira Code" w:cs="Fira Code"/>
+                <w:color w:val="0E4A8E"/>
+                <w:lang w:val="en-US"/>
+              </w:rPr>
+              <w:br/>
+              <w:t xml:space="preserve">        </w:t>
+            </w:r>
+            <w:r>
+              <w:rPr>
+                <w:rFonts w:ascii="Fira Code" w:hAnsi="Fira Code" w:cs="Fira Code"/>
+                <w:color w:val="0033B3"/>
+                <w:lang w:val="en-US"/>
+              </w:rPr>
+              <w:t xml:space="preserve">return </w:t>
+            </w:r>
+            <w:r>
+              <w:rPr>
+                <w:rFonts w:ascii="Fira Code" w:hAnsi="Fira Code" w:cs="Fira Code"/>
+                <w:color w:val="871094"/>
+                <w:lang w:val="en-US"/>
+              </w:rPr>
+              <w:t>weather</w:t>
+            </w:r>
+            <w:r>
+              <w:rPr>
+                <w:rFonts w:ascii="Fira Code" w:hAnsi="Fira Code" w:cs="Fira Code"/>
+                <w:color w:val="080808"/>
+                <w:lang w:val="en-US"/>
+              </w:rPr>
+              <w:t>;</w:t>
+            </w:r>
+            <w:r>
+              <w:rPr>
+                <w:rFonts w:ascii="Fira Code" w:hAnsi="Fira Code" w:cs="Fira Code"/>
+                <w:color w:val="080808"/>
+                <w:lang w:val="en-US"/>
+              </w:rPr>
+              <w:br/>
+              <w:t xml:space="preserve">    </w:t>
+            </w:r>
+            <w:r>
+              <w:rPr>
+                <w:rFonts w:ascii="Fira Code" w:hAnsi="Fira Code" w:cs="Fira Code"/>
+                <w:color w:val="0E4A8E"/>
+                <w:lang w:val="en-US"/>
+              </w:rPr>
+              <w:t>}</w:t>
+            </w:r>
+            <w:r>
+              <w:rPr>
+                <w:rFonts w:ascii="Fira Code" w:hAnsi="Fira Code" w:cs="Fira Code"/>
+                <w:color w:val="0E4A8E"/>
+                <w:lang w:val="en-US"/>
+              </w:rPr>
+              <w:br/>
+            </w:r>
+            <w:r>
+              <w:rPr>
+                <w:rFonts w:ascii="Fira Code" w:hAnsi="Fira Code" w:cs="Fira Code"/>
+                <w:color w:val="0E4A8E"/>
+                <w:lang w:val="en-US"/>
+              </w:rPr>
+              <w:br/>
+              <w:t xml:space="preserve">    </w:t>
+            </w:r>
+            <w:r>
+              <w:rPr>
+                <w:rFonts w:ascii="Fira Code" w:hAnsi="Fira Code" w:cs="Fira Code"/>
+                <w:color w:val="0033B3"/>
+                <w:lang w:val="en-US"/>
+              </w:rPr>
+              <w:t xml:space="preserve">public </w:t>
+            </w:r>
+            <w:r>
+              <w:rPr>
+                <w:rFonts w:ascii="Fira Code" w:hAnsi="Fira Code" w:cs="Fira Code"/>
+                <w:color w:val="000000"/>
+                <w:lang w:val="en-US"/>
+              </w:rPr>
+              <w:t xml:space="preserve">String </w:t>
+            </w:r>
+            <w:proofErr w:type="spellStart"/>
+            <w:r>
+              <w:rPr>
+                <w:rFonts w:ascii="Fira Code" w:hAnsi="Fira Code" w:cs="Fira Code"/>
+                <w:color w:val="00627A"/>
+                <w:lang w:val="en-US"/>
+              </w:rPr>
+              <w:t>getTemperature</w:t>
+            </w:r>
+            <w:proofErr w:type="spellEnd"/>
+            <w:r>
+              <w:rPr>
+                <w:rFonts w:ascii="Fira Code" w:hAnsi="Fira Code" w:cs="Fira Code"/>
+                <w:color w:val="3F9101"/>
+                <w:lang w:val="en-US"/>
+              </w:rPr>
+              <w:t xml:space="preserve">() </w:t>
+            </w:r>
+            <w:r>
+              <w:rPr>
+                <w:rFonts w:ascii="Fira Code" w:hAnsi="Fira Code" w:cs="Fira Code"/>
+                <w:color w:val="0E4A8E"/>
+                <w:lang w:val="en-US"/>
+              </w:rPr>
+              <w:t>{</w:t>
+            </w:r>
+            <w:r>
+              <w:rPr>
+                <w:rFonts w:ascii="Fira Code" w:hAnsi="Fira Code" w:cs="Fira Code"/>
+                <w:color w:val="0E4A8E"/>
+                <w:lang w:val="en-US"/>
+              </w:rPr>
+              <w:br/>
+              <w:t xml:space="preserve">        </w:t>
+            </w:r>
+            <w:r>
+              <w:rPr>
+                <w:rFonts w:ascii="Fira Code" w:hAnsi="Fira Code" w:cs="Fira Code"/>
+                <w:color w:val="0033B3"/>
+                <w:lang w:val="en-US"/>
+              </w:rPr>
+              <w:t xml:space="preserve">return </w:t>
+            </w:r>
+            <w:r>
+              <w:rPr>
+                <w:rFonts w:ascii="Fira Code" w:hAnsi="Fira Code" w:cs="Fira Code"/>
+                <w:color w:val="871094"/>
+                <w:lang w:val="en-US"/>
+              </w:rPr>
+              <w:t>temperature</w:t>
+            </w:r>
+            <w:r>
+              <w:rPr>
+                <w:rFonts w:ascii="Fira Code" w:hAnsi="Fira Code" w:cs="Fira Code"/>
+                <w:color w:val="080808"/>
+                <w:lang w:val="en-US"/>
+              </w:rPr>
+              <w:t>;</w:t>
+            </w:r>
+            <w:r>
+              <w:rPr>
+                <w:rFonts w:ascii="Fira Code" w:hAnsi="Fira Code" w:cs="Fira Code"/>
+                <w:color w:val="080808"/>
+                <w:lang w:val="en-US"/>
+              </w:rPr>
+              <w:br/>
+              <w:t xml:space="preserve">    </w:t>
+            </w:r>
+            <w:r>
+              <w:rPr>
+                <w:rFonts w:ascii="Fira Code" w:hAnsi="Fira Code" w:cs="Fira Code"/>
+                <w:color w:val="0E4A8E"/>
+                <w:lang w:val="en-US"/>
+              </w:rPr>
+              <w:t>}</w:t>
+            </w:r>
+            <w:r>
+              <w:rPr>
+                <w:rFonts w:ascii="Fira Code" w:hAnsi="Fira Code" w:cs="Fira Code"/>
+                <w:color w:val="0E4A8E"/>
+                <w:lang w:val="en-US"/>
+              </w:rPr>
+              <w:br/>
+            </w:r>
+            <w:r>
+              <w:rPr>
+                <w:rFonts w:ascii="Fira Code" w:hAnsi="Fira Code" w:cs="Fira Code"/>
+                <w:color w:val="3F9101"/>
+                <w:lang w:val="en-US"/>
+              </w:rPr>
+              <w:t>}</w:t>
+            </w:r>
+          </w:p>
+        </w:tc>
+      </w:tr>
+      <w:tr>
+        <w:tc>
+          <w:tcPr>
+            <w:tcW w:w="9345" w:type="dxa"/>
+          </w:tcPr>
+          <w:p>
+            <w:pPr>
+              <w:pStyle w:val="HTML"/>
+              <w:shd w:val="clear" w:color="auto" w:fill="FFFFFF"/>
+              <w:rPr>
+                <w:rFonts w:ascii="Fira Code" w:hAnsi="Fira Code" w:cs="Fira Code"/>
+                <w:color w:val="080808"/>
+                <w:lang w:val="en-US"/>
+              </w:rPr>
+            </w:pPr>
+            <w:r>
+              <w:rPr>
+                <w:rFonts w:ascii="Fira Code" w:hAnsi="Fira Code" w:cs="Fira Code"/>
+                <w:color w:val="0033B3"/>
+                <w:lang w:val="en-US"/>
+              </w:rPr>
+              <w:lastRenderedPageBreak/>
+              <w:t xml:space="preserve">package </w:t>
+            </w:r>
+            <w:proofErr w:type="spellStart"/>
+            <w:r>
+              <w:rPr>
+                <w:rFonts w:ascii="Fira Code" w:hAnsi="Fira Code" w:cs="Fira Code"/>
+                <w:color w:val="080808"/>
+                <w:lang w:val="en-US"/>
+              </w:rPr>
+              <w:t>ru.mirea.shutov.mobiletour.domain.models</w:t>
+            </w:r>
+            <w:proofErr w:type="spellEnd"/>
+            <w:r>
+              <w:rPr>
+                <w:rFonts w:ascii="Fira Code" w:hAnsi="Fira Code" w:cs="Fira Code"/>
+                <w:color w:val="080808"/>
+                <w:lang w:val="en-US"/>
+              </w:rPr>
+              <w:t>;</w:t>
+            </w:r>
+            <w:r>
+              <w:rPr>
+                <w:rFonts w:ascii="Fira Code" w:hAnsi="Fira Code" w:cs="Fira Code"/>
+                <w:color w:val="080808"/>
+                <w:lang w:val="en-US"/>
+              </w:rPr>
+              <w:br/>
+            </w:r>
+            <w:r>
+              <w:rPr>
+                <w:rFonts w:ascii="Fira Code" w:hAnsi="Fira Code" w:cs="Fira Code"/>
+                <w:color w:val="080808"/>
+                <w:lang w:val="en-US"/>
+              </w:rPr>
+              <w:br/>
+            </w:r>
+            <w:r>
+              <w:rPr>
+                <w:rFonts w:ascii="Fira Code" w:hAnsi="Fira Code" w:cs="Fira Code"/>
+                <w:color w:val="0033B3"/>
+                <w:lang w:val="en-US"/>
+              </w:rPr>
+              <w:t xml:space="preserve">public class </w:t>
+            </w:r>
+            <w:proofErr w:type="spellStart"/>
+            <w:r>
+              <w:rPr>
+                <w:rFonts w:ascii="Fira Code" w:hAnsi="Fira Code" w:cs="Fira Code"/>
+                <w:color w:val="080808"/>
+                <w:lang w:val="en-US"/>
+              </w:rPr>
+              <w:t>TourEntity</w:t>
+            </w:r>
+            <w:proofErr w:type="spellEnd"/>
+            <w:r>
+              <w:rPr>
+                <w:rFonts w:ascii="Fira Code" w:hAnsi="Fira Code" w:cs="Fira Code"/>
+                <w:color w:val="080808"/>
+                <w:lang w:val="en-US"/>
+              </w:rPr>
+              <w:t xml:space="preserve"> {</w:t>
+            </w:r>
+            <w:r>
+              <w:rPr>
+                <w:rFonts w:ascii="Fira Code" w:hAnsi="Fira Code" w:cs="Fira Code"/>
+                <w:color w:val="080808"/>
+                <w:lang w:val="en-US"/>
+              </w:rPr>
+              <w:br/>
+              <w:t xml:space="preserve">    </w:t>
+            </w:r>
+            <w:r>
+              <w:rPr>
+                <w:rFonts w:ascii="Fira Code" w:hAnsi="Fira Code" w:cs="Fira Code"/>
+                <w:color w:val="0033B3"/>
+                <w:lang w:val="en-US"/>
+              </w:rPr>
+              <w:t xml:space="preserve">private </w:t>
+            </w:r>
+            <w:r>
+              <w:rPr>
+                <w:rFonts w:ascii="Fira Code" w:hAnsi="Fira Code" w:cs="Fira Code"/>
+                <w:color w:val="080808"/>
+                <w:lang w:val="en-US"/>
+              </w:rPr>
+              <w:t>String id;</w:t>
+            </w:r>
+            <w:r>
+              <w:rPr>
+                <w:rFonts w:ascii="Fira Code" w:hAnsi="Fira Code" w:cs="Fira Code"/>
+                <w:color w:val="080808"/>
+                <w:lang w:val="en-US"/>
+              </w:rPr>
+              <w:br/>
+              <w:t xml:space="preserve">    </w:t>
+            </w:r>
+            <w:r>
+              <w:rPr>
+                <w:rFonts w:ascii="Fira Code" w:hAnsi="Fira Code" w:cs="Fira Code"/>
+                <w:color w:val="0033B3"/>
+                <w:lang w:val="en-US"/>
+              </w:rPr>
+              <w:t xml:space="preserve">private </w:t>
+            </w:r>
+            <w:r>
+              <w:rPr>
+                <w:rFonts w:ascii="Fira Code" w:hAnsi="Fira Code" w:cs="Fira Code"/>
+                <w:color w:val="080808"/>
+                <w:lang w:val="en-US"/>
+              </w:rPr>
+              <w:t>String title;</w:t>
+            </w:r>
+            <w:r>
+              <w:rPr>
+                <w:rFonts w:ascii="Fira Code" w:hAnsi="Fira Code" w:cs="Fira Code"/>
+                <w:color w:val="080808"/>
+                <w:lang w:val="en-US"/>
+              </w:rPr>
+              <w:br/>
+              <w:t xml:space="preserve">    </w:t>
+            </w:r>
+            <w:r>
+              <w:rPr>
+                <w:rFonts w:ascii="Fira Code" w:hAnsi="Fira Code" w:cs="Fira Code"/>
+                <w:color w:val="0033B3"/>
+                <w:lang w:val="en-US"/>
+              </w:rPr>
+              <w:t xml:space="preserve">private </w:t>
+            </w:r>
+            <w:r>
+              <w:rPr>
+                <w:rFonts w:ascii="Fira Code" w:hAnsi="Fira Code" w:cs="Fira Code"/>
+                <w:color w:val="080808"/>
+                <w:lang w:val="en-US"/>
+              </w:rPr>
+              <w:t xml:space="preserve">String </w:t>
+            </w:r>
+            <w:proofErr w:type="spellStart"/>
+            <w:r>
+              <w:rPr>
+                <w:rFonts w:ascii="Fira Code" w:hAnsi="Fira Code" w:cs="Fira Code"/>
+                <w:color w:val="080808"/>
+                <w:lang w:val="en-US"/>
+              </w:rPr>
+              <w:t>imageUrl</w:t>
+            </w:r>
+            <w:proofErr w:type="spellEnd"/>
+            <w:r>
+              <w:rPr>
+                <w:rFonts w:ascii="Fira Code" w:hAnsi="Fira Code" w:cs="Fira Code"/>
+                <w:color w:val="080808"/>
+                <w:lang w:val="en-US"/>
+              </w:rPr>
+              <w:t>;</w:t>
+            </w:r>
+            <w:r>
+              <w:rPr>
+                <w:rFonts w:ascii="Fira Code" w:hAnsi="Fira Code" w:cs="Fira Code"/>
+                <w:color w:val="080808"/>
+                <w:lang w:val="en-US"/>
+              </w:rPr>
+              <w:br/>
+            </w:r>
+            <w:r>
+              <w:rPr>
+                <w:rFonts w:ascii="Fira Code" w:hAnsi="Fira Code" w:cs="Fira Code"/>
+                <w:color w:val="080808"/>
+                <w:lang w:val="en-US"/>
+              </w:rPr>
+              <w:br/>
+              <w:t xml:space="preserve">    </w:t>
+            </w:r>
+            <w:r>
+              <w:rPr>
+                <w:rFonts w:ascii="Fira Code" w:hAnsi="Fira Code" w:cs="Fira Code"/>
+                <w:color w:val="0033B3"/>
+                <w:lang w:val="en-US"/>
+              </w:rPr>
+              <w:t xml:space="preserve">public </w:t>
+            </w:r>
+            <w:proofErr w:type="spellStart"/>
+            <w:r>
+              <w:rPr>
+                <w:rFonts w:ascii="Fira Code" w:hAnsi="Fira Code" w:cs="Fira Code"/>
+                <w:color w:val="080808"/>
+                <w:lang w:val="en-US"/>
+              </w:rPr>
+              <w:t>TourEntity</w:t>
+            </w:r>
+            <w:proofErr w:type="spellEnd"/>
+            <w:r>
+              <w:rPr>
+                <w:rFonts w:ascii="Fira Code" w:hAnsi="Fira Code" w:cs="Fira Code"/>
+                <w:color w:val="080808"/>
+                <w:lang w:val="en-US"/>
+              </w:rPr>
+              <w:t xml:space="preserve">(String id, String title, String </w:t>
+            </w:r>
+            <w:proofErr w:type="spellStart"/>
+            <w:r>
+              <w:rPr>
+                <w:rFonts w:ascii="Fira Code" w:hAnsi="Fira Code" w:cs="Fira Code"/>
+                <w:color w:val="080808"/>
+                <w:lang w:val="en-US"/>
+              </w:rPr>
+              <w:t>imageUrl</w:t>
+            </w:r>
+            <w:proofErr w:type="spellEnd"/>
+            <w:r>
+              <w:rPr>
+                <w:rFonts w:ascii="Fira Code" w:hAnsi="Fira Code" w:cs="Fira Code"/>
+                <w:color w:val="080808"/>
+                <w:lang w:val="en-US"/>
+              </w:rPr>
+              <w:t>) {</w:t>
+            </w:r>
+            <w:r>
+              <w:rPr>
+                <w:rFonts w:ascii="Fira Code" w:hAnsi="Fira Code" w:cs="Fira Code"/>
+                <w:color w:val="080808"/>
+                <w:lang w:val="en-US"/>
+              </w:rPr>
+              <w:br/>
+              <w:t xml:space="preserve">        </w:t>
+            </w:r>
+            <w:r>
+              <w:rPr>
+                <w:rFonts w:ascii="Fira Code" w:hAnsi="Fira Code" w:cs="Fira Code"/>
+                <w:color w:val="0033B3"/>
+                <w:lang w:val="en-US"/>
+              </w:rPr>
+              <w:t>this</w:t>
+            </w:r>
+            <w:r>
+              <w:rPr>
+                <w:rFonts w:ascii="Fira Code" w:hAnsi="Fira Code" w:cs="Fira Code"/>
+                <w:color w:val="080808"/>
+                <w:lang w:val="en-US"/>
+              </w:rPr>
+              <w:t>.id = id;</w:t>
+            </w:r>
+            <w:r>
+              <w:rPr>
+                <w:rFonts w:ascii="Fira Code" w:hAnsi="Fira Code" w:cs="Fira Code"/>
+                <w:color w:val="080808"/>
+                <w:lang w:val="en-US"/>
+              </w:rPr>
+              <w:br/>
+              <w:t xml:space="preserve">        </w:t>
+            </w:r>
+            <w:proofErr w:type="spellStart"/>
+            <w:r>
+              <w:rPr>
+                <w:rFonts w:ascii="Fira Code" w:hAnsi="Fira Code" w:cs="Fira Code"/>
+                <w:color w:val="0033B3"/>
+                <w:lang w:val="en-US"/>
+              </w:rPr>
+              <w:t>this</w:t>
+            </w:r>
+            <w:r>
+              <w:rPr>
+                <w:rFonts w:ascii="Fira Code" w:hAnsi="Fira Code" w:cs="Fira Code"/>
+                <w:color w:val="080808"/>
+                <w:lang w:val="en-US"/>
+              </w:rPr>
+              <w:t>.title</w:t>
+            </w:r>
+            <w:proofErr w:type="spellEnd"/>
+            <w:r>
+              <w:rPr>
+                <w:rFonts w:ascii="Fira Code" w:hAnsi="Fira Code" w:cs="Fira Code"/>
+                <w:color w:val="080808"/>
+                <w:lang w:val="en-US"/>
+              </w:rPr>
+              <w:t xml:space="preserve"> = title;</w:t>
+            </w:r>
+            <w:r>
+              <w:rPr>
+                <w:rFonts w:ascii="Fira Code" w:hAnsi="Fira Code" w:cs="Fira Code"/>
+                <w:color w:val="080808"/>
+                <w:lang w:val="en-US"/>
+              </w:rPr>
+              <w:br/>
+              <w:t xml:space="preserve">        </w:t>
+            </w:r>
+            <w:proofErr w:type="spellStart"/>
+            <w:r>
+              <w:rPr>
+                <w:rFonts w:ascii="Fira Code" w:hAnsi="Fira Code" w:cs="Fira Code"/>
+                <w:color w:val="0033B3"/>
+                <w:lang w:val="en-US"/>
+              </w:rPr>
+              <w:t>this</w:t>
+            </w:r>
+            <w:r>
+              <w:rPr>
+                <w:rFonts w:ascii="Fira Code" w:hAnsi="Fira Code" w:cs="Fira Code"/>
+                <w:color w:val="080808"/>
+                <w:lang w:val="en-US"/>
+              </w:rPr>
+              <w:t>.imageUrl</w:t>
+            </w:r>
+            <w:proofErr w:type="spellEnd"/>
+            <w:r>
+              <w:rPr>
+                <w:rFonts w:ascii="Fira Code" w:hAnsi="Fira Code" w:cs="Fira Code"/>
+                <w:color w:val="080808"/>
+                <w:lang w:val="en-US"/>
+              </w:rPr>
+              <w:t xml:space="preserve"> = </w:t>
+            </w:r>
+            <w:proofErr w:type="spellStart"/>
+            <w:r>
+              <w:rPr>
+                <w:rFonts w:ascii="Fira Code" w:hAnsi="Fira Code" w:cs="Fira Code"/>
+                <w:color w:val="080808"/>
+                <w:lang w:val="en-US"/>
+              </w:rPr>
+              <w:t>imageUrl</w:t>
+            </w:r>
+            <w:proofErr w:type="spellEnd"/>
+            <w:r>
+              <w:rPr>
+                <w:rFonts w:ascii="Fira Code" w:hAnsi="Fira Code" w:cs="Fira Code"/>
+                <w:color w:val="080808"/>
+                <w:lang w:val="en-US"/>
+              </w:rPr>
+              <w:t>;</w:t>
+            </w:r>
+            <w:r>
+              <w:rPr>
+                <w:rFonts w:ascii="Fira Code" w:hAnsi="Fira Code" w:cs="Fira Code"/>
+                <w:color w:val="080808"/>
+                <w:lang w:val="en-US"/>
+              </w:rPr>
+              <w:br/>
+              <w:t xml:space="preserve">    }</w:t>
+            </w:r>
+            <w:r>
+              <w:rPr>
+                <w:rFonts w:ascii="Fira Code" w:hAnsi="Fira Code" w:cs="Fira Code"/>
+                <w:color w:val="080808"/>
+                <w:lang w:val="en-US"/>
+              </w:rPr>
+              <w:br/>
+            </w:r>
+            <w:r>
+              <w:rPr>
+                <w:rFonts w:ascii="Fira Code" w:hAnsi="Fira Code" w:cs="Fira Code"/>
+                <w:color w:val="080808"/>
+                <w:lang w:val="en-US"/>
+              </w:rPr>
+              <w:br/>
+              <w:t xml:space="preserve">    </w:t>
+            </w:r>
+            <w:r>
+              <w:rPr>
+                <w:rFonts w:ascii="Fira Code" w:hAnsi="Fira Code" w:cs="Fira Code"/>
+                <w:color w:val="0033B3"/>
+                <w:lang w:val="en-US"/>
+              </w:rPr>
+              <w:t xml:space="preserve">public </w:t>
+            </w:r>
+            <w:r>
+              <w:rPr>
+                <w:rFonts w:ascii="Fira Code" w:hAnsi="Fira Code" w:cs="Fira Code"/>
+                <w:color w:val="080808"/>
+                <w:lang w:val="en-US"/>
+              </w:rPr>
+              <w:t xml:space="preserve">String </w:t>
+            </w:r>
+            <w:proofErr w:type="spellStart"/>
+            <w:r>
+              <w:rPr>
+                <w:rFonts w:ascii="Fira Code" w:hAnsi="Fira Code" w:cs="Fira Code"/>
+                <w:color w:val="080808"/>
+                <w:lang w:val="en-US"/>
+              </w:rPr>
+              <w:t>getId</w:t>
+            </w:r>
+            <w:proofErr w:type="spellEnd"/>
+            <w:r>
+              <w:rPr>
+                <w:rFonts w:ascii="Fira Code" w:hAnsi="Fira Code" w:cs="Fira Code"/>
+                <w:color w:val="080808"/>
+                <w:lang w:val="en-US"/>
+              </w:rPr>
+              <w:t>() {</w:t>
+            </w:r>
+            <w:r>
+              <w:rPr>
+                <w:rFonts w:ascii="Fira Code" w:hAnsi="Fira Code" w:cs="Fira Code"/>
+                <w:color w:val="080808"/>
+                <w:lang w:val="en-US"/>
+              </w:rPr>
+              <w:br/>
+              <w:t xml:space="preserve">        </w:t>
+            </w:r>
+            <w:r>
+              <w:rPr>
+                <w:rFonts w:ascii="Fira Code" w:hAnsi="Fira Code" w:cs="Fira Code"/>
+                <w:color w:val="0033B3"/>
+                <w:lang w:val="en-US"/>
+              </w:rPr>
+              <w:t xml:space="preserve">return </w:t>
+            </w:r>
+            <w:r>
+              <w:rPr>
+                <w:rFonts w:ascii="Fira Code" w:hAnsi="Fira Code" w:cs="Fira Code"/>
+                <w:color w:val="080808"/>
+                <w:lang w:val="en-US"/>
+              </w:rPr>
+              <w:t>id;</w:t>
+            </w:r>
+            <w:r>
+              <w:rPr>
+                <w:rFonts w:ascii="Fira Code" w:hAnsi="Fira Code" w:cs="Fira Code"/>
+                <w:color w:val="080808"/>
+                <w:lang w:val="en-US"/>
+              </w:rPr>
+              <w:br/>
+              <w:t xml:space="preserve">    }</w:t>
+            </w:r>
+            <w:r>
+              <w:rPr>
+                <w:rFonts w:ascii="Fira Code" w:hAnsi="Fira Code" w:cs="Fira Code"/>
+                <w:color w:val="080808"/>
+                <w:lang w:val="en-US"/>
+              </w:rPr>
+              <w:br/>
+            </w:r>
+            <w:r>
+              <w:rPr>
+                <w:rFonts w:ascii="Fira Code" w:hAnsi="Fira Code" w:cs="Fira Code"/>
+                <w:color w:val="080808"/>
+                <w:lang w:val="en-US"/>
+              </w:rPr>
+              <w:br/>
+              <w:t xml:space="preserve">    </w:t>
+            </w:r>
+            <w:r>
+              <w:rPr>
+                <w:rFonts w:ascii="Fira Code" w:hAnsi="Fira Code" w:cs="Fira Code"/>
+                <w:color w:val="0033B3"/>
+                <w:lang w:val="en-US"/>
+              </w:rPr>
+              <w:t xml:space="preserve">public </w:t>
+            </w:r>
+            <w:r>
+              <w:rPr>
+                <w:rFonts w:ascii="Fira Code" w:hAnsi="Fira Code" w:cs="Fira Code"/>
+                <w:color w:val="080808"/>
+                <w:lang w:val="en-US"/>
+              </w:rPr>
+              <w:t xml:space="preserve">String </w:t>
+            </w:r>
+            <w:proofErr w:type="spellStart"/>
+            <w:r>
+              <w:rPr>
+                <w:rFonts w:ascii="Fira Code" w:hAnsi="Fira Code" w:cs="Fira Code"/>
+                <w:color w:val="080808"/>
+                <w:lang w:val="en-US"/>
+              </w:rPr>
+              <w:t>getTitle</w:t>
+            </w:r>
+            <w:proofErr w:type="spellEnd"/>
+            <w:r>
+              <w:rPr>
+                <w:rFonts w:ascii="Fira Code" w:hAnsi="Fira Code" w:cs="Fira Code"/>
+                <w:color w:val="080808"/>
+                <w:lang w:val="en-US"/>
+              </w:rPr>
+              <w:t>() {</w:t>
+            </w:r>
+            <w:r>
+              <w:rPr>
+                <w:rFonts w:ascii="Fira Code" w:hAnsi="Fira Code" w:cs="Fira Code"/>
+                <w:color w:val="080808"/>
+                <w:lang w:val="en-US"/>
+              </w:rPr>
+              <w:br/>
+              <w:t xml:space="preserve">        </w:t>
+            </w:r>
+            <w:r>
+              <w:rPr>
+                <w:rFonts w:ascii="Fira Code" w:hAnsi="Fira Code" w:cs="Fira Code"/>
+                <w:color w:val="0033B3"/>
+                <w:lang w:val="en-US"/>
+              </w:rPr>
+              <w:t xml:space="preserve">return </w:t>
+            </w:r>
+            <w:r>
+              <w:rPr>
+                <w:rFonts w:ascii="Fira Code" w:hAnsi="Fira Code" w:cs="Fira Code"/>
+                <w:color w:val="080808"/>
+                <w:lang w:val="en-US"/>
+              </w:rPr>
+              <w:t>title;</w:t>
+            </w:r>
+            <w:r>
+              <w:rPr>
+                <w:rFonts w:ascii="Fira Code" w:hAnsi="Fira Code" w:cs="Fira Code"/>
+                <w:color w:val="080808"/>
+                <w:lang w:val="en-US"/>
+              </w:rPr>
+              <w:br/>
+              <w:t xml:space="preserve">    }</w:t>
+            </w:r>
+            <w:r>
+              <w:rPr>
+                <w:rFonts w:ascii="Fira Code" w:hAnsi="Fira Code" w:cs="Fira Code"/>
+                <w:color w:val="080808"/>
+                <w:lang w:val="en-US"/>
+              </w:rPr>
+              <w:br/>
+            </w:r>
+            <w:r>
+              <w:rPr>
+                <w:rFonts w:ascii="Fira Code" w:hAnsi="Fira Code" w:cs="Fira Code"/>
+                <w:color w:val="080808"/>
+                <w:lang w:val="en-US"/>
+              </w:rPr>
+              <w:br/>
+              <w:t xml:space="preserve">    </w:t>
+            </w:r>
+            <w:r>
+              <w:rPr>
+                <w:rFonts w:ascii="Fira Code" w:hAnsi="Fira Code" w:cs="Fira Code"/>
+                <w:color w:val="0033B3"/>
+                <w:lang w:val="en-US"/>
+              </w:rPr>
+              <w:t xml:space="preserve">public </w:t>
+            </w:r>
+            <w:r>
+              <w:rPr>
+                <w:rFonts w:ascii="Fira Code" w:hAnsi="Fira Code" w:cs="Fira Code"/>
+                <w:color w:val="080808"/>
+                <w:lang w:val="en-US"/>
+              </w:rPr>
+              <w:t xml:space="preserve">String </w:t>
+            </w:r>
+            <w:proofErr w:type="spellStart"/>
+            <w:r>
+              <w:rPr>
+                <w:rFonts w:ascii="Fira Code" w:hAnsi="Fira Code" w:cs="Fira Code"/>
+                <w:color w:val="080808"/>
+                <w:lang w:val="en-US"/>
+              </w:rPr>
+              <w:t>getImageUrl</w:t>
+            </w:r>
+            <w:proofErr w:type="spellEnd"/>
+            <w:r>
+              <w:rPr>
+                <w:rFonts w:ascii="Fira Code" w:hAnsi="Fira Code" w:cs="Fira Code"/>
+                <w:color w:val="080808"/>
+                <w:lang w:val="en-US"/>
+              </w:rPr>
+              <w:t>() {</w:t>
+            </w:r>
+            <w:r>
+              <w:rPr>
+                <w:rFonts w:ascii="Fira Code" w:hAnsi="Fira Code" w:cs="Fira Code"/>
+                <w:color w:val="080808"/>
+                <w:lang w:val="en-US"/>
+              </w:rPr>
+              <w:br/>
+              <w:t xml:space="preserve">        </w:t>
+            </w:r>
+            <w:r>
+              <w:rPr>
+                <w:rFonts w:ascii="Fira Code" w:hAnsi="Fira Code" w:cs="Fira Code"/>
+                <w:color w:val="0033B3"/>
+                <w:lang w:val="en-US"/>
+              </w:rPr>
+              <w:t xml:space="preserve">return </w:t>
+            </w:r>
+            <w:proofErr w:type="spellStart"/>
+            <w:r>
+              <w:rPr>
+                <w:rFonts w:ascii="Fira Code" w:hAnsi="Fira Code" w:cs="Fira Code"/>
+                <w:color w:val="080808"/>
+                <w:lang w:val="en-US"/>
+              </w:rPr>
+              <w:t>imageUrl</w:t>
+            </w:r>
+            <w:proofErr w:type="spellEnd"/>
+            <w:r>
+              <w:rPr>
+                <w:rFonts w:ascii="Fira Code" w:hAnsi="Fira Code" w:cs="Fira Code"/>
+                <w:color w:val="080808"/>
+                <w:lang w:val="en-US"/>
+              </w:rPr>
+              <w:t>;</w:t>
+            </w:r>
+            <w:r>
+              <w:rPr>
+                <w:rFonts w:ascii="Fira Code" w:hAnsi="Fira Code" w:cs="Fira Code"/>
+                <w:color w:val="080808"/>
+                <w:lang w:val="en-US"/>
+              </w:rPr>
+              <w:br/>
+              <w:t xml:space="preserve">    }</w:t>
+            </w:r>
+            <w:r>
+              <w:rPr>
+                <w:rFonts w:ascii="Fira Code" w:hAnsi="Fira Code" w:cs="Fira Code"/>
+                <w:color w:val="080808"/>
+                <w:lang w:val="en-US"/>
+              </w:rPr>
+              <w:br/>
+              <w:t>}</w:t>
+            </w:r>
+          </w:p>
+        </w:tc>
+      </w:tr>
+      <w:tr>
+        <w:tc>
+          <w:tcPr>
+            <w:tcW w:w="9345" w:type="dxa"/>
+          </w:tcPr>
+          <w:p>
+            <w:pPr>
+              <w:pStyle w:val="HTML"/>
+              <w:shd w:val="clear" w:color="auto" w:fill="FFFFFF"/>
+              <w:spacing w:after="240"/>
+              <w:rPr>
+                <w:rFonts w:ascii="Fira Code" w:hAnsi="Fira Code" w:cs="Fira Code"/>
+                <w:color w:val="080808"/>
+                <w:lang w:val="en-US"/>
+              </w:rPr>
+            </w:pPr>
+            <w:r>
+              <w:rPr>
+                <w:rFonts w:ascii="Fira Code" w:hAnsi="Fira Code" w:cs="Fira Code"/>
+                <w:color w:val="0033B3"/>
+                <w:lang w:val="en-US"/>
+              </w:rPr>
+              <w:t xml:space="preserve">package </w:t>
+            </w:r>
+            <w:proofErr w:type="spellStart"/>
+            <w:proofErr w:type="gramStart"/>
+            <w:r>
+              <w:rPr>
+                <w:rFonts w:ascii="Fira Code" w:hAnsi="Fira Code" w:cs="Fira Code"/>
+                <w:color w:val="000000"/>
+                <w:lang w:val="en-US"/>
+              </w:rPr>
+              <w:t>ru.mirea</w:t>
+            </w:r>
+            <w:proofErr w:type="gramEnd"/>
+            <w:r>
+              <w:rPr>
+                <w:rFonts w:ascii="Fira Code" w:hAnsi="Fira Code" w:cs="Fira Code"/>
+                <w:color w:val="000000"/>
+                <w:lang w:val="en-US"/>
+              </w:rPr>
+              <w:t>.shutov.mobiletour.domain.models</w:t>
+            </w:r>
+            <w:proofErr w:type="spellEnd"/>
+            <w:r>
+              <w:rPr>
+                <w:rFonts w:ascii="Fira Code" w:hAnsi="Fira Code" w:cs="Fira Code"/>
+                <w:color w:val="080808"/>
+                <w:lang w:val="en-US"/>
+              </w:rPr>
+              <w:t>;</w:t>
+            </w:r>
+            <w:r>
+              <w:rPr>
+                <w:rFonts w:ascii="Fira Code" w:hAnsi="Fira Code" w:cs="Fira Code"/>
+                <w:color w:val="080808"/>
+                <w:lang w:val="en-US"/>
+              </w:rPr>
+              <w:br/>
+            </w:r>
+            <w:r>
+              <w:rPr>
+                <w:rFonts w:ascii="Fira Code" w:hAnsi="Fira Code" w:cs="Fira Code"/>
+                <w:color w:val="080808"/>
+                <w:lang w:val="en-US"/>
+              </w:rPr>
+              <w:br/>
+            </w:r>
+            <w:r>
+              <w:rPr>
+                <w:rFonts w:ascii="Fira Code" w:hAnsi="Fira Code" w:cs="Fira Code"/>
+                <w:color w:val="0033B3"/>
+                <w:lang w:val="en-US"/>
+              </w:rPr>
+              <w:t xml:space="preserve">public class </w:t>
+            </w:r>
+            <w:r>
+              <w:rPr>
+                <w:rFonts w:ascii="Fira Code" w:hAnsi="Fira Code" w:cs="Fira Code"/>
+                <w:color w:val="000000"/>
+                <w:lang w:val="en-US"/>
+              </w:rPr>
+              <w:t xml:space="preserve">User </w:t>
+            </w:r>
+            <w:r>
+              <w:rPr>
+                <w:rFonts w:ascii="Fira Code" w:hAnsi="Fira Code" w:cs="Fira Code"/>
+                <w:color w:val="3F9101"/>
+                <w:lang w:val="en-US"/>
+              </w:rPr>
+              <w:t>{</w:t>
+            </w:r>
+            <w:r>
+              <w:rPr>
+                <w:rFonts w:ascii="Fira Code" w:hAnsi="Fira Code" w:cs="Fira Code"/>
+                <w:color w:val="3F9101"/>
+                <w:lang w:val="en-US"/>
+              </w:rPr>
+              <w:br/>
+              <w:t xml:space="preserve">    </w:t>
+            </w:r>
+            <w:r>
+              <w:rPr>
+                <w:rFonts w:ascii="Fira Code" w:hAnsi="Fira Code" w:cs="Fira Code"/>
+                <w:color w:val="0033B3"/>
+                <w:lang w:val="en-US"/>
+              </w:rPr>
+              <w:t xml:space="preserve">private </w:t>
+            </w:r>
+            <w:r>
+              <w:rPr>
+                <w:rFonts w:ascii="Fira Code" w:hAnsi="Fira Code" w:cs="Fira Code"/>
+                <w:color w:val="000000"/>
+                <w:lang w:val="en-US"/>
+              </w:rPr>
+              <w:t xml:space="preserve">String </w:t>
+            </w:r>
+            <w:r>
+              <w:rPr>
+                <w:rFonts w:ascii="Fira Code" w:hAnsi="Fira Code" w:cs="Fira Code"/>
+                <w:color w:val="871094"/>
+                <w:lang w:val="en-US"/>
+              </w:rPr>
+              <w:t>id</w:t>
+            </w:r>
+            <w:r>
+              <w:rPr>
+                <w:rFonts w:ascii="Fira Code" w:hAnsi="Fira Code" w:cs="Fira Code"/>
+                <w:color w:val="080808"/>
+                <w:lang w:val="en-US"/>
+              </w:rPr>
+              <w:t>;</w:t>
+            </w:r>
+            <w:r>
+              <w:rPr>
+                <w:rFonts w:ascii="Fira Code" w:hAnsi="Fira Code" w:cs="Fira Code"/>
+                <w:color w:val="080808"/>
+                <w:lang w:val="en-US"/>
+              </w:rPr>
+              <w:br/>
+              <w:t xml:space="preserve">    </w:t>
+            </w:r>
+            <w:r>
+              <w:rPr>
+                <w:rFonts w:ascii="Fira Code" w:hAnsi="Fira Code" w:cs="Fira Code"/>
+                <w:color w:val="0033B3"/>
+                <w:lang w:val="en-US"/>
+              </w:rPr>
+              <w:t xml:space="preserve">private </w:t>
+            </w:r>
+            <w:r>
+              <w:rPr>
+                <w:rFonts w:ascii="Fira Code" w:hAnsi="Fira Code" w:cs="Fira Code"/>
+                <w:color w:val="000000"/>
+                <w:lang w:val="en-US"/>
+              </w:rPr>
+              <w:t xml:space="preserve">String </w:t>
+            </w:r>
+            <w:r>
+              <w:rPr>
+                <w:rFonts w:ascii="Fira Code" w:hAnsi="Fira Code" w:cs="Fira Code"/>
+                <w:color w:val="871094"/>
+                <w:lang w:val="en-US"/>
+              </w:rPr>
+              <w:t>name</w:t>
+            </w:r>
+            <w:r>
+              <w:rPr>
+                <w:rFonts w:ascii="Fira Code" w:hAnsi="Fira Code" w:cs="Fira Code"/>
+                <w:color w:val="080808"/>
+                <w:lang w:val="en-US"/>
+              </w:rPr>
+              <w:t>;</w:t>
+            </w:r>
+            <w:r>
+              <w:rPr>
+                <w:rFonts w:ascii="Fira Code" w:hAnsi="Fira Code" w:cs="Fira Code"/>
+                <w:color w:val="080808"/>
+                <w:lang w:val="en-US"/>
+              </w:rPr>
+              <w:br/>
+            </w:r>
+            <w:r>
+              <w:rPr>
+                <w:rFonts w:ascii="Fira Code" w:hAnsi="Fira Code" w:cs="Fira Code"/>
+                <w:color w:val="080808"/>
+                <w:lang w:val="en-US"/>
+              </w:rPr>
+              <w:br/>
+              <w:t xml:space="preserve">    </w:t>
+            </w:r>
+            <w:r>
+              <w:rPr>
+                <w:rFonts w:ascii="Fira Code" w:hAnsi="Fira Code" w:cs="Fira Code"/>
+                <w:color w:val="0033B3"/>
+                <w:lang w:val="en-US"/>
+              </w:rPr>
+              <w:t xml:space="preserve">public </w:t>
+            </w:r>
+            <w:r>
+              <w:rPr>
+                <w:rFonts w:ascii="Fira Code" w:hAnsi="Fira Code" w:cs="Fira Code"/>
+                <w:color w:val="00627A"/>
+                <w:lang w:val="en-US"/>
+              </w:rPr>
+              <w:t>User</w:t>
+            </w:r>
+            <w:r>
+              <w:rPr>
+                <w:rFonts w:ascii="Fira Code" w:hAnsi="Fira Code" w:cs="Fira Code"/>
+                <w:color w:val="3F9101"/>
+                <w:lang w:val="en-US"/>
+              </w:rPr>
+              <w:t>(</w:t>
+            </w:r>
+            <w:r>
+              <w:rPr>
+                <w:rFonts w:ascii="Fira Code" w:hAnsi="Fira Code" w:cs="Fira Code"/>
+                <w:color w:val="000000"/>
+                <w:lang w:val="en-US"/>
+              </w:rPr>
+              <w:t>String id</w:t>
+            </w:r>
+            <w:r>
+              <w:rPr>
+                <w:rFonts w:ascii="Fira Code" w:hAnsi="Fira Code" w:cs="Fira Code"/>
+                <w:color w:val="080808"/>
+                <w:lang w:val="en-US"/>
+              </w:rPr>
+              <w:t xml:space="preserve">, </w:t>
+            </w:r>
+            <w:r>
+              <w:rPr>
+                <w:rFonts w:ascii="Fira Code" w:hAnsi="Fira Code" w:cs="Fira Code"/>
+                <w:color w:val="000000"/>
+                <w:lang w:val="en-US"/>
+              </w:rPr>
+              <w:t>String name</w:t>
+            </w:r>
+            <w:r>
+              <w:rPr>
+                <w:rFonts w:ascii="Fira Code" w:hAnsi="Fira Code" w:cs="Fira Code"/>
+                <w:color w:val="3F9101"/>
+                <w:lang w:val="en-US"/>
+              </w:rPr>
+              <w:t xml:space="preserve">) </w:t>
+            </w:r>
+            <w:r>
+              <w:rPr>
+                <w:rFonts w:ascii="Fira Code" w:hAnsi="Fira Code" w:cs="Fira Code"/>
+                <w:color w:val="0E4A8E"/>
+                <w:lang w:val="en-US"/>
+              </w:rPr>
+              <w:t>{</w:t>
+            </w:r>
+            <w:r>
+              <w:rPr>
+                <w:rFonts w:ascii="Fira Code" w:hAnsi="Fira Code" w:cs="Fira Code"/>
+                <w:color w:val="0E4A8E"/>
+                <w:lang w:val="en-US"/>
+              </w:rPr>
+              <w:br/>
+              <w:t xml:space="preserve">        </w:t>
+            </w:r>
+            <w:r>
+              <w:rPr>
+                <w:rFonts w:ascii="Fira Code" w:hAnsi="Fira Code" w:cs="Fira Code"/>
+                <w:color w:val="0033B3"/>
+                <w:lang w:val="en-US"/>
+              </w:rPr>
+              <w:t>this</w:t>
+            </w:r>
+            <w:r>
+              <w:rPr>
+                <w:rFonts w:ascii="Fira Code" w:hAnsi="Fira Code" w:cs="Fira Code"/>
+                <w:color w:val="080808"/>
+                <w:lang w:val="en-US"/>
+              </w:rPr>
+              <w:t>.</w:t>
+            </w:r>
+            <w:r>
+              <w:rPr>
+                <w:rFonts w:ascii="Fira Code" w:hAnsi="Fira Code" w:cs="Fira Code"/>
+                <w:color w:val="871094"/>
+                <w:lang w:val="en-US"/>
+              </w:rPr>
+              <w:t xml:space="preserve">id </w:t>
+            </w:r>
+            <w:r>
+              <w:rPr>
+                <w:rFonts w:ascii="Fira Code" w:hAnsi="Fira Code" w:cs="Fira Code"/>
+                <w:color w:val="080808"/>
+                <w:lang w:val="en-US"/>
+              </w:rPr>
+              <w:t xml:space="preserve">= </w:t>
+            </w:r>
+            <w:r>
+              <w:rPr>
+                <w:rFonts w:ascii="Fira Code" w:hAnsi="Fira Code" w:cs="Fira Code"/>
+                <w:color w:val="000000"/>
+                <w:lang w:val="en-US"/>
+              </w:rPr>
+              <w:t>id</w:t>
+            </w:r>
+            <w:r>
+              <w:rPr>
+                <w:rFonts w:ascii="Fira Code" w:hAnsi="Fira Code" w:cs="Fira Code"/>
+                <w:color w:val="080808"/>
+                <w:lang w:val="en-US"/>
+              </w:rPr>
+              <w:t>;</w:t>
+            </w:r>
+            <w:r>
+              <w:rPr>
+                <w:rFonts w:ascii="Fira Code" w:hAnsi="Fira Code" w:cs="Fira Code"/>
+                <w:color w:val="080808"/>
+                <w:lang w:val="en-US"/>
+              </w:rPr>
+              <w:br/>
+              <w:t xml:space="preserve">        </w:t>
+            </w:r>
+            <w:r>
+              <w:rPr>
+                <w:rFonts w:ascii="Fira Code" w:hAnsi="Fira Code" w:cs="Fira Code"/>
+                <w:color w:val="0033B3"/>
+                <w:lang w:val="en-US"/>
+              </w:rPr>
+              <w:t>this</w:t>
+            </w:r>
+            <w:r>
+              <w:rPr>
+                <w:rFonts w:ascii="Fira Code" w:hAnsi="Fira Code" w:cs="Fira Code"/>
+                <w:color w:val="080808"/>
+                <w:lang w:val="en-US"/>
+              </w:rPr>
+              <w:t>.</w:t>
+            </w:r>
+            <w:r>
+              <w:rPr>
+                <w:rFonts w:ascii="Fira Code" w:hAnsi="Fira Code" w:cs="Fira Code"/>
+                <w:color w:val="871094"/>
+                <w:lang w:val="en-US"/>
+              </w:rPr>
+              <w:t xml:space="preserve">name </w:t>
+            </w:r>
+            <w:r>
+              <w:rPr>
+                <w:rFonts w:ascii="Fira Code" w:hAnsi="Fira Code" w:cs="Fira Code"/>
+                <w:color w:val="080808"/>
+                <w:lang w:val="en-US"/>
+              </w:rPr>
+              <w:t xml:space="preserve">= </w:t>
+            </w:r>
+            <w:r>
+              <w:rPr>
+                <w:rFonts w:ascii="Fira Code" w:hAnsi="Fira Code" w:cs="Fira Code"/>
+                <w:color w:val="000000"/>
+                <w:lang w:val="en-US"/>
+              </w:rPr>
+              <w:t>name</w:t>
+            </w:r>
+            <w:r>
+              <w:rPr>
+                <w:rFonts w:ascii="Fira Code" w:hAnsi="Fira Code" w:cs="Fira Code"/>
+                <w:color w:val="080808"/>
+                <w:lang w:val="en-US"/>
+              </w:rPr>
+              <w:t>;</w:t>
+            </w:r>
+            <w:r>
+              <w:rPr>
+                <w:rFonts w:ascii="Fira Code" w:hAnsi="Fira Code" w:cs="Fira Code"/>
+                <w:color w:val="080808"/>
+                <w:lang w:val="en-US"/>
+              </w:rPr>
+              <w:br/>
+              <w:t xml:space="preserve">    </w:t>
+            </w:r>
+            <w:r>
+              <w:rPr>
+                <w:rFonts w:ascii="Fira Code" w:hAnsi="Fira Code" w:cs="Fira Code"/>
+                <w:color w:val="0E4A8E"/>
+                <w:lang w:val="en-US"/>
+              </w:rPr>
+              <w:t>}</w:t>
+            </w:r>
+            <w:r>
+              <w:rPr>
+                <w:rFonts w:ascii="Fira Code" w:hAnsi="Fira Code" w:cs="Fira Code"/>
+                <w:color w:val="0E4A8E"/>
+                <w:lang w:val="en-US"/>
+              </w:rPr>
+              <w:br/>
+            </w:r>
+            <w:r>
+              <w:rPr>
+                <w:rFonts w:ascii="Fira Code" w:hAnsi="Fira Code" w:cs="Fira Code"/>
+                <w:color w:val="0E4A8E"/>
+                <w:lang w:val="en-US"/>
+              </w:rPr>
+              <w:br/>
+              <w:t xml:space="preserve">    </w:t>
+            </w:r>
+            <w:r>
+              <w:rPr>
+                <w:rFonts w:ascii="Fira Code" w:hAnsi="Fira Code" w:cs="Fira Code"/>
+                <w:color w:val="0033B3"/>
+                <w:lang w:val="en-US"/>
+              </w:rPr>
+              <w:t xml:space="preserve">public </w:t>
+            </w:r>
+            <w:r>
+              <w:rPr>
+                <w:rFonts w:ascii="Fira Code" w:hAnsi="Fira Code" w:cs="Fira Code"/>
+                <w:color w:val="000000"/>
+                <w:lang w:val="en-US"/>
+              </w:rPr>
+              <w:t xml:space="preserve">String </w:t>
+            </w:r>
+            <w:proofErr w:type="spellStart"/>
+            <w:r>
+              <w:rPr>
+                <w:rFonts w:ascii="Fira Code" w:hAnsi="Fira Code" w:cs="Fira Code"/>
+                <w:color w:val="00627A"/>
+                <w:lang w:val="en-US"/>
+              </w:rPr>
+              <w:t>getId</w:t>
+            </w:r>
+            <w:proofErr w:type="spellEnd"/>
+            <w:r>
+              <w:rPr>
+                <w:rFonts w:ascii="Fira Code" w:hAnsi="Fira Code" w:cs="Fira Code"/>
+                <w:color w:val="3F9101"/>
+                <w:lang w:val="en-US"/>
+              </w:rPr>
+              <w:t xml:space="preserve">() </w:t>
+            </w:r>
+            <w:r>
+              <w:rPr>
+                <w:rFonts w:ascii="Fira Code" w:hAnsi="Fira Code" w:cs="Fira Code"/>
+                <w:color w:val="0E4A8E"/>
+                <w:lang w:val="en-US"/>
+              </w:rPr>
+              <w:t>{</w:t>
+            </w:r>
+            <w:r>
+              <w:rPr>
+                <w:rFonts w:ascii="Fira Code" w:hAnsi="Fira Code" w:cs="Fira Code"/>
+                <w:color w:val="0E4A8E"/>
+                <w:lang w:val="en-US"/>
+              </w:rPr>
+              <w:br/>
+              <w:t xml:space="preserve">        </w:t>
+            </w:r>
+            <w:r>
+              <w:rPr>
+                <w:rFonts w:ascii="Fira Code" w:hAnsi="Fira Code" w:cs="Fira Code"/>
+                <w:color w:val="0033B3"/>
+                <w:lang w:val="en-US"/>
+              </w:rPr>
+              <w:t xml:space="preserve">return </w:t>
+            </w:r>
+            <w:r>
+              <w:rPr>
+                <w:rFonts w:ascii="Fira Code" w:hAnsi="Fira Code" w:cs="Fira Code"/>
+                <w:color w:val="871094"/>
+                <w:lang w:val="en-US"/>
+              </w:rPr>
+              <w:t>id</w:t>
+            </w:r>
+            <w:r>
+              <w:rPr>
+                <w:rFonts w:ascii="Fira Code" w:hAnsi="Fira Code" w:cs="Fira Code"/>
+                <w:color w:val="080808"/>
+                <w:lang w:val="en-US"/>
+              </w:rPr>
+              <w:t>;</w:t>
+            </w:r>
+            <w:r>
+              <w:rPr>
+                <w:rFonts w:ascii="Fira Code" w:hAnsi="Fira Code" w:cs="Fira Code"/>
+                <w:color w:val="080808"/>
+                <w:lang w:val="en-US"/>
+              </w:rPr>
+              <w:br/>
+              <w:t xml:space="preserve">    </w:t>
+            </w:r>
+            <w:r>
+              <w:rPr>
+                <w:rFonts w:ascii="Fira Code" w:hAnsi="Fira Code" w:cs="Fira Code"/>
+                <w:color w:val="0E4A8E"/>
+                <w:lang w:val="en-US"/>
+              </w:rPr>
+              <w:t>}</w:t>
+            </w:r>
+            <w:r>
+              <w:rPr>
+                <w:rFonts w:ascii="Fira Code" w:hAnsi="Fira Code" w:cs="Fira Code"/>
+                <w:color w:val="0E4A8E"/>
+                <w:lang w:val="en-US"/>
+              </w:rPr>
+              <w:br/>
+            </w:r>
+            <w:r>
+              <w:rPr>
+                <w:rFonts w:ascii="Fira Code" w:hAnsi="Fira Code" w:cs="Fira Code"/>
+                <w:color w:val="0E4A8E"/>
+                <w:lang w:val="en-US"/>
+              </w:rPr>
+              <w:br/>
+              <w:t xml:space="preserve">    </w:t>
+            </w:r>
+            <w:r>
+              <w:rPr>
+                <w:rFonts w:ascii="Fira Code" w:hAnsi="Fira Code" w:cs="Fira Code"/>
+                <w:color w:val="0033B3"/>
+                <w:lang w:val="en-US"/>
+              </w:rPr>
+              <w:t xml:space="preserve">public </w:t>
+            </w:r>
+            <w:r>
+              <w:rPr>
+                <w:rFonts w:ascii="Fira Code" w:hAnsi="Fira Code" w:cs="Fira Code"/>
+                <w:color w:val="000000"/>
+                <w:lang w:val="en-US"/>
+              </w:rPr>
+              <w:t xml:space="preserve">String </w:t>
+            </w:r>
+            <w:proofErr w:type="spellStart"/>
+            <w:r>
+              <w:rPr>
+                <w:rFonts w:ascii="Fira Code" w:hAnsi="Fira Code" w:cs="Fira Code"/>
+                <w:color w:val="00627A"/>
+                <w:lang w:val="en-US"/>
+              </w:rPr>
+              <w:t>getName</w:t>
+            </w:r>
+            <w:proofErr w:type="spellEnd"/>
+            <w:r>
+              <w:rPr>
+                <w:rFonts w:ascii="Fira Code" w:hAnsi="Fira Code" w:cs="Fira Code"/>
+                <w:color w:val="3F9101"/>
+                <w:lang w:val="en-US"/>
+              </w:rPr>
+              <w:t xml:space="preserve">() </w:t>
+            </w:r>
+            <w:r>
+              <w:rPr>
+                <w:rFonts w:ascii="Fira Code" w:hAnsi="Fira Code" w:cs="Fira Code"/>
+                <w:color w:val="0E4A8E"/>
+                <w:lang w:val="en-US"/>
+              </w:rPr>
+              <w:t>{</w:t>
+            </w:r>
+            <w:r>
+              <w:rPr>
+                <w:rFonts w:ascii="Fira Code" w:hAnsi="Fira Code" w:cs="Fira Code"/>
+                <w:color w:val="0E4A8E"/>
+                <w:lang w:val="en-US"/>
+              </w:rPr>
+              <w:br/>
+              <w:t xml:space="preserve">        </w:t>
+            </w:r>
+            <w:r>
+              <w:rPr>
+                <w:rFonts w:ascii="Fira Code" w:hAnsi="Fira Code" w:cs="Fira Code"/>
+                <w:color w:val="0033B3"/>
+                <w:lang w:val="en-US"/>
+              </w:rPr>
+              <w:t xml:space="preserve">return </w:t>
+            </w:r>
+            <w:r>
+              <w:rPr>
+                <w:rFonts w:ascii="Fira Code" w:hAnsi="Fira Code" w:cs="Fira Code"/>
+                <w:color w:val="871094"/>
+                <w:lang w:val="en-US"/>
+              </w:rPr>
+              <w:t>name</w:t>
+            </w:r>
+            <w:r>
+              <w:rPr>
+                <w:rFonts w:ascii="Fira Code" w:hAnsi="Fira Code" w:cs="Fira Code"/>
+                <w:color w:val="080808"/>
+                <w:lang w:val="en-US"/>
+              </w:rPr>
+              <w:t>;</w:t>
+            </w:r>
+            <w:r>
+              <w:rPr>
+                <w:rFonts w:ascii="Fira Code" w:hAnsi="Fira Code" w:cs="Fira Code"/>
+                <w:color w:val="080808"/>
+                <w:lang w:val="en-US"/>
+              </w:rPr>
+              <w:br/>
+              <w:t xml:space="preserve">    </w:t>
+            </w:r>
+            <w:r>
+              <w:rPr>
+                <w:rFonts w:ascii="Fira Code" w:hAnsi="Fira Code" w:cs="Fira Code"/>
+                <w:color w:val="0E4A8E"/>
+                <w:lang w:val="en-US"/>
+              </w:rPr>
+              <w:t>}</w:t>
+            </w:r>
+            <w:r>
+              <w:rPr>
+                <w:rFonts w:ascii="Fira Code" w:hAnsi="Fira Code" w:cs="Fira Code"/>
+                <w:color w:val="0E4A8E"/>
+                <w:lang w:val="en-US"/>
+              </w:rPr>
+              <w:br/>
+            </w:r>
+            <w:r>
+              <w:rPr>
+                <w:rFonts w:ascii="Fira Code" w:hAnsi="Fira Code" w:cs="Fira Code"/>
+                <w:color w:val="3F9101"/>
+                <w:lang w:val="en-US"/>
+              </w:rPr>
+              <w:t>}</w:t>
+            </w:r>
+          </w:p>
+        </w:tc>
+      </w:tr>
+    </w:tbl>
+    <w:p>
+      <w:pPr>
+        <w:pStyle w:val="-2"/>
+        <w:ind w:firstLine="0"/>
+        <w:jc w:val="center"/>
+        <w:rPr>
+          <w:b/>
+          <w:bCs/>
+          <w:color w:val="080808"/>
+          <w:lang w:val="en-US" w:eastAsia="ru-RU"/>
+        </w:rPr>
+      </w:pPr>
+      <w:proofErr w:type="spellStart"/>
+      <w:proofErr w:type="gramStart"/>
+      <w:r>
+        <w:rPr>
+          <w:b/>
+          <w:bCs/>
+          <w:lang w:val="en-US" w:eastAsia="ru-RU"/>
+        </w:rPr>
+        <w:t>ru.mirea</w:t>
+      </w:r>
+      <w:proofErr w:type="gramEnd"/>
+      <w:r>
+        <w:rPr>
+          <w:b/>
+          <w:bCs/>
+          <w:lang w:val="en-US" w:eastAsia="ru-RU"/>
+        </w:rPr>
+        <w:t>.shutov.mobiletour.domain.</w:t>
+      </w:r>
+      <w:r>
+        <w:rPr>
+          <w:b/>
+          <w:bCs/>
+          <w:lang w:val="en-US" w:eastAsia="ru-RU"/>
+        </w:rPr>
+        <w:t>repository</w:t>
+      </w:r>
+      <w:proofErr w:type="spellEnd"/>
+    </w:p>
+    <w:tbl>
+      <w:tblPr>
+        <w:tblStyle w:val="ae"/>
+        <w:tblW w:w="0" w:type="auto"/>
+        <w:tblLook w:val="04A0" w:firstRow="1" w:lastRow="0" w:firstColumn="1" w:lastColumn="0" w:noHBand="0" w:noVBand="1"/>
+      </w:tblPr>
+      <w:tblGrid>
+        <w:gridCol w:w="9345"/>
+      </w:tblGrid>
+      <w:tr>
+        <w:tc>
+          <w:tcPr>
+            <w:tcW w:w="9345" w:type="dxa"/>
+          </w:tcPr>
+          <w:p>
+            <w:pPr>
+              <w:pStyle w:val="HTML"/>
+              <w:shd w:val="clear" w:color="auto" w:fill="FFFFFF"/>
+              <w:rPr>
+                <w:rFonts w:ascii="Fira Code" w:hAnsi="Fira Code" w:cs="Fira Code"/>
+                <w:color w:val="0033B3"/>
+                <w:lang w:val="en-US"/>
+              </w:rPr>
+            </w:pPr>
+            <w:r>
+              <w:rPr>
+                <w:rFonts w:ascii="Fira Code" w:hAnsi="Fira Code" w:cs="Fira Code"/>
+                <w:color w:val="0033B3"/>
+                <w:lang w:val="en-US"/>
+              </w:rPr>
+              <w:t xml:space="preserve">package </w:t>
+            </w:r>
+            <w:proofErr w:type="spellStart"/>
+            <w:proofErr w:type="gramStart"/>
+            <w:r>
+              <w:rPr>
+                <w:rFonts w:ascii="Fira Code" w:hAnsi="Fira Code" w:cs="Fira Code"/>
+                <w:color w:val="000000"/>
+                <w:lang w:val="en-US"/>
+              </w:rPr>
+              <w:t>ru.mirea</w:t>
+            </w:r>
+            <w:proofErr w:type="gramEnd"/>
+            <w:r>
+              <w:rPr>
+                <w:rFonts w:ascii="Fira Code" w:hAnsi="Fira Code" w:cs="Fira Code"/>
+                <w:color w:val="000000"/>
+                <w:lang w:val="en-US"/>
+              </w:rPr>
+              <w:t>.shutov.mobiletour.domain.repository</w:t>
+            </w:r>
+            <w:proofErr w:type="spellEnd"/>
+            <w:r>
+              <w:rPr>
+                <w:rFonts w:ascii="Fira Code" w:hAnsi="Fira Code" w:cs="Fira Code"/>
+                <w:color w:val="080808"/>
+                <w:lang w:val="en-US"/>
+              </w:rPr>
+              <w:t>;</w:t>
+            </w:r>
+            <w:r>
+              <w:rPr>
+                <w:rFonts w:ascii="Fira Code" w:hAnsi="Fira Code" w:cs="Fira Code"/>
+                <w:color w:val="080808"/>
+                <w:lang w:val="en-US"/>
+              </w:rPr>
+              <w:br/>
+            </w:r>
+            <w:r>
+              <w:rPr>
+                <w:rFonts w:ascii="Fira Code" w:hAnsi="Fira Code" w:cs="Fira Code"/>
+                <w:color w:val="080808"/>
+                <w:lang w:val="en-US"/>
+              </w:rPr>
+              <w:br/>
+            </w:r>
+            <w:r>
+              <w:rPr>
+                <w:rFonts w:ascii="Fira Code" w:hAnsi="Fira Code" w:cs="Fira Code"/>
+                <w:color w:val="0033B3"/>
+                <w:lang w:val="en-US"/>
+              </w:rPr>
+              <w:t xml:space="preserve">import </w:t>
+            </w:r>
+            <w:proofErr w:type="spellStart"/>
+            <w:r>
+              <w:rPr>
+                <w:rFonts w:ascii="Fira Code" w:hAnsi="Fira Code" w:cs="Fira Code"/>
+                <w:color w:val="000000"/>
+                <w:lang w:val="en-US"/>
+              </w:rPr>
+              <w:t>java.util.List</w:t>
+            </w:r>
+            <w:proofErr w:type="spellEnd"/>
+            <w:r>
+              <w:rPr>
+                <w:rFonts w:ascii="Fira Code" w:hAnsi="Fira Code" w:cs="Fira Code"/>
+                <w:color w:val="080808"/>
+                <w:lang w:val="en-US"/>
+              </w:rPr>
+              <w:t>;</w:t>
+            </w:r>
+            <w:r>
+              <w:rPr>
+                <w:rFonts w:ascii="Fira Code" w:hAnsi="Fira Code" w:cs="Fira Code"/>
+                <w:color w:val="080808"/>
+                <w:lang w:val="en-US"/>
+              </w:rPr>
+              <w:br/>
+            </w:r>
+          </w:p>
+          <w:p>
+            <w:pPr>
+              <w:pStyle w:val="HTML"/>
+              <w:shd w:val="clear" w:color="auto" w:fill="FFFFFF"/>
+              <w:rPr>
+                <w:rFonts w:ascii="Fira Code" w:hAnsi="Fira Code" w:cs="Fira Code"/>
+                <w:color w:val="080808"/>
+                <w:lang w:val="en-US"/>
+              </w:rPr>
+            </w:pPr>
+            <w:r>
+              <w:rPr>
+                <w:rFonts w:ascii="Fira Code" w:hAnsi="Fira Code" w:cs="Fira Code"/>
+                <w:color w:val="0033B3"/>
+                <w:lang w:val="en-US"/>
+              </w:rPr>
+              <w:t xml:space="preserve">import </w:t>
+            </w:r>
+            <w:proofErr w:type="spellStart"/>
+            <w:r>
+              <w:rPr>
+                <w:rFonts w:ascii="Fira Code" w:hAnsi="Fira Code" w:cs="Fira Code"/>
+                <w:color w:val="000000"/>
+                <w:lang w:val="en-US"/>
+              </w:rPr>
+              <w:t>ru.mirea.shutov.mobiletour.domain.models.TourEntity</w:t>
+            </w:r>
+            <w:proofErr w:type="spellEnd"/>
+            <w:r>
+              <w:rPr>
+                <w:rFonts w:ascii="Fira Code" w:hAnsi="Fira Code" w:cs="Fira Code"/>
+                <w:color w:val="080808"/>
+                <w:lang w:val="en-US"/>
+              </w:rPr>
+              <w:t>;</w:t>
+            </w:r>
+            <w:r>
+              <w:rPr>
+                <w:rFonts w:ascii="Fira Code" w:hAnsi="Fira Code" w:cs="Fira Code"/>
+                <w:color w:val="080808"/>
+                <w:lang w:val="en-US"/>
+              </w:rPr>
+              <w:br/>
+            </w:r>
+            <w:r>
+              <w:rPr>
+                <w:rFonts w:ascii="Fira Code" w:hAnsi="Fira Code" w:cs="Fira Code"/>
+                <w:color w:val="080808"/>
+                <w:lang w:val="en-US"/>
+              </w:rPr>
+              <w:br/>
+            </w:r>
+            <w:r>
+              <w:rPr>
+                <w:rFonts w:ascii="Fira Code" w:hAnsi="Fira Code" w:cs="Fira Code"/>
+                <w:color w:val="0033B3"/>
+                <w:lang w:val="en-US"/>
+              </w:rPr>
+              <w:t xml:space="preserve">public interface </w:t>
+            </w:r>
+            <w:proofErr w:type="spellStart"/>
+            <w:r>
+              <w:rPr>
+                <w:rFonts w:ascii="Fira Code" w:hAnsi="Fira Code" w:cs="Fira Code"/>
+                <w:color w:val="000000"/>
+                <w:lang w:val="en-US"/>
+              </w:rPr>
+              <w:t>TourRepository</w:t>
+            </w:r>
+            <w:proofErr w:type="spellEnd"/>
+            <w:r>
+              <w:rPr>
+                <w:rFonts w:ascii="Fira Code" w:hAnsi="Fira Code" w:cs="Fira Code"/>
+                <w:color w:val="000000"/>
+                <w:lang w:val="en-US"/>
+              </w:rPr>
+              <w:t xml:space="preserve"> </w:t>
+            </w:r>
+            <w:r>
+              <w:rPr>
+                <w:rFonts w:ascii="Fira Code" w:hAnsi="Fira Code" w:cs="Fira Code"/>
+                <w:color w:val="3F9101"/>
+                <w:lang w:val="en-US"/>
+              </w:rPr>
+              <w:t>{</w:t>
+            </w:r>
+            <w:r>
+              <w:rPr>
+                <w:rFonts w:ascii="Fira Code" w:hAnsi="Fira Code" w:cs="Fira Code"/>
+                <w:color w:val="3F9101"/>
+                <w:lang w:val="en-US"/>
+              </w:rPr>
+              <w:br/>
+              <w:t xml:space="preserve">    </w:t>
+            </w:r>
+            <w:r>
+              <w:rPr>
+                <w:rFonts w:ascii="Fira Code" w:hAnsi="Fira Code" w:cs="Fira Code"/>
+                <w:color w:val="000000"/>
+                <w:lang w:val="en-US"/>
+              </w:rPr>
+              <w:t>List</w:t>
+            </w:r>
+            <w:r>
+              <w:rPr>
+                <w:rFonts w:ascii="Fira Code" w:hAnsi="Fira Code" w:cs="Fira Code"/>
+                <w:color w:val="3F9101"/>
+                <w:lang w:val="en-US"/>
+              </w:rPr>
+              <w:t>&lt;</w:t>
+            </w:r>
+            <w:proofErr w:type="spellStart"/>
+            <w:r>
+              <w:rPr>
+                <w:rFonts w:ascii="Fira Code" w:hAnsi="Fira Code" w:cs="Fira Code"/>
+                <w:color w:val="000000"/>
+                <w:lang w:val="en-US"/>
+              </w:rPr>
+              <w:t>TourEntity</w:t>
+            </w:r>
+            <w:proofErr w:type="spellEnd"/>
+            <w:r>
+              <w:rPr>
+                <w:rFonts w:ascii="Fira Code" w:hAnsi="Fira Code" w:cs="Fira Code"/>
+                <w:color w:val="3F9101"/>
+                <w:lang w:val="en-US"/>
+              </w:rPr>
+              <w:t xml:space="preserve">&gt; </w:t>
+            </w:r>
+            <w:proofErr w:type="spellStart"/>
+            <w:r>
+              <w:rPr>
+                <w:rFonts w:ascii="Fira Code" w:hAnsi="Fira Code" w:cs="Fira Code"/>
+                <w:color w:val="00627A"/>
+                <w:lang w:val="en-US"/>
+              </w:rPr>
+              <w:t>getTours</w:t>
+            </w:r>
+            <w:proofErr w:type="spellEnd"/>
+            <w:r>
+              <w:rPr>
+                <w:rFonts w:ascii="Fira Code" w:hAnsi="Fira Code" w:cs="Fira Code"/>
+                <w:color w:val="3F9101"/>
+                <w:lang w:val="en-US"/>
+              </w:rPr>
+              <w:t>()</w:t>
+            </w:r>
+            <w:r>
+              <w:rPr>
+                <w:rFonts w:ascii="Fira Code" w:hAnsi="Fira Code" w:cs="Fira Code"/>
+                <w:color w:val="080808"/>
+                <w:lang w:val="en-US"/>
+              </w:rPr>
+              <w:t>;</w:t>
+            </w:r>
+            <w:r>
+              <w:rPr>
+                <w:rFonts w:ascii="Fira Code" w:hAnsi="Fira Code" w:cs="Fira Code"/>
+                <w:color w:val="080808"/>
+                <w:lang w:val="en-US"/>
+              </w:rPr>
+              <w:br/>
+            </w:r>
+            <w:r>
+              <w:rPr>
+                <w:rFonts w:ascii="Fira Code" w:hAnsi="Fira Code" w:cs="Fira Code"/>
+                <w:color w:val="080808"/>
+                <w:lang w:val="en-US"/>
+              </w:rPr>
+              <w:lastRenderedPageBreak/>
+              <w:br/>
+              <w:t xml:space="preserve">    </w:t>
+            </w:r>
+            <w:proofErr w:type="spellStart"/>
+            <w:r>
+              <w:rPr>
+                <w:rFonts w:ascii="Fira Code" w:hAnsi="Fira Code" w:cs="Fira Code"/>
+                <w:color w:val="000000"/>
+                <w:lang w:val="en-US"/>
+              </w:rPr>
+              <w:t>TourEntity</w:t>
+            </w:r>
+            <w:proofErr w:type="spellEnd"/>
+            <w:r>
+              <w:rPr>
+                <w:rFonts w:ascii="Fira Code" w:hAnsi="Fira Code" w:cs="Fira Code"/>
+                <w:color w:val="000000"/>
+                <w:lang w:val="en-US"/>
+              </w:rPr>
+              <w:t xml:space="preserve"> </w:t>
+            </w:r>
+            <w:proofErr w:type="spellStart"/>
+            <w:r>
+              <w:rPr>
+                <w:rFonts w:ascii="Fira Code" w:hAnsi="Fira Code" w:cs="Fira Code"/>
+                <w:color w:val="00627A"/>
+                <w:lang w:val="en-US"/>
+              </w:rPr>
+              <w:t>getTourDetail</w:t>
+            </w:r>
+            <w:proofErr w:type="spellEnd"/>
+            <w:r>
+              <w:rPr>
+                <w:rFonts w:ascii="Fira Code" w:hAnsi="Fira Code" w:cs="Fira Code"/>
+                <w:color w:val="3F9101"/>
+                <w:lang w:val="en-US"/>
+              </w:rPr>
+              <w:t>(</w:t>
+            </w:r>
+            <w:r>
+              <w:rPr>
+                <w:rFonts w:ascii="Fira Code" w:hAnsi="Fira Code" w:cs="Fira Code"/>
+                <w:color w:val="000000"/>
+                <w:lang w:val="en-US"/>
+              </w:rPr>
+              <w:t xml:space="preserve">String </w:t>
+            </w:r>
+            <w:proofErr w:type="spellStart"/>
+            <w:r>
+              <w:rPr>
+                <w:rFonts w:ascii="Fira Code" w:hAnsi="Fira Code" w:cs="Fira Code"/>
+                <w:color w:val="000000"/>
+                <w:lang w:val="en-US"/>
+              </w:rPr>
+              <w:t>tourId</w:t>
+            </w:r>
+            <w:proofErr w:type="spellEnd"/>
+            <w:r>
+              <w:rPr>
+                <w:rFonts w:ascii="Fira Code" w:hAnsi="Fira Code" w:cs="Fira Code"/>
+                <w:color w:val="3F9101"/>
+                <w:lang w:val="en-US"/>
+              </w:rPr>
+              <w:t>)</w:t>
+            </w:r>
+            <w:r>
+              <w:rPr>
+                <w:rFonts w:ascii="Fira Code" w:hAnsi="Fira Code" w:cs="Fira Code"/>
+                <w:color w:val="080808"/>
+                <w:lang w:val="en-US"/>
+              </w:rPr>
+              <w:t>;</w:t>
+            </w:r>
+            <w:r>
+              <w:rPr>
+                <w:rFonts w:ascii="Fira Code" w:hAnsi="Fira Code" w:cs="Fira Code"/>
+                <w:color w:val="080808"/>
+                <w:lang w:val="en-US"/>
+              </w:rPr>
+              <w:br/>
+            </w:r>
+            <w:r>
+              <w:rPr>
+                <w:rFonts w:ascii="Fira Code" w:hAnsi="Fira Code" w:cs="Fira Code"/>
+                <w:color w:val="3F9101"/>
+                <w:lang w:val="en-US"/>
+              </w:rPr>
+              <w:t>}</w:t>
+            </w:r>
+          </w:p>
+        </w:tc>
+      </w:tr>
+    </w:tbl>
+    <w:p>
+      <w:pPr>
+        <w:pStyle w:val="-2"/>
+        <w:ind w:firstLine="0"/>
+        <w:jc w:val="center"/>
+        <w:rPr>
+          <w:b/>
+          <w:bCs/>
+          <w:lang w:val="en-US" w:eastAsia="ru-RU"/>
+        </w:rPr>
+      </w:pPr>
+      <w:proofErr w:type="spellStart"/>
+      <w:proofErr w:type="gramStart"/>
+      <w:r>
+        <w:rPr>
+          <w:b/>
+          <w:bCs/>
+          <w:lang w:val="en-US" w:eastAsia="ru-RU"/>
+        </w:rPr>
+        <w:lastRenderedPageBreak/>
+        <w:t>ru.mirea</w:t>
+      </w:r>
+      <w:proofErr w:type="gramEnd"/>
+      <w:r>
+        <w:rPr>
+          <w:b/>
+          <w:bCs/>
+          <w:lang w:val="en-US" w:eastAsia="ru-RU"/>
+        </w:rPr>
+        <w:t>.shutov.mobiletour.domain.usecases</w:t>
+      </w:r>
+      <w:proofErr w:type="spellEnd"/>
+    </w:p>
+    <w:tbl>
+      <w:tblPr>
+        <w:tblStyle w:val="ae"/>
+        <w:tblW w:w="0" w:type="auto"/>
+        <w:tblLook w:val="04A0" w:firstRow="1" w:lastRow="0" w:firstColumn="1" w:lastColumn="0" w:noHBand="0" w:noVBand="1"/>
+      </w:tblPr>
+      <w:tblGrid>
+        <w:gridCol w:w="9345"/>
+      </w:tblGrid>
+      <w:tr>
+        <w:tc>
+          <w:tcPr>
+            <w:tcW w:w="9345" w:type="dxa"/>
+          </w:tcPr>
+          <w:p>
+            <w:pPr>
+              <w:pStyle w:val="HTML"/>
+              <w:shd w:val="clear" w:color="auto" w:fill="FFFFFF"/>
+              <w:rPr>
+                <w:rFonts w:ascii="Fira Code" w:hAnsi="Fira Code" w:cs="Fira Code"/>
+                <w:color w:val="080808"/>
+                <w:lang w:val="en-US"/>
+              </w:rPr>
+            </w:pPr>
+            <w:r>
+              <w:rPr>
+                <w:rFonts w:ascii="Fira Code" w:hAnsi="Fira Code" w:cs="Fira Code"/>
+                <w:color w:val="0033B3"/>
+                <w:lang w:val="en-US"/>
+              </w:rPr>
+              <w:t xml:space="preserve">package </w:t>
+            </w:r>
+            <w:proofErr w:type="spellStart"/>
+            <w:proofErr w:type="gramStart"/>
+            <w:r>
+              <w:rPr>
+                <w:rFonts w:ascii="Fira Code" w:hAnsi="Fira Code" w:cs="Fira Code"/>
+                <w:color w:val="000000"/>
+                <w:lang w:val="en-US"/>
+              </w:rPr>
+              <w:t>ru.mirea</w:t>
+            </w:r>
+            <w:proofErr w:type="gramEnd"/>
+            <w:r>
+              <w:rPr>
+                <w:rFonts w:ascii="Fira Code" w:hAnsi="Fira Code" w:cs="Fira Code"/>
+                <w:color w:val="000000"/>
+                <w:lang w:val="en-US"/>
+              </w:rPr>
+              <w:t>.shutov.mobiletour.domain.usecases</w:t>
+            </w:r>
+            <w:proofErr w:type="spellEnd"/>
+            <w:r>
+              <w:rPr>
+                <w:rFonts w:ascii="Fira Code" w:hAnsi="Fira Code" w:cs="Fira Code"/>
+                <w:color w:val="080808"/>
+                <w:lang w:val="en-US"/>
+              </w:rPr>
+              <w:t>;</w:t>
+            </w:r>
+            <w:r>
+              <w:rPr>
+                <w:rFonts w:ascii="Fira Code" w:hAnsi="Fira Code" w:cs="Fira Code"/>
+                <w:color w:val="080808"/>
+                <w:lang w:val="en-US"/>
+              </w:rPr>
+              <w:br/>
+            </w:r>
+            <w:r>
+              <w:rPr>
+                <w:rFonts w:ascii="Fira Code" w:hAnsi="Fira Code" w:cs="Fira Code"/>
+                <w:color w:val="080808"/>
+                <w:lang w:val="en-US"/>
+              </w:rPr>
+              <w:br/>
+            </w:r>
+            <w:r>
+              <w:rPr>
+                <w:rFonts w:ascii="Fira Code" w:hAnsi="Fira Code" w:cs="Fira Code"/>
+                <w:color w:val="0033B3"/>
+                <w:lang w:val="en-US"/>
+              </w:rPr>
+              <w:t xml:space="preserve">public class </w:t>
+            </w:r>
+            <w:proofErr w:type="spellStart"/>
+            <w:r>
+              <w:rPr>
+                <w:rFonts w:ascii="Fira Code" w:hAnsi="Fira Code" w:cs="Fira Code"/>
+                <w:color w:val="000000"/>
+                <w:lang w:val="en-US"/>
+              </w:rPr>
+              <w:t>AuthUseCase</w:t>
+            </w:r>
+            <w:proofErr w:type="spellEnd"/>
+            <w:r>
+              <w:rPr>
+                <w:rFonts w:ascii="Fira Code" w:hAnsi="Fira Code" w:cs="Fira Code"/>
+                <w:color w:val="000000"/>
+                <w:lang w:val="en-US"/>
+              </w:rPr>
+              <w:t xml:space="preserve"> </w:t>
+            </w:r>
+            <w:r>
+              <w:rPr>
+                <w:rFonts w:ascii="Fira Code" w:hAnsi="Fira Code" w:cs="Fira Code"/>
+                <w:color w:val="3F9101"/>
+                <w:lang w:val="en-US"/>
+              </w:rPr>
+              <w:t>{</w:t>
+            </w:r>
+            <w:r>
+              <w:rPr>
+                <w:rFonts w:ascii="Fira Code" w:hAnsi="Fira Code" w:cs="Fira Code"/>
+                <w:color w:val="3F9101"/>
+                <w:lang w:val="en-US"/>
+              </w:rPr>
+              <w:br/>
+              <w:t xml:space="preserve">    </w:t>
+            </w:r>
+            <w:r>
+              <w:rPr>
+                <w:rFonts w:ascii="Fira Code" w:hAnsi="Fira Code" w:cs="Fira Code"/>
+                <w:i/>
+                <w:iCs/>
+                <w:color w:val="8C8C8C"/>
+                <w:lang w:val="en-US"/>
+              </w:rPr>
+              <w:t xml:space="preserve">// </w:t>
+            </w:r>
+            <w:r>
+              <w:rPr>
+                <w:rFonts w:ascii="Fira Code" w:hAnsi="Fira Code" w:cs="Fira Code"/>
+                <w:i/>
+                <w:iCs/>
+                <w:color w:val="8C8C8C"/>
+              </w:rPr>
+              <w:t>Для</w:t>
+            </w:r>
+            <w:r>
+              <w:rPr>
+                <w:rFonts w:ascii="Fira Code" w:hAnsi="Fira Code" w:cs="Fira Code"/>
+                <w:i/>
+                <w:iCs/>
+                <w:color w:val="8C8C8C"/>
+                <w:lang w:val="en-US"/>
+              </w:rPr>
+              <w:t xml:space="preserve"> </w:t>
+            </w:r>
+            <w:r>
+              <w:rPr>
+                <w:rFonts w:ascii="Fira Code" w:hAnsi="Fira Code" w:cs="Fira Code"/>
+                <w:i/>
+                <w:iCs/>
+                <w:color w:val="8C8C8C"/>
+              </w:rPr>
+              <w:t>демонстрации</w:t>
+            </w:r>
+            <w:r>
+              <w:rPr>
+                <w:rFonts w:ascii="Fira Code" w:hAnsi="Fira Code" w:cs="Fira Code"/>
+                <w:i/>
+                <w:iCs/>
+                <w:color w:val="8C8C8C"/>
+                <w:lang w:val="en-US"/>
+              </w:rPr>
+              <w:t xml:space="preserve"> </w:t>
+            </w:r>
+            <w:r>
+              <w:rPr>
+                <w:rFonts w:ascii="Fira Code" w:hAnsi="Fira Code" w:cs="Fira Code"/>
+                <w:i/>
+                <w:iCs/>
+                <w:color w:val="8C8C8C"/>
+              </w:rPr>
+              <w:t>возвращает</w:t>
+            </w:r>
+            <w:r>
+              <w:rPr>
+                <w:rFonts w:ascii="Fira Code" w:hAnsi="Fira Code" w:cs="Fira Code"/>
+                <w:i/>
+                <w:iCs/>
+                <w:color w:val="8C8C8C"/>
+                <w:lang w:val="en-US"/>
+              </w:rPr>
+              <w:t xml:space="preserve"> true, </w:t>
+            </w:r>
+            <w:r>
+              <w:rPr>
+                <w:rFonts w:ascii="Fira Code" w:hAnsi="Fira Code" w:cs="Fira Code"/>
+                <w:i/>
+                <w:iCs/>
+                <w:color w:val="8C8C8C"/>
+              </w:rPr>
+              <w:t>если</w:t>
+            </w:r>
+            <w:r>
+              <w:rPr>
+                <w:rFonts w:ascii="Fira Code" w:hAnsi="Fira Code" w:cs="Fira Code"/>
+                <w:i/>
+                <w:iCs/>
+                <w:color w:val="8C8C8C"/>
+                <w:lang w:val="en-US"/>
+              </w:rPr>
+              <w:t xml:space="preserve"> </w:t>
+            </w:r>
+            <w:r>
+              <w:rPr>
+                <w:rFonts w:ascii="Fira Code" w:hAnsi="Fira Code" w:cs="Fira Code"/>
+                <w:i/>
+                <w:iCs/>
+                <w:color w:val="8C8C8C"/>
+              </w:rPr>
+              <w:t>логин</w:t>
+            </w:r>
+            <w:r>
+              <w:rPr>
+                <w:rFonts w:ascii="Fira Code" w:hAnsi="Fira Code" w:cs="Fira Code"/>
+                <w:i/>
+                <w:iCs/>
+                <w:color w:val="8C8C8C"/>
+                <w:lang w:val="en-US"/>
+              </w:rPr>
+              <w:t xml:space="preserve"> "test" </w:t>
+            </w:r>
+            <w:r>
+              <w:rPr>
+                <w:rFonts w:ascii="Fira Code" w:hAnsi="Fira Code" w:cs="Fira Code"/>
+                <w:i/>
+                <w:iCs/>
+                <w:color w:val="8C8C8C"/>
+              </w:rPr>
+              <w:t>и</w:t>
+            </w:r>
+            <w:r>
+              <w:rPr>
+                <w:rFonts w:ascii="Fira Code" w:hAnsi="Fira Code" w:cs="Fira Code"/>
+                <w:i/>
+                <w:iCs/>
+                <w:color w:val="8C8C8C"/>
+                <w:lang w:val="en-US"/>
+              </w:rPr>
+              <w:t xml:space="preserve"> </w:t>
+            </w:r>
+            <w:r>
+              <w:rPr>
+                <w:rFonts w:ascii="Fira Code" w:hAnsi="Fira Code" w:cs="Fira Code"/>
+                <w:i/>
+                <w:iCs/>
+                <w:color w:val="8C8C8C"/>
+              </w:rPr>
+              <w:t>пароль</w:t>
+            </w:r>
+            <w:r>
+              <w:rPr>
+                <w:rFonts w:ascii="Fira Code" w:hAnsi="Fira Code" w:cs="Fira Code"/>
+                <w:i/>
+                <w:iCs/>
+                <w:color w:val="8C8C8C"/>
+                <w:lang w:val="en-US"/>
+              </w:rPr>
+              <w:t xml:space="preserve"> "1234"</w:t>
+            </w:r>
+            <w:r>
+              <w:rPr>
+                <w:rFonts w:ascii="Fira Code" w:hAnsi="Fira Code" w:cs="Fira Code"/>
+                <w:i/>
+                <w:iCs/>
+                <w:color w:val="8C8C8C"/>
+                <w:lang w:val="en-US"/>
+              </w:rPr>
+              <w:br/>
+              <w:t xml:space="preserve">    </w:t>
+            </w:r>
+            <w:r>
+              <w:rPr>
+                <w:rFonts w:ascii="Fira Code" w:hAnsi="Fira Code" w:cs="Fira Code"/>
+                <w:color w:val="0033B3"/>
+                <w:lang w:val="en-US"/>
+              </w:rPr>
+              <w:t xml:space="preserve">public </w:t>
+            </w:r>
+            <w:proofErr w:type="spellStart"/>
+            <w:r>
+              <w:rPr>
+                <w:rFonts w:ascii="Fira Code" w:hAnsi="Fira Code" w:cs="Fira Code"/>
+                <w:color w:val="0033B3"/>
+                <w:lang w:val="en-US"/>
+              </w:rPr>
+              <w:t>boolean</w:t>
+            </w:r>
+            <w:proofErr w:type="spellEnd"/>
+            <w:r>
+              <w:rPr>
+                <w:rFonts w:ascii="Fira Code" w:hAnsi="Fira Code" w:cs="Fira Code"/>
+                <w:color w:val="0033B3"/>
+                <w:lang w:val="en-US"/>
+              </w:rPr>
+              <w:t xml:space="preserve"> </w:t>
+            </w:r>
+            <w:r>
+              <w:rPr>
+                <w:rFonts w:ascii="Fira Code" w:hAnsi="Fira Code" w:cs="Fira Code"/>
+                <w:color w:val="00627A"/>
+                <w:lang w:val="en-US"/>
+              </w:rPr>
+              <w:t>execute</w:t>
+            </w:r>
+            <w:r>
+              <w:rPr>
+                <w:rFonts w:ascii="Fira Code" w:hAnsi="Fira Code" w:cs="Fira Code"/>
+                <w:color w:val="3F9101"/>
+                <w:lang w:val="en-US"/>
+              </w:rPr>
+              <w:t>(</w:t>
+            </w:r>
+            <w:r>
+              <w:rPr>
+                <w:rFonts w:ascii="Fira Code" w:hAnsi="Fira Code" w:cs="Fira Code"/>
+                <w:color w:val="000000"/>
+                <w:lang w:val="en-US"/>
+              </w:rPr>
+              <w:t>String username</w:t>
+            </w:r>
+            <w:r>
+              <w:rPr>
+                <w:rFonts w:ascii="Fira Code" w:hAnsi="Fira Code" w:cs="Fira Code"/>
+                <w:color w:val="080808"/>
+                <w:lang w:val="en-US"/>
+              </w:rPr>
+              <w:t xml:space="preserve">, </w:t>
+            </w:r>
+            <w:r>
+              <w:rPr>
+                <w:rFonts w:ascii="Fira Code" w:hAnsi="Fira Code" w:cs="Fira Code"/>
+                <w:color w:val="000000"/>
+                <w:lang w:val="en-US"/>
+              </w:rPr>
+              <w:t>String password</w:t>
+            </w:r>
+            <w:r>
+              <w:rPr>
+                <w:rFonts w:ascii="Fira Code" w:hAnsi="Fira Code" w:cs="Fira Code"/>
+                <w:color w:val="3F9101"/>
+                <w:lang w:val="en-US"/>
+              </w:rPr>
+              <w:t xml:space="preserve">) </w:t>
+            </w:r>
+            <w:r>
+              <w:rPr>
+                <w:rFonts w:ascii="Fira Code" w:hAnsi="Fira Code" w:cs="Fira Code"/>
+                <w:color w:val="0E4A8E"/>
+                <w:lang w:val="en-US"/>
+              </w:rPr>
+              <w:t>{</w:t>
+            </w:r>
+            <w:r>
+              <w:rPr>
+                <w:rFonts w:ascii="Fira Code" w:hAnsi="Fira Code" w:cs="Fira Code"/>
+                <w:color w:val="0E4A8E"/>
+                <w:lang w:val="en-US"/>
+              </w:rPr>
+              <w:br/>
+              <w:t xml:space="preserve">        </w:t>
+            </w:r>
+            <w:r>
+              <w:rPr>
+                <w:rFonts w:ascii="Fira Code" w:hAnsi="Fira Code" w:cs="Fira Code"/>
+                <w:color w:val="0033B3"/>
+                <w:lang w:val="en-US"/>
+              </w:rPr>
+              <w:t xml:space="preserve">return </w:t>
+            </w:r>
+            <w:r>
+              <w:rPr>
+                <w:rFonts w:ascii="Fira Code" w:hAnsi="Fira Code" w:cs="Fira Code"/>
+                <w:color w:val="067D17"/>
+                <w:lang w:val="en-US"/>
+              </w:rPr>
+              <w:t>"</w:t>
+            </w:r>
+            <w:proofErr w:type="spellStart"/>
+            <w:r>
+              <w:rPr>
+                <w:rFonts w:ascii="Fira Code" w:hAnsi="Fira Code" w:cs="Fira Code"/>
+                <w:color w:val="067D17"/>
+                <w:lang w:val="en-US"/>
+              </w:rPr>
+              <w:t>test"</w:t>
+            </w:r>
+            <w:r>
+              <w:rPr>
+                <w:rFonts w:ascii="Fira Code" w:hAnsi="Fira Code" w:cs="Fira Code"/>
+                <w:color w:val="080808"/>
+                <w:lang w:val="en-US"/>
+              </w:rPr>
+              <w:t>.equals</w:t>
+            </w:r>
+            <w:proofErr w:type="spellEnd"/>
+            <w:r>
+              <w:rPr>
+                <w:rFonts w:ascii="Fira Code" w:hAnsi="Fira Code" w:cs="Fira Code"/>
+                <w:color w:val="3F9101"/>
+                <w:lang w:val="en-US"/>
+              </w:rPr>
+              <w:t>(</w:t>
+            </w:r>
+            <w:r>
+              <w:rPr>
+                <w:rFonts w:ascii="Fira Code" w:hAnsi="Fira Code" w:cs="Fira Code"/>
+                <w:color w:val="000000"/>
+                <w:lang w:val="en-US"/>
+              </w:rPr>
+              <w:t>username</w:t>
+            </w:r>
+            <w:r>
+              <w:rPr>
+                <w:rFonts w:ascii="Fira Code" w:hAnsi="Fira Code" w:cs="Fira Code"/>
+                <w:color w:val="3F9101"/>
+                <w:lang w:val="en-US"/>
+              </w:rPr>
+              <w:t xml:space="preserve">) </w:t>
+            </w:r>
+            <w:r>
+              <w:rPr>
+                <w:rFonts w:ascii="Fira Code" w:hAnsi="Fira Code" w:cs="Fira Code"/>
+                <w:color w:val="080808"/>
+                <w:lang w:val="en-US"/>
+              </w:rPr>
+              <w:t xml:space="preserve">&amp;&amp; </w:t>
+            </w:r>
+            <w:r>
+              <w:rPr>
+                <w:rFonts w:ascii="Fira Code" w:hAnsi="Fira Code" w:cs="Fira Code"/>
+                <w:color w:val="067D17"/>
+                <w:lang w:val="en-US"/>
+              </w:rPr>
+              <w:t>"1234"</w:t>
+            </w:r>
+            <w:r>
+              <w:rPr>
+                <w:rFonts w:ascii="Fira Code" w:hAnsi="Fira Code" w:cs="Fira Code"/>
+                <w:color w:val="080808"/>
+                <w:lang w:val="en-US"/>
+              </w:rPr>
+              <w:t>.equals</w:t>
+            </w:r>
+            <w:r>
+              <w:rPr>
+                <w:rFonts w:ascii="Fira Code" w:hAnsi="Fira Code" w:cs="Fira Code"/>
+                <w:color w:val="3F9101"/>
+                <w:lang w:val="en-US"/>
+              </w:rPr>
+              <w:t>(</w:t>
+            </w:r>
+            <w:r>
+              <w:rPr>
+                <w:rFonts w:ascii="Fira Code" w:hAnsi="Fira Code" w:cs="Fira Code"/>
+                <w:color w:val="000000"/>
+                <w:lang w:val="en-US"/>
+              </w:rPr>
+              <w:t>password</w:t>
+            </w:r>
+            <w:r>
+              <w:rPr>
+                <w:rFonts w:ascii="Fira Code" w:hAnsi="Fira Code" w:cs="Fira Code"/>
+                <w:color w:val="3F9101"/>
+                <w:lang w:val="en-US"/>
+              </w:rPr>
+              <w:t>)</w:t>
+            </w:r>
+            <w:r>
+              <w:rPr>
+                <w:rFonts w:ascii="Fira Code" w:hAnsi="Fira Code" w:cs="Fira Code"/>
+                <w:color w:val="080808"/>
+                <w:lang w:val="en-US"/>
+              </w:rPr>
+              <w:t>;</w:t>
+            </w:r>
+            <w:r>
+              <w:rPr>
+                <w:rFonts w:ascii="Fira Code" w:hAnsi="Fira Code" w:cs="Fira Code"/>
+                <w:color w:val="080808"/>
+                <w:lang w:val="en-US"/>
+              </w:rPr>
+              <w:br/>
+              <w:t xml:space="preserve">    </w:t>
+            </w:r>
+            <w:r>
+              <w:rPr>
+                <w:rFonts w:ascii="Fira Code" w:hAnsi="Fira Code" w:cs="Fira Code"/>
+                <w:color w:val="0E4A8E"/>
+                <w:lang w:val="en-US"/>
+              </w:rPr>
+              <w:t>}</w:t>
+            </w:r>
+            <w:r>
+              <w:rPr>
+                <w:rFonts w:ascii="Fira Code" w:hAnsi="Fira Code" w:cs="Fira Code"/>
+                <w:color w:val="0E4A8E"/>
+                <w:lang w:val="en-US"/>
+              </w:rPr>
+              <w:br/>
+            </w:r>
+            <w:r>
+              <w:rPr>
+                <w:rFonts w:ascii="Fira Code" w:hAnsi="Fira Code" w:cs="Fira Code"/>
+                <w:color w:val="3F9101"/>
+                <w:lang w:val="en-US"/>
+              </w:rPr>
+              <w:t>}</w:t>
+            </w:r>
+          </w:p>
+        </w:tc>
+      </w:tr>
+      <w:tr>
+        <w:tc>
+          <w:tcPr>
+            <w:tcW w:w="9345" w:type="dxa"/>
+          </w:tcPr>
+          <w:p>
+            <w:pPr>
+              <w:pStyle w:val="HTML"/>
+              <w:shd w:val="clear" w:color="auto" w:fill="FFFFFF"/>
+              <w:rPr>
+                <w:rFonts w:ascii="Fira Code" w:hAnsi="Fira Code" w:cs="Fira Code"/>
+                <w:color w:val="080808"/>
+                <w:lang w:val="en-US"/>
+              </w:rPr>
+            </w:pPr>
+            <w:r>
+              <w:rPr>
+                <w:rFonts w:ascii="Fira Code" w:hAnsi="Fira Code" w:cs="Fira Code"/>
+                <w:color w:val="0033B3"/>
+                <w:lang w:val="en-US"/>
+              </w:rPr>
+              <w:t xml:space="preserve">package </w:t>
+            </w:r>
+            <w:proofErr w:type="spellStart"/>
+            <w:proofErr w:type="gramStart"/>
+            <w:r>
+              <w:rPr>
+                <w:rFonts w:ascii="Fira Code" w:hAnsi="Fira Code" w:cs="Fira Code"/>
+                <w:color w:val="000000"/>
+                <w:lang w:val="en-US"/>
+              </w:rPr>
+              <w:t>ru.mirea</w:t>
+            </w:r>
+            <w:proofErr w:type="gramEnd"/>
+            <w:r>
+              <w:rPr>
+                <w:rFonts w:ascii="Fira Code" w:hAnsi="Fira Code" w:cs="Fira Code"/>
+                <w:color w:val="000000"/>
+                <w:lang w:val="en-US"/>
+              </w:rPr>
+              <w:t>.shutov.mobiletour.domain.usecases</w:t>
+            </w:r>
+            <w:proofErr w:type="spellEnd"/>
+            <w:r>
+              <w:rPr>
+                <w:rFonts w:ascii="Fira Code" w:hAnsi="Fira Code" w:cs="Fira Code"/>
+                <w:color w:val="080808"/>
+                <w:lang w:val="en-US"/>
+              </w:rPr>
+              <w:t>;</w:t>
+            </w:r>
+            <w:r>
+              <w:rPr>
+                <w:rFonts w:ascii="Fira Code" w:hAnsi="Fira Code" w:cs="Fira Code"/>
+                <w:color w:val="080808"/>
+                <w:lang w:val="en-US"/>
+              </w:rPr>
+              <w:br/>
+            </w:r>
+            <w:r>
+              <w:rPr>
+                <w:rFonts w:ascii="Fira Code" w:hAnsi="Fira Code" w:cs="Fira Code"/>
+                <w:color w:val="080808"/>
+                <w:lang w:val="en-US"/>
+              </w:rPr>
+              <w:br/>
+            </w:r>
+            <w:r>
+              <w:rPr>
+                <w:rFonts w:ascii="Fira Code" w:hAnsi="Fira Code" w:cs="Fira Code"/>
+                <w:color w:val="0033B3"/>
+                <w:lang w:val="en-US"/>
+              </w:rPr>
+              <w:t xml:space="preserve">import </w:t>
+            </w:r>
+            <w:proofErr w:type="spellStart"/>
+            <w:r>
+              <w:rPr>
+                <w:rFonts w:ascii="Fira Code" w:hAnsi="Fira Code" w:cs="Fira Code"/>
+                <w:color w:val="000000"/>
+                <w:lang w:val="en-US"/>
+              </w:rPr>
+              <w:t>ru.mirea.shutov.mobiletour.domain.models.ExternalData</w:t>
+            </w:r>
+            <w:proofErr w:type="spellEnd"/>
+            <w:r>
+              <w:rPr>
+                <w:rFonts w:ascii="Fira Code" w:hAnsi="Fira Code" w:cs="Fira Code"/>
+                <w:color w:val="080808"/>
+                <w:lang w:val="en-US"/>
+              </w:rPr>
+              <w:t>;</w:t>
+            </w:r>
+            <w:r>
+              <w:rPr>
+                <w:rFonts w:ascii="Fira Code" w:hAnsi="Fira Code" w:cs="Fira Code"/>
+                <w:color w:val="080808"/>
+                <w:lang w:val="en-US"/>
+              </w:rPr>
+              <w:br/>
+            </w:r>
+            <w:r>
+              <w:rPr>
+                <w:rFonts w:ascii="Fira Code" w:hAnsi="Fira Code" w:cs="Fira Code"/>
+                <w:color w:val="080808"/>
+                <w:lang w:val="en-US"/>
+              </w:rPr>
+              <w:br/>
+            </w:r>
+            <w:r>
+              <w:rPr>
+                <w:rFonts w:ascii="Fira Code" w:hAnsi="Fira Code" w:cs="Fira Code"/>
+                <w:color w:val="0033B3"/>
+                <w:lang w:val="en-US"/>
+              </w:rPr>
+              <w:t xml:space="preserve">public class </w:t>
+            </w:r>
+            <w:proofErr w:type="spellStart"/>
+            <w:r>
+              <w:rPr>
+                <w:rFonts w:ascii="Fira Code" w:hAnsi="Fira Code" w:cs="Fira Code"/>
+                <w:color w:val="000000"/>
+                <w:lang w:val="en-US"/>
+              </w:rPr>
+              <w:t>FetchExternalDataUseCase</w:t>
+            </w:r>
+            <w:proofErr w:type="spellEnd"/>
+            <w:r>
+              <w:rPr>
+                <w:rFonts w:ascii="Fira Code" w:hAnsi="Fira Code" w:cs="Fira Code"/>
+                <w:color w:val="000000"/>
+                <w:lang w:val="en-US"/>
+              </w:rPr>
+              <w:t xml:space="preserve"> </w:t>
+            </w:r>
+            <w:r>
+              <w:rPr>
+                <w:rFonts w:ascii="Fira Code" w:hAnsi="Fira Code" w:cs="Fira Code"/>
+                <w:color w:val="3F9101"/>
+                <w:lang w:val="en-US"/>
+              </w:rPr>
+              <w:t>{</w:t>
+            </w:r>
+            <w:r>
+              <w:rPr>
+                <w:rFonts w:ascii="Fira Code" w:hAnsi="Fira Code" w:cs="Fira Code"/>
+                <w:color w:val="3F9101"/>
+                <w:lang w:val="en-US"/>
+              </w:rPr>
+              <w:br/>
+              <w:t xml:space="preserve">    </w:t>
+            </w:r>
+            <w:r>
+              <w:rPr>
+                <w:rFonts w:ascii="Fira Code" w:hAnsi="Fira Code" w:cs="Fira Code"/>
+                <w:color w:val="0033B3"/>
+                <w:lang w:val="en-US"/>
+              </w:rPr>
+              <w:t xml:space="preserve">public </w:t>
+            </w:r>
+            <w:proofErr w:type="spellStart"/>
+            <w:r>
+              <w:rPr>
+                <w:rFonts w:ascii="Fira Code" w:hAnsi="Fira Code" w:cs="Fira Code"/>
+                <w:color w:val="000000"/>
+                <w:lang w:val="en-US"/>
+              </w:rPr>
+              <w:t>ExternalData</w:t>
+            </w:r>
+            <w:proofErr w:type="spellEnd"/>
+            <w:r>
+              <w:rPr>
+                <w:rFonts w:ascii="Fira Code" w:hAnsi="Fira Code" w:cs="Fira Code"/>
+                <w:color w:val="000000"/>
+                <w:lang w:val="en-US"/>
+              </w:rPr>
+              <w:t xml:space="preserve"> </w:t>
+            </w:r>
+            <w:r>
+              <w:rPr>
+                <w:rFonts w:ascii="Fira Code" w:hAnsi="Fira Code" w:cs="Fira Code"/>
+                <w:color w:val="00627A"/>
+                <w:lang w:val="en-US"/>
+              </w:rPr>
+              <w:t>execute</w:t>
+            </w:r>
+            <w:r>
+              <w:rPr>
+                <w:rFonts w:ascii="Fira Code" w:hAnsi="Fira Code" w:cs="Fira Code"/>
+                <w:color w:val="3F9101"/>
+                <w:lang w:val="en-US"/>
+              </w:rPr>
+              <w:t xml:space="preserve">() </w:t>
+            </w:r>
+            <w:r>
+              <w:rPr>
+                <w:rFonts w:ascii="Fira Code" w:hAnsi="Fira Code" w:cs="Fira Code"/>
+                <w:color w:val="0E4A8E"/>
+                <w:lang w:val="en-US"/>
+              </w:rPr>
+              <w:t>{</w:t>
+            </w:r>
+            <w:r>
+              <w:rPr>
+                <w:rFonts w:ascii="Fira Code" w:hAnsi="Fira Code" w:cs="Fira Code"/>
+                <w:color w:val="0E4A8E"/>
+                <w:lang w:val="en-US"/>
+              </w:rPr>
+              <w:br/>
+              <w:t xml:space="preserve">        </w:t>
+            </w:r>
+            <w:r>
+              <w:rPr>
+                <w:rFonts w:ascii="Fira Code" w:hAnsi="Fira Code" w:cs="Fira Code"/>
+                <w:color w:val="0033B3"/>
+                <w:lang w:val="en-US"/>
+              </w:rPr>
+              <w:t xml:space="preserve">return new </w:t>
+            </w:r>
+            <w:proofErr w:type="spellStart"/>
+            <w:r>
+              <w:rPr>
+                <w:rFonts w:ascii="Fira Code" w:hAnsi="Fira Code" w:cs="Fira Code"/>
+                <w:color w:val="080808"/>
+                <w:lang w:val="en-US"/>
+              </w:rPr>
+              <w:t>ExternalData</w:t>
+            </w:r>
+            <w:proofErr w:type="spellEnd"/>
+            <w:r>
+              <w:rPr>
+                <w:rFonts w:ascii="Fira Code" w:hAnsi="Fira Code" w:cs="Fira Code"/>
+                <w:color w:val="3F9101"/>
+                <w:lang w:val="en-US"/>
+              </w:rPr>
+              <w:t>(</w:t>
+            </w:r>
+            <w:r>
+              <w:rPr>
+                <w:rFonts w:ascii="Fira Code" w:hAnsi="Fira Code" w:cs="Fira Code"/>
+                <w:color w:val="067D17"/>
+                <w:lang w:val="en-US"/>
+              </w:rPr>
+              <w:t>"Sunny"</w:t>
+            </w:r>
+            <w:r>
+              <w:rPr>
+                <w:rFonts w:ascii="Fira Code" w:hAnsi="Fira Code" w:cs="Fira Code"/>
+                <w:color w:val="080808"/>
+                <w:lang w:val="en-US"/>
+              </w:rPr>
+              <w:t xml:space="preserve">, </w:t>
+            </w:r>
+            <w:r>
+              <w:rPr>
+                <w:rFonts w:ascii="Fira Code" w:hAnsi="Fira Code" w:cs="Fira Code"/>
+                <w:color w:val="067D17"/>
+                <w:lang w:val="en-US"/>
+              </w:rPr>
+              <w:t>"25°C"</w:t>
+            </w:r>
+            <w:r>
+              <w:rPr>
+                <w:rFonts w:ascii="Fira Code" w:hAnsi="Fira Code" w:cs="Fira Code"/>
+                <w:color w:val="3F9101"/>
+                <w:lang w:val="en-US"/>
+              </w:rPr>
+              <w:t>)</w:t>
+            </w:r>
+            <w:r>
+              <w:rPr>
+                <w:rFonts w:ascii="Fira Code" w:hAnsi="Fira Code" w:cs="Fira Code"/>
+                <w:color w:val="080808"/>
+                <w:lang w:val="en-US"/>
+              </w:rPr>
+              <w:t>;</w:t>
+            </w:r>
+            <w:r>
+              <w:rPr>
+                <w:rFonts w:ascii="Fira Code" w:hAnsi="Fira Code" w:cs="Fira Code"/>
+                <w:color w:val="080808"/>
+                <w:lang w:val="en-US"/>
+              </w:rPr>
+              <w:br/>
+              <w:t xml:space="preserve">    </w:t>
+            </w:r>
+            <w:r>
+              <w:rPr>
+                <w:rFonts w:ascii="Fira Code" w:hAnsi="Fira Code" w:cs="Fira Code"/>
+                <w:color w:val="0E4A8E"/>
+                <w:lang w:val="en-US"/>
+              </w:rPr>
+              <w:t>}</w:t>
+            </w:r>
+            <w:r>
+              <w:rPr>
+                <w:rFonts w:ascii="Fira Code" w:hAnsi="Fira Code" w:cs="Fira Code"/>
+                <w:color w:val="0E4A8E"/>
+                <w:lang w:val="en-US"/>
+              </w:rPr>
+              <w:br/>
+            </w:r>
+            <w:r>
+              <w:rPr>
+                <w:rFonts w:ascii="Fira Code" w:hAnsi="Fira Code" w:cs="Fira Code"/>
+                <w:color w:val="3F9101"/>
+                <w:lang w:val="en-US"/>
+              </w:rPr>
+              <w:t>}</w:t>
+            </w:r>
+          </w:p>
+        </w:tc>
+      </w:tr>
+      <w:tr>
+        <w:tc>
+          <w:tcPr>
+            <w:tcW w:w="9345" w:type="dxa"/>
+          </w:tcPr>
+          <w:p>
+            <w:pPr>
+              <w:pStyle w:val="HTML"/>
+              <w:shd w:val="clear" w:color="auto" w:fill="FFFFFF"/>
+              <w:rPr>
+                <w:rFonts w:ascii="Fira Code" w:hAnsi="Fira Code" w:cs="Fira Code"/>
+                <w:color w:val="080808"/>
+                <w:lang w:val="en-US"/>
+              </w:rPr>
+            </w:pPr>
+            <w:r>
+              <w:rPr>
+                <w:rFonts w:ascii="Fira Code" w:hAnsi="Fira Code" w:cs="Fira Code"/>
+                <w:color w:val="0033B3"/>
+                <w:lang w:val="en-US"/>
+              </w:rPr>
+              <w:t xml:space="preserve">package </w:t>
+            </w:r>
+            <w:proofErr w:type="spellStart"/>
+            <w:proofErr w:type="gramStart"/>
+            <w:r>
+              <w:rPr>
+                <w:rFonts w:ascii="Fira Code" w:hAnsi="Fira Code" w:cs="Fira Code"/>
+                <w:color w:val="000000"/>
+                <w:lang w:val="en-US"/>
+              </w:rPr>
+              <w:t>ru.mirea</w:t>
+            </w:r>
+            <w:proofErr w:type="gramEnd"/>
+            <w:r>
+              <w:rPr>
+                <w:rFonts w:ascii="Fira Code" w:hAnsi="Fira Code" w:cs="Fira Code"/>
+                <w:color w:val="000000"/>
+                <w:lang w:val="en-US"/>
+              </w:rPr>
+              <w:t>.shutov.mobiletour.domain.usecases</w:t>
+            </w:r>
+            <w:proofErr w:type="spellEnd"/>
+            <w:r>
+              <w:rPr>
+                <w:rFonts w:ascii="Fira Code" w:hAnsi="Fira Code" w:cs="Fira Code"/>
+                <w:color w:val="080808"/>
+                <w:lang w:val="en-US"/>
+              </w:rPr>
+              <w:t>;</w:t>
+            </w:r>
+            <w:r>
+              <w:rPr>
+                <w:rFonts w:ascii="Fira Code" w:hAnsi="Fira Code" w:cs="Fira Code"/>
+                <w:color w:val="080808"/>
+                <w:lang w:val="en-US"/>
+              </w:rPr>
+              <w:br/>
+            </w:r>
+            <w:r>
+              <w:rPr>
+                <w:rFonts w:ascii="Fira Code" w:hAnsi="Fira Code" w:cs="Fira Code"/>
+                <w:color w:val="080808"/>
+                <w:lang w:val="en-US"/>
+              </w:rPr>
+              <w:br/>
+            </w:r>
+            <w:r>
+              <w:rPr>
+                <w:rFonts w:ascii="Fira Code" w:hAnsi="Fira Code" w:cs="Fira Code"/>
+                <w:color w:val="0033B3"/>
+                <w:lang w:val="en-US"/>
+              </w:rPr>
+              <w:t xml:space="preserve">import </w:t>
+            </w:r>
+            <w:proofErr w:type="spellStart"/>
+            <w:r>
+              <w:rPr>
+                <w:rFonts w:ascii="Fira Code" w:hAnsi="Fira Code" w:cs="Fira Code"/>
+                <w:color w:val="000000"/>
+                <w:lang w:val="en-US"/>
+              </w:rPr>
+              <w:t>ru.mirea.shutov.mobiletour.domain.repository.TourRepository</w:t>
+            </w:r>
+            <w:proofErr w:type="spellEnd"/>
+            <w:r>
+              <w:rPr>
+                <w:rFonts w:ascii="Fira Code" w:hAnsi="Fira Code" w:cs="Fira Code"/>
+                <w:color w:val="080808"/>
+                <w:lang w:val="en-US"/>
+              </w:rPr>
+              <w:t>;</w:t>
+            </w:r>
+            <w:r>
+              <w:rPr>
+                <w:rFonts w:ascii="Fira Code" w:hAnsi="Fira Code" w:cs="Fira Code"/>
+                <w:color w:val="080808"/>
+                <w:lang w:val="en-US"/>
+              </w:rPr>
+              <w:br/>
+            </w:r>
+            <w:r>
+              <w:rPr>
+                <w:rFonts w:ascii="Fira Code" w:hAnsi="Fira Code" w:cs="Fira Code"/>
+                <w:color w:val="0033B3"/>
+                <w:lang w:val="en-US"/>
+              </w:rPr>
+              <w:t xml:space="preserve">import </w:t>
+            </w:r>
+            <w:proofErr w:type="spellStart"/>
+            <w:r>
+              <w:rPr>
+                <w:rFonts w:ascii="Fira Code" w:hAnsi="Fira Code" w:cs="Fira Code"/>
+                <w:color w:val="000000"/>
+                <w:lang w:val="en-US"/>
+              </w:rPr>
+              <w:t>ru.mirea.shutov.mobiletour.domain.models.TourEntity</w:t>
+            </w:r>
+            <w:proofErr w:type="spellEnd"/>
+            <w:r>
+              <w:rPr>
+                <w:rFonts w:ascii="Fira Code" w:hAnsi="Fira Code" w:cs="Fira Code"/>
+                <w:color w:val="080808"/>
+                <w:lang w:val="en-US"/>
+              </w:rPr>
+              <w:t>;</w:t>
+            </w:r>
+            <w:r>
+              <w:rPr>
+                <w:rFonts w:ascii="Fira Code" w:hAnsi="Fira Code" w:cs="Fira Code"/>
+                <w:color w:val="080808"/>
+                <w:lang w:val="en-US"/>
+              </w:rPr>
+              <w:br/>
+            </w:r>
+            <w:r>
+              <w:rPr>
+                <w:rFonts w:ascii="Fira Code" w:hAnsi="Fira Code" w:cs="Fira Code"/>
+                <w:color w:val="080808"/>
+                <w:lang w:val="en-US"/>
+              </w:rPr>
+              <w:br/>
+            </w:r>
+            <w:r>
+              <w:rPr>
+                <w:rFonts w:ascii="Fira Code" w:hAnsi="Fira Code" w:cs="Fira Code"/>
+                <w:color w:val="0033B3"/>
+                <w:lang w:val="en-US"/>
+              </w:rPr>
+              <w:t xml:space="preserve">public class </w:t>
+            </w:r>
+            <w:proofErr w:type="spellStart"/>
+            <w:r>
+              <w:rPr>
+                <w:rFonts w:ascii="Fira Code" w:hAnsi="Fira Code" w:cs="Fira Code"/>
+                <w:color w:val="000000"/>
+                <w:lang w:val="en-US"/>
+              </w:rPr>
+              <w:t>GetTourDetailUseCase</w:t>
+            </w:r>
+            <w:proofErr w:type="spellEnd"/>
+            <w:r>
+              <w:rPr>
+                <w:rFonts w:ascii="Fira Code" w:hAnsi="Fira Code" w:cs="Fira Code"/>
+                <w:color w:val="000000"/>
+                <w:lang w:val="en-US"/>
+              </w:rPr>
+              <w:t xml:space="preserve"> </w:t>
+            </w:r>
+            <w:r>
+              <w:rPr>
+                <w:rFonts w:ascii="Fira Code" w:hAnsi="Fira Code" w:cs="Fira Code"/>
+                <w:color w:val="3F9101"/>
+                <w:lang w:val="en-US"/>
+              </w:rPr>
+              <w:t>{</w:t>
+            </w:r>
+            <w:r>
+              <w:rPr>
+                <w:rFonts w:ascii="Fira Code" w:hAnsi="Fira Code" w:cs="Fira Code"/>
+                <w:color w:val="3F9101"/>
+                <w:lang w:val="en-US"/>
+              </w:rPr>
+              <w:br/>
+              <w:t xml:space="preserve">    </w:t>
+            </w:r>
+            <w:r>
+              <w:rPr>
+                <w:rFonts w:ascii="Fira Code" w:hAnsi="Fira Code" w:cs="Fira Code"/>
+                <w:color w:val="0033B3"/>
+                <w:lang w:val="en-US"/>
+              </w:rPr>
+              <w:t xml:space="preserve">private </w:t>
+            </w:r>
+            <w:proofErr w:type="spellStart"/>
+            <w:r>
+              <w:rPr>
+                <w:rFonts w:ascii="Fira Code" w:hAnsi="Fira Code" w:cs="Fira Code"/>
+                <w:color w:val="000000"/>
+                <w:lang w:val="en-US"/>
+              </w:rPr>
+              <w:t>TourRepository</w:t>
+            </w:r>
+            <w:proofErr w:type="spellEnd"/>
+            <w:r>
+              <w:rPr>
+                <w:rFonts w:ascii="Fira Code" w:hAnsi="Fira Code" w:cs="Fira Code"/>
+                <w:color w:val="000000"/>
+                <w:lang w:val="en-US"/>
+              </w:rPr>
+              <w:t xml:space="preserve"> </w:t>
+            </w:r>
+            <w:r>
+              <w:rPr>
+                <w:rFonts w:ascii="Fira Code" w:hAnsi="Fira Code" w:cs="Fira Code"/>
+                <w:color w:val="871094"/>
+                <w:lang w:val="en-US"/>
+              </w:rPr>
+              <w:t>repository</w:t>
+            </w:r>
+            <w:r>
+              <w:rPr>
+                <w:rFonts w:ascii="Fira Code" w:hAnsi="Fira Code" w:cs="Fira Code"/>
+                <w:color w:val="080808"/>
+                <w:lang w:val="en-US"/>
+              </w:rPr>
+              <w:t>;</w:t>
+            </w:r>
+            <w:r>
+              <w:rPr>
+                <w:rFonts w:ascii="Fira Code" w:hAnsi="Fira Code" w:cs="Fira Code"/>
+                <w:color w:val="080808"/>
+                <w:lang w:val="en-US"/>
+              </w:rPr>
+              <w:br/>
+            </w:r>
+            <w:r>
+              <w:rPr>
+                <w:rFonts w:ascii="Fira Code" w:hAnsi="Fira Code" w:cs="Fira Code"/>
+                <w:color w:val="080808"/>
+                <w:lang w:val="en-US"/>
+              </w:rPr>
+              <w:br/>
+              <w:t xml:space="preserve">    </w:t>
+            </w:r>
+            <w:r>
+              <w:rPr>
+                <w:rFonts w:ascii="Fira Code" w:hAnsi="Fira Code" w:cs="Fira Code"/>
+                <w:color w:val="0033B3"/>
+                <w:lang w:val="en-US"/>
+              </w:rPr>
+              <w:t xml:space="preserve">public </w:t>
+            </w:r>
+            <w:proofErr w:type="spellStart"/>
+            <w:r>
+              <w:rPr>
+                <w:rFonts w:ascii="Fira Code" w:hAnsi="Fira Code" w:cs="Fira Code"/>
+                <w:color w:val="00627A"/>
+                <w:lang w:val="en-US"/>
+              </w:rPr>
+              <w:t>GetTourDetailUseCase</w:t>
+            </w:r>
+            <w:proofErr w:type="spellEnd"/>
+            <w:r>
+              <w:rPr>
+                <w:rFonts w:ascii="Fira Code" w:hAnsi="Fira Code" w:cs="Fira Code"/>
+                <w:color w:val="3F9101"/>
+                <w:lang w:val="en-US"/>
+              </w:rPr>
+              <w:t>(</w:t>
+            </w:r>
+            <w:proofErr w:type="spellStart"/>
+            <w:r>
+              <w:rPr>
+                <w:rFonts w:ascii="Fira Code" w:hAnsi="Fira Code" w:cs="Fira Code"/>
+                <w:color w:val="000000"/>
+                <w:lang w:val="en-US"/>
+              </w:rPr>
+              <w:t>TourRepository</w:t>
+            </w:r>
+            <w:proofErr w:type="spellEnd"/>
+            <w:r>
+              <w:rPr>
+                <w:rFonts w:ascii="Fira Code" w:hAnsi="Fira Code" w:cs="Fira Code"/>
+                <w:color w:val="000000"/>
+                <w:lang w:val="en-US"/>
+              </w:rPr>
+              <w:t xml:space="preserve"> repository</w:t>
+            </w:r>
+            <w:r>
+              <w:rPr>
+                <w:rFonts w:ascii="Fira Code" w:hAnsi="Fira Code" w:cs="Fira Code"/>
+                <w:color w:val="3F9101"/>
+                <w:lang w:val="en-US"/>
+              </w:rPr>
+              <w:t xml:space="preserve">) </w:t>
+            </w:r>
+            <w:r>
+              <w:rPr>
+                <w:rFonts w:ascii="Fira Code" w:hAnsi="Fira Code" w:cs="Fira Code"/>
+                <w:color w:val="0E4A8E"/>
+                <w:lang w:val="en-US"/>
+              </w:rPr>
+              <w:t>{</w:t>
+            </w:r>
+            <w:r>
+              <w:rPr>
+                <w:rFonts w:ascii="Fira Code" w:hAnsi="Fira Code" w:cs="Fira Code"/>
+                <w:color w:val="0E4A8E"/>
+                <w:lang w:val="en-US"/>
+              </w:rPr>
+              <w:br/>
+              <w:t xml:space="preserve">        </w:t>
+            </w:r>
+            <w:proofErr w:type="spellStart"/>
+            <w:r>
+              <w:rPr>
+                <w:rFonts w:ascii="Fira Code" w:hAnsi="Fira Code" w:cs="Fira Code"/>
+                <w:color w:val="0033B3"/>
+                <w:lang w:val="en-US"/>
+              </w:rPr>
+              <w:t>this</w:t>
+            </w:r>
+            <w:r>
+              <w:rPr>
+                <w:rFonts w:ascii="Fira Code" w:hAnsi="Fira Code" w:cs="Fira Code"/>
+                <w:color w:val="080808"/>
+                <w:lang w:val="en-US"/>
+              </w:rPr>
+              <w:t>.</w:t>
+            </w:r>
+            <w:r>
+              <w:rPr>
+                <w:rFonts w:ascii="Fira Code" w:hAnsi="Fira Code" w:cs="Fira Code"/>
+                <w:color w:val="871094"/>
+                <w:lang w:val="en-US"/>
+              </w:rPr>
+              <w:t>repository</w:t>
+            </w:r>
+            <w:proofErr w:type="spellEnd"/>
+            <w:r>
+              <w:rPr>
+                <w:rFonts w:ascii="Fira Code" w:hAnsi="Fira Code" w:cs="Fira Code"/>
+                <w:color w:val="871094"/>
+                <w:lang w:val="en-US"/>
+              </w:rPr>
+              <w:t xml:space="preserve"> </w:t>
+            </w:r>
+            <w:r>
+              <w:rPr>
+                <w:rFonts w:ascii="Fira Code" w:hAnsi="Fira Code" w:cs="Fira Code"/>
+                <w:color w:val="080808"/>
+                <w:lang w:val="en-US"/>
+              </w:rPr>
+              <w:t xml:space="preserve">= </w:t>
+            </w:r>
+            <w:r>
+              <w:rPr>
+                <w:rFonts w:ascii="Fira Code" w:hAnsi="Fira Code" w:cs="Fira Code"/>
+                <w:color w:val="000000"/>
+                <w:lang w:val="en-US"/>
+              </w:rPr>
+              <w:t>repository</w:t>
+            </w:r>
+            <w:r>
+              <w:rPr>
+                <w:rFonts w:ascii="Fira Code" w:hAnsi="Fira Code" w:cs="Fira Code"/>
+                <w:color w:val="080808"/>
+                <w:lang w:val="en-US"/>
+              </w:rPr>
+              <w:t>;</w:t>
+            </w:r>
+            <w:r>
+              <w:rPr>
+                <w:rFonts w:ascii="Fira Code" w:hAnsi="Fira Code" w:cs="Fira Code"/>
+                <w:color w:val="080808"/>
+                <w:lang w:val="en-US"/>
+              </w:rPr>
+              <w:br/>
+              <w:t xml:space="preserve">    </w:t>
+            </w:r>
+            <w:r>
+              <w:rPr>
+                <w:rFonts w:ascii="Fira Code" w:hAnsi="Fira Code" w:cs="Fira Code"/>
+                <w:color w:val="0E4A8E"/>
+                <w:lang w:val="en-US"/>
+              </w:rPr>
+              <w:t>}</w:t>
+            </w:r>
+            <w:r>
+              <w:rPr>
+                <w:rFonts w:ascii="Fira Code" w:hAnsi="Fira Code" w:cs="Fira Code"/>
+                <w:color w:val="0E4A8E"/>
+                <w:lang w:val="en-US"/>
+              </w:rPr>
+              <w:br/>
+            </w:r>
+            <w:r>
+              <w:rPr>
+                <w:rFonts w:ascii="Fira Code" w:hAnsi="Fira Code" w:cs="Fira Code"/>
+                <w:color w:val="0E4A8E"/>
+                <w:lang w:val="en-US"/>
+              </w:rPr>
+              <w:br/>
+              <w:t xml:space="preserve">    </w:t>
+            </w:r>
+            <w:r>
+              <w:rPr>
+                <w:rFonts w:ascii="Fira Code" w:hAnsi="Fira Code" w:cs="Fira Code"/>
+                <w:color w:val="0033B3"/>
+                <w:lang w:val="en-US"/>
+              </w:rPr>
+              <w:t xml:space="preserve">public </w:t>
+            </w:r>
+            <w:proofErr w:type="spellStart"/>
+            <w:r>
+              <w:rPr>
+                <w:rFonts w:ascii="Fira Code" w:hAnsi="Fira Code" w:cs="Fira Code"/>
+                <w:color w:val="000000"/>
+                <w:lang w:val="en-US"/>
+              </w:rPr>
+              <w:t>TourEntity</w:t>
+            </w:r>
+            <w:proofErr w:type="spellEnd"/>
+            <w:r>
+              <w:rPr>
+                <w:rFonts w:ascii="Fira Code" w:hAnsi="Fira Code" w:cs="Fira Code"/>
+                <w:color w:val="000000"/>
+                <w:lang w:val="en-US"/>
+              </w:rPr>
+              <w:t xml:space="preserve"> </w:t>
+            </w:r>
+            <w:r>
+              <w:rPr>
+                <w:rFonts w:ascii="Fira Code" w:hAnsi="Fira Code" w:cs="Fira Code"/>
+                <w:color w:val="00627A"/>
+                <w:lang w:val="en-US"/>
+              </w:rPr>
+              <w:t>execute</w:t>
+            </w:r>
+            <w:r>
+              <w:rPr>
+                <w:rFonts w:ascii="Fira Code" w:hAnsi="Fira Code" w:cs="Fira Code"/>
+                <w:color w:val="3F9101"/>
+                <w:lang w:val="en-US"/>
+              </w:rPr>
+              <w:t>(</w:t>
+            </w:r>
+            <w:r>
+              <w:rPr>
+                <w:rFonts w:ascii="Fira Code" w:hAnsi="Fira Code" w:cs="Fira Code"/>
+                <w:color w:val="000000"/>
+                <w:lang w:val="en-US"/>
+              </w:rPr>
+              <w:t xml:space="preserve">String </w:t>
+            </w:r>
+            <w:proofErr w:type="spellStart"/>
+            <w:r>
+              <w:rPr>
+                <w:rFonts w:ascii="Fira Code" w:hAnsi="Fira Code" w:cs="Fira Code"/>
+                <w:color w:val="000000"/>
+                <w:lang w:val="en-US"/>
+              </w:rPr>
+              <w:t>tourId</w:t>
+            </w:r>
+            <w:proofErr w:type="spellEnd"/>
+            <w:r>
+              <w:rPr>
+                <w:rFonts w:ascii="Fira Code" w:hAnsi="Fira Code" w:cs="Fira Code"/>
+                <w:color w:val="3F9101"/>
+                <w:lang w:val="en-US"/>
+              </w:rPr>
+              <w:t xml:space="preserve">) </w:t>
+            </w:r>
+            <w:r>
+              <w:rPr>
+                <w:rFonts w:ascii="Fira Code" w:hAnsi="Fira Code" w:cs="Fira Code"/>
+                <w:color w:val="0E4A8E"/>
+                <w:lang w:val="en-US"/>
+              </w:rPr>
+              <w:t>{</w:t>
+            </w:r>
+            <w:r>
+              <w:rPr>
+                <w:rFonts w:ascii="Fira Code" w:hAnsi="Fira Code" w:cs="Fira Code"/>
+                <w:color w:val="0E4A8E"/>
+                <w:lang w:val="en-US"/>
+              </w:rPr>
+              <w:br/>
+              <w:t xml:space="preserve">        </w:t>
+            </w:r>
+            <w:r>
+              <w:rPr>
+                <w:rFonts w:ascii="Fira Code" w:hAnsi="Fira Code" w:cs="Fira Code"/>
+                <w:color w:val="0033B3"/>
+                <w:lang w:val="en-US"/>
+              </w:rPr>
+              <w:t xml:space="preserve">return </w:t>
+            </w:r>
+            <w:proofErr w:type="spellStart"/>
+            <w:r>
+              <w:rPr>
+                <w:rFonts w:ascii="Fira Code" w:hAnsi="Fira Code" w:cs="Fira Code"/>
+                <w:color w:val="871094"/>
+                <w:lang w:val="en-US"/>
+              </w:rPr>
+              <w:t>repository</w:t>
+            </w:r>
+            <w:r>
+              <w:rPr>
+                <w:rFonts w:ascii="Fira Code" w:hAnsi="Fira Code" w:cs="Fira Code"/>
+                <w:color w:val="080808"/>
+                <w:lang w:val="en-US"/>
+              </w:rPr>
+              <w:t>.getTourDetail</w:t>
+            </w:r>
+            <w:proofErr w:type="spellEnd"/>
+            <w:r>
+              <w:rPr>
+                <w:rFonts w:ascii="Fira Code" w:hAnsi="Fira Code" w:cs="Fira Code"/>
+                <w:color w:val="3F9101"/>
+                <w:lang w:val="en-US"/>
+              </w:rPr>
+              <w:t>(</w:t>
+            </w:r>
+            <w:proofErr w:type="spellStart"/>
+            <w:r>
+              <w:rPr>
+                <w:rFonts w:ascii="Fira Code" w:hAnsi="Fira Code" w:cs="Fira Code"/>
+                <w:color w:val="000000"/>
+                <w:lang w:val="en-US"/>
+              </w:rPr>
+              <w:t>tourId</w:t>
+            </w:r>
+            <w:proofErr w:type="spellEnd"/>
+            <w:r>
+              <w:rPr>
+                <w:rFonts w:ascii="Fira Code" w:hAnsi="Fira Code" w:cs="Fira Code"/>
+                <w:color w:val="3F9101"/>
+                <w:lang w:val="en-US"/>
+              </w:rPr>
+              <w:t>)</w:t>
+            </w:r>
+            <w:r>
+              <w:rPr>
+                <w:rFonts w:ascii="Fira Code" w:hAnsi="Fira Code" w:cs="Fira Code"/>
+                <w:color w:val="080808"/>
+                <w:lang w:val="en-US"/>
+              </w:rPr>
+              <w:t>;</w:t>
+            </w:r>
+            <w:r>
+              <w:rPr>
+                <w:rFonts w:ascii="Fira Code" w:hAnsi="Fira Code" w:cs="Fira Code"/>
+                <w:color w:val="080808"/>
+                <w:lang w:val="en-US"/>
+              </w:rPr>
+              <w:br/>
+              <w:t xml:space="preserve">    </w:t>
+            </w:r>
+            <w:r>
+              <w:rPr>
+                <w:rFonts w:ascii="Fira Code" w:hAnsi="Fira Code" w:cs="Fira Code"/>
+                <w:color w:val="0E4A8E"/>
+                <w:lang w:val="en-US"/>
+              </w:rPr>
+              <w:t>}</w:t>
+            </w:r>
+            <w:r>
+              <w:rPr>
+                <w:rFonts w:ascii="Fira Code" w:hAnsi="Fira Code" w:cs="Fira Code"/>
+                <w:color w:val="0E4A8E"/>
+                <w:lang w:val="en-US"/>
+              </w:rPr>
+              <w:br/>
+            </w:r>
+            <w:r>
+              <w:rPr>
+                <w:rFonts w:ascii="Fira Code" w:hAnsi="Fira Code" w:cs="Fira Code"/>
+                <w:color w:val="3F9101"/>
+                <w:lang w:val="en-US"/>
+              </w:rPr>
+              <w:t>}</w:t>
+            </w:r>
+          </w:p>
+        </w:tc>
+      </w:tr>
+      <w:tr>
+        <w:tc>
+          <w:tcPr>
+            <w:tcW w:w="9345" w:type="dxa"/>
+          </w:tcPr>
+          <w:p>
+            <w:pPr>
+              <w:pStyle w:val="HTML"/>
+              <w:shd w:val="clear" w:color="auto" w:fill="FFFFFF"/>
+              <w:rPr>
+                <w:rFonts w:ascii="Fira Code" w:hAnsi="Fira Code" w:cs="Fira Code"/>
+                <w:color w:val="080808"/>
+                <w:lang w:val="en-US"/>
+              </w:rPr>
+            </w:pPr>
+            <w:r>
+              <w:rPr>
+                <w:rFonts w:ascii="Fira Code" w:hAnsi="Fira Code" w:cs="Fira Code"/>
+                <w:color w:val="0033B3"/>
+                <w:lang w:val="en-US"/>
+              </w:rPr>
+              <w:t xml:space="preserve">package </w:t>
+            </w:r>
+            <w:proofErr w:type="spellStart"/>
+            <w:proofErr w:type="gramStart"/>
+            <w:r>
+              <w:rPr>
+                <w:rFonts w:ascii="Fira Code" w:hAnsi="Fira Code" w:cs="Fira Code"/>
+                <w:color w:val="000000"/>
+                <w:lang w:val="en-US"/>
+              </w:rPr>
+              <w:t>ru.mirea</w:t>
+            </w:r>
+            <w:proofErr w:type="gramEnd"/>
+            <w:r>
+              <w:rPr>
+                <w:rFonts w:ascii="Fira Code" w:hAnsi="Fira Code" w:cs="Fira Code"/>
+                <w:color w:val="000000"/>
+                <w:lang w:val="en-US"/>
+              </w:rPr>
+              <w:t>.shutov.mobiletour.domain.usecases</w:t>
+            </w:r>
+            <w:proofErr w:type="spellEnd"/>
+            <w:r>
+              <w:rPr>
+                <w:rFonts w:ascii="Fira Code" w:hAnsi="Fira Code" w:cs="Fira Code"/>
+                <w:color w:val="080808"/>
+                <w:lang w:val="en-US"/>
+              </w:rPr>
+              <w:t>;</w:t>
+            </w:r>
+            <w:r>
+              <w:rPr>
+                <w:rFonts w:ascii="Fira Code" w:hAnsi="Fira Code" w:cs="Fira Code"/>
+                <w:color w:val="080808"/>
+                <w:lang w:val="en-US"/>
+              </w:rPr>
+              <w:br/>
+            </w:r>
+            <w:r>
+              <w:rPr>
+                <w:rFonts w:ascii="Fira Code" w:hAnsi="Fira Code" w:cs="Fira Code"/>
+                <w:color w:val="080808"/>
+                <w:lang w:val="en-US"/>
+              </w:rPr>
+              <w:br/>
+            </w:r>
+            <w:r>
+              <w:rPr>
+                <w:rFonts w:ascii="Fira Code" w:hAnsi="Fira Code" w:cs="Fira Code"/>
+                <w:color w:val="0033B3"/>
+                <w:lang w:val="en-US"/>
+              </w:rPr>
+              <w:t xml:space="preserve">import </w:t>
+            </w:r>
+            <w:proofErr w:type="spellStart"/>
+            <w:r>
+              <w:rPr>
+                <w:rFonts w:ascii="Fira Code" w:hAnsi="Fira Code" w:cs="Fira Code"/>
+                <w:color w:val="000000"/>
+                <w:lang w:val="en-US"/>
+              </w:rPr>
+              <w:t>java.util.List</w:t>
+            </w:r>
+            <w:proofErr w:type="spellEnd"/>
+            <w:r>
+              <w:rPr>
+                <w:rFonts w:ascii="Fira Code" w:hAnsi="Fira Code" w:cs="Fira Code"/>
+                <w:color w:val="080808"/>
+                <w:lang w:val="en-US"/>
+              </w:rPr>
+              <w:t>;</w:t>
+            </w:r>
+            <w:r>
+              <w:rPr>
+                <w:rFonts w:ascii="Fira Code" w:hAnsi="Fira Code" w:cs="Fira Code"/>
+                <w:color w:val="080808"/>
+                <w:lang w:val="en-US"/>
+              </w:rPr>
+              <w:br/>
+            </w:r>
+            <w:r>
+              <w:rPr>
+                <w:rFonts w:ascii="Fira Code" w:hAnsi="Fira Code" w:cs="Fira Code"/>
+                <w:color w:val="080808"/>
+                <w:lang w:val="en-US"/>
+              </w:rPr>
+              <w:br/>
+            </w:r>
+            <w:r>
+              <w:rPr>
+                <w:rFonts w:ascii="Fira Code" w:hAnsi="Fira Code" w:cs="Fira Code"/>
+                <w:color w:val="0033B3"/>
+                <w:lang w:val="en-US"/>
+              </w:rPr>
+              <w:t xml:space="preserve">import </w:t>
+            </w:r>
+            <w:proofErr w:type="spellStart"/>
+            <w:r>
+              <w:rPr>
+                <w:rFonts w:ascii="Fira Code" w:hAnsi="Fira Code" w:cs="Fira Code"/>
+                <w:color w:val="000000"/>
+                <w:lang w:val="en-US"/>
+              </w:rPr>
+              <w:t>ru.mirea.shutov.mobiletour.domain.repository.TourRepository</w:t>
+            </w:r>
+            <w:proofErr w:type="spellEnd"/>
+            <w:r>
+              <w:rPr>
+                <w:rFonts w:ascii="Fira Code" w:hAnsi="Fira Code" w:cs="Fira Code"/>
+                <w:color w:val="080808"/>
+                <w:lang w:val="en-US"/>
+              </w:rPr>
+              <w:t>;</w:t>
+            </w:r>
+            <w:r>
+              <w:rPr>
+                <w:rFonts w:ascii="Fira Code" w:hAnsi="Fira Code" w:cs="Fira Code"/>
+                <w:color w:val="080808"/>
+                <w:lang w:val="en-US"/>
+              </w:rPr>
+              <w:br/>
+            </w:r>
+            <w:r>
+              <w:rPr>
+                <w:rFonts w:ascii="Fira Code" w:hAnsi="Fira Code" w:cs="Fira Code"/>
+                <w:color w:val="0033B3"/>
+                <w:lang w:val="en-US"/>
+              </w:rPr>
+              <w:t xml:space="preserve">import </w:t>
+            </w:r>
+            <w:proofErr w:type="spellStart"/>
+            <w:r>
+              <w:rPr>
+                <w:rFonts w:ascii="Fira Code" w:hAnsi="Fira Code" w:cs="Fira Code"/>
+                <w:color w:val="000000"/>
+                <w:lang w:val="en-US"/>
+              </w:rPr>
+              <w:t>ru.mirea.shutov.mobiletour.domain.models.TourEntity</w:t>
+            </w:r>
+            <w:proofErr w:type="spellEnd"/>
+            <w:r>
+              <w:rPr>
+                <w:rFonts w:ascii="Fira Code" w:hAnsi="Fira Code" w:cs="Fira Code"/>
+                <w:color w:val="080808"/>
+                <w:lang w:val="en-US"/>
+              </w:rPr>
+              <w:t>;</w:t>
+            </w:r>
+            <w:r>
+              <w:rPr>
+                <w:rFonts w:ascii="Fira Code" w:hAnsi="Fira Code" w:cs="Fira Code"/>
+                <w:color w:val="080808"/>
+                <w:lang w:val="en-US"/>
+              </w:rPr>
+              <w:br/>
+            </w:r>
+            <w:r>
+              <w:rPr>
+                <w:rFonts w:ascii="Fira Code" w:hAnsi="Fira Code" w:cs="Fira Code"/>
+                <w:color w:val="080808"/>
+                <w:lang w:val="en-US"/>
+              </w:rPr>
+              <w:br/>
+            </w:r>
+            <w:r>
+              <w:rPr>
+                <w:rFonts w:ascii="Fira Code" w:hAnsi="Fira Code" w:cs="Fira Code"/>
+                <w:color w:val="0033B3"/>
+                <w:lang w:val="en-US"/>
+              </w:rPr>
+              <w:t xml:space="preserve">public class </w:t>
+            </w:r>
+            <w:proofErr w:type="spellStart"/>
+            <w:r>
+              <w:rPr>
+                <w:rFonts w:ascii="Fira Code" w:hAnsi="Fira Code" w:cs="Fira Code"/>
+                <w:color w:val="000000"/>
+                <w:lang w:val="en-US"/>
+              </w:rPr>
+              <w:t>GetToursUseCase</w:t>
+            </w:r>
+            <w:proofErr w:type="spellEnd"/>
+            <w:r>
+              <w:rPr>
+                <w:rFonts w:ascii="Fira Code" w:hAnsi="Fira Code" w:cs="Fira Code"/>
+                <w:color w:val="000000"/>
+                <w:lang w:val="en-US"/>
+              </w:rPr>
+              <w:t xml:space="preserve"> </w:t>
+            </w:r>
+            <w:r>
+              <w:rPr>
+                <w:rFonts w:ascii="Fira Code" w:hAnsi="Fira Code" w:cs="Fira Code"/>
+                <w:color w:val="3F9101"/>
+                <w:lang w:val="en-US"/>
+              </w:rPr>
+              <w:t>{</w:t>
+            </w:r>
+            <w:r>
+              <w:rPr>
+                <w:rFonts w:ascii="Fira Code" w:hAnsi="Fira Code" w:cs="Fira Code"/>
+                <w:color w:val="3F9101"/>
+                <w:lang w:val="en-US"/>
+              </w:rPr>
+              <w:br/>
+              <w:t xml:space="preserve">    </w:t>
+            </w:r>
+            <w:r>
+              <w:rPr>
+                <w:rFonts w:ascii="Fira Code" w:hAnsi="Fira Code" w:cs="Fira Code"/>
+                <w:color w:val="0033B3"/>
+                <w:lang w:val="en-US"/>
+              </w:rPr>
+              <w:t xml:space="preserve">private </w:t>
+            </w:r>
+            <w:proofErr w:type="spellStart"/>
+            <w:r>
+              <w:rPr>
+                <w:rFonts w:ascii="Fira Code" w:hAnsi="Fira Code" w:cs="Fira Code"/>
+                <w:color w:val="000000"/>
+                <w:lang w:val="en-US"/>
+              </w:rPr>
+              <w:t>TourRepository</w:t>
+            </w:r>
+            <w:proofErr w:type="spellEnd"/>
+            <w:r>
+              <w:rPr>
+                <w:rFonts w:ascii="Fira Code" w:hAnsi="Fira Code" w:cs="Fira Code"/>
+                <w:color w:val="000000"/>
+                <w:lang w:val="en-US"/>
+              </w:rPr>
+              <w:t xml:space="preserve"> </w:t>
+            </w:r>
+            <w:r>
+              <w:rPr>
+                <w:rFonts w:ascii="Fira Code" w:hAnsi="Fira Code" w:cs="Fira Code"/>
+                <w:color w:val="871094"/>
+                <w:lang w:val="en-US"/>
+              </w:rPr>
+              <w:t>repository</w:t>
+            </w:r>
+            <w:r>
+              <w:rPr>
+                <w:rFonts w:ascii="Fira Code" w:hAnsi="Fira Code" w:cs="Fira Code"/>
+                <w:color w:val="080808"/>
+                <w:lang w:val="en-US"/>
+              </w:rPr>
+              <w:t>;</w:t>
+            </w:r>
+            <w:r>
+              <w:rPr>
+                <w:rFonts w:ascii="Fira Code" w:hAnsi="Fira Code" w:cs="Fira Code"/>
+                <w:color w:val="080808"/>
+                <w:lang w:val="en-US"/>
+              </w:rPr>
+              <w:br/>
+            </w:r>
+            <w:r>
+              <w:rPr>
+                <w:rFonts w:ascii="Fira Code" w:hAnsi="Fira Code" w:cs="Fira Code"/>
+                <w:color w:val="080808"/>
+                <w:lang w:val="en-US"/>
+              </w:rPr>
+              <w:br/>
+              <w:t xml:space="preserve">    </w:t>
+            </w:r>
+            <w:r>
+              <w:rPr>
+                <w:rFonts w:ascii="Fira Code" w:hAnsi="Fira Code" w:cs="Fira Code"/>
+                <w:color w:val="0033B3"/>
+                <w:lang w:val="en-US"/>
+              </w:rPr>
+              <w:t xml:space="preserve">public </w:t>
+            </w:r>
+            <w:proofErr w:type="spellStart"/>
+            <w:r>
+              <w:rPr>
+                <w:rFonts w:ascii="Fira Code" w:hAnsi="Fira Code" w:cs="Fira Code"/>
+                <w:color w:val="00627A"/>
+                <w:lang w:val="en-US"/>
+              </w:rPr>
+              <w:t>GetToursUseCase</w:t>
+            </w:r>
+            <w:proofErr w:type="spellEnd"/>
+            <w:r>
+              <w:rPr>
+                <w:rFonts w:ascii="Fira Code" w:hAnsi="Fira Code" w:cs="Fira Code"/>
+                <w:color w:val="3F9101"/>
+                <w:lang w:val="en-US"/>
+              </w:rPr>
+              <w:t>(</w:t>
+            </w:r>
+            <w:proofErr w:type="spellStart"/>
+            <w:r>
+              <w:rPr>
+                <w:rFonts w:ascii="Fira Code" w:hAnsi="Fira Code" w:cs="Fira Code"/>
+                <w:color w:val="000000"/>
+                <w:lang w:val="en-US"/>
+              </w:rPr>
+              <w:t>TourRepository</w:t>
+            </w:r>
+            <w:proofErr w:type="spellEnd"/>
+            <w:r>
+              <w:rPr>
+                <w:rFonts w:ascii="Fira Code" w:hAnsi="Fira Code" w:cs="Fira Code"/>
+                <w:color w:val="000000"/>
+                <w:lang w:val="en-US"/>
+              </w:rPr>
+              <w:t xml:space="preserve"> repository</w:t>
+            </w:r>
+            <w:r>
+              <w:rPr>
+                <w:rFonts w:ascii="Fira Code" w:hAnsi="Fira Code" w:cs="Fira Code"/>
+                <w:color w:val="3F9101"/>
+                <w:lang w:val="en-US"/>
+              </w:rPr>
+              <w:t xml:space="preserve">) </w:t>
+            </w:r>
+            <w:r>
+              <w:rPr>
+                <w:rFonts w:ascii="Fira Code" w:hAnsi="Fira Code" w:cs="Fira Code"/>
+                <w:color w:val="0E4A8E"/>
+                <w:lang w:val="en-US"/>
+              </w:rPr>
+              <w:t>{</w:t>
+            </w:r>
+            <w:r>
+              <w:rPr>
+                <w:rFonts w:ascii="Fira Code" w:hAnsi="Fira Code" w:cs="Fira Code"/>
+                <w:color w:val="0E4A8E"/>
+                <w:lang w:val="en-US"/>
+              </w:rPr>
+              <w:br/>
+              <w:t xml:space="preserve">        </w:t>
+            </w:r>
+            <w:proofErr w:type="spellStart"/>
+            <w:r>
+              <w:rPr>
+                <w:rFonts w:ascii="Fira Code" w:hAnsi="Fira Code" w:cs="Fira Code"/>
+                <w:color w:val="0033B3"/>
+                <w:lang w:val="en-US"/>
+              </w:rPr>
+              <w:t>this</w:t>
+            </w:r>
+            <w:r>
+              <w:rPr>
+                <w:rFonts w:ascii="Fira Code" w:hAnsi="Fira Code" w:cs="Fira Code"/>
+                <w:color w:val="080808"/>
+                <w:lang w:val="en-US"/>
+              </w:rPr>
+              <w:t>.</w:t>
+            </w:r>
+            <w:r>
+              <w:rPr>
+                <w:rFonts w:ascii="Fira Code" w:hAnsi="Fira Code" w:cs="Fira Code"/>
+                <w:color w:val="871094"/>
+                <w:lang w:val="en-US"/>
+              </w:rPr>
+              <w:t>repository</w:t>
+            </w:r>
+            <w:proofErr w:type="spellEnd"/>
+            <w:r>
+              <w:rPr>
+                <w:rFonts w:ascii="Fira Code" w:hAnsi="Fira Code" w:cs="Fira Code"/>
+                <w:color w:val="871094"/>
+                <w:lang w:val="en-US"/>
+              </w:rPr>
+              <w:t xml:space="preserve"> </w:t>
+            </w:r>
+            <w:r>
+              <w:rPr>
+                <w:rFonts w:ascii="Fira Code" w:hAnsi="Fira Code" w:cs="Fira Code"/>
+                <w:color w:val="080808"/>
+                <w:lang w:val="en-US"/>
+              </w:rPr>
+              <w:t xml:space="preserve">= </w:t>
+            </w:r>
+            <w:r>
+              <w:rPr>
+                <w:rFonts w:ascii="Fira Code" w:hAnsi="Fira Code" w:cs="Fira Code"/>
+                <w:color w:val="000000"/>
+                <w:lang w:val="en-US"/>
+              </w:rPr>
+              <w:t>repository</w:t>
+            </w:r>
+            <w:r>
+              <w:rPr>
+                <w:rFonts w:ascii="Fira Code" w:hAnsi="Fira Code" w:cs="Fira Code"/>
+                <w:color w:val="080808"/>
+                <w:lang w:val="en-US"/>
+              </w:rPr>
+              <w:t>;</w:t>
+            </w:r>
+            <w:r>
+              <w:rPr>
+                <w:rFonts w:ascii="Fira Code" w:hAnsi="Fira Code" w:cs="Fira Code"/>
+                <w:color w:val="080808"/>
+                <w:lang w:val="en-US"/>
+              </w:rPr>
+              <w:br/>
+              <w:t xml:space="preserve">    </w:t>
+            </w:r>
+            <w:r>
+              <w:rPr>
+                <w:rFonts w:ascii="Fira Code" w:hAnsi="Fira Code" w:cs="Fira Code"/>
+                <w:color w:val="0E4A8E"/>
+                <w:lang w:val="en-US"/>
+              </w:rPr>
+              <w:t>}</w:t>
+            </w:r>
+            <w:r>
+              <w:rPr>
+                <w:rFonts w:ascii="Fira Code" w:hAnsi="Fira Code" w:cs="Fira Code"/>
+                <w:color w:val="0E4A8E"/>
+                <w:lang w:val="en-US"/>
+              </w:rPr>
+              <w:br/>
+            </w:r>
+            <w:r>
+              <w:rPr>
+                <w:rFonts w:ascii="Fira Code" w:hAnsi="Fira Code" w:cs="Fira Code"/>
+                <w:color w:val="0E4A8E"/>
+                <w:lang w:val="en-US"/>
+              </w:rPr>
+              <w:br/>
+              <w:t xml:space="preserve">    </w:t>
+            </w:r>
+            <w:r>
+              <w:rPr>
+                <w:rFonts w:ascii="Fira Code" w:hAnsi="Fira Code" w:cs="Fira Code"/>
+                <w:color w:val="0033B3"/>
+                <w:lang w:val="en-US"/>
+              </w:rPr>
+              <w:t xml:space="preserve">public </w:t>
+            </w:r>
+            <w:r>
+              <w:rPr>
+                <w:rFonts w:ascii="Fira Code" w:hAnsi="Fira Code" w:cs="Fira Code"/>
+                <w:color w:val="000000"/>
+                <w:lang w:val="en-US"/>
+              </w:rPr>
+              <w:t>List</w:t>
+            </w:r>
+            <w:r>
+              <w:rPr>
+                <w:rFonts w:ascii="Fira Code" w:hAnsi="Fira Code" w:cs="Fira Code"/>
+                <w:color w:val="3F9101"/>
+                <w:lang w:val="en-US"/>
+              </w:rPr>
+              <w:t>&lt;</w:t>
+            </w:r>
+            <w:proofErr w:type="spellStart"/>
+            <w:r>
+              <w:rPr>
+                <w:rFonts w:ascii="Fira Code" w:hAnsi="Fira Code" w:cs="Fira Code"/>
+                <w:color w:val="000000"/>
+                <w:lang w:val="en-US"/>
+              </w:rPr>
+              <w:t>TourEntity</w:t>
+            </w:r>
+            <w:proofErr w:type="spellEnd"/>
+            <w:r>
+              <w:rPr>
+                <w:rFonts w:ascii="Fira Code" w:hAnsi="Fira Code" w:cs="Fira Code"/>
+                <w:color w:val="3F9101"/>
+                <w:lang w:val="en-US"/>
+              </w:rPr>
+              <w:t xml:space="preserve">&gt; </w:t>
+            </w:r>
+            <w:r>
+              <w:rPr>
+                <w:rFonts w:ascii="Fira Code" w:hAnsi="Fira Code" w:cs="Fira Code"/>
+                <w:color w:val="00627A"/>
+                <w:lang w:val="en-US"/>
+              </w:rPr>
+              <w:t>execute</w:t>
+            </w:r>
+            <w:r>
+              <w:rPr>
+                <w:rFonts w:ascii="Fira Code" w:hAnsi="Fira Code" w:cs="Fira Code"/>
+                <w:color w:val="3F9101"/>
+                <w:lang w:val="en-US"/>
+              </w:rPr>
+              <w:t xml:space="preserve">() </w:t>
+            </w:r>
+            <w:r>
+              <w:rPr>
+                <w:rFonts w:ascii="Fira Code" w:hAnsi="Fira Code" w:cs="Fira Code"/>
+                <w:color w:val="0E4A8E"/>
+                <w:lang w:val="en-US"/>
+              </w:rPr>
+              <w:t>{</w:t>
+            </w:r>
+            <w:r>
+              <w:rPr>
+                <w:rFonts w:ascii="Fira Code" w:hAnsi="Fira Code" w:cs="Fira Code"/>
+                <w:color w:val="0E4A8E"/>
+                <w:lang w:val="en-US"/>
+              </w:rPr>
+              <w:br/>
+              <w:t xml:space="preserve">        </w:t>
+            </w:r>
+            <w:r>
+              <w:rPr>
+                <w:rFonts w:ascii="Fira Code" w:hAnsi="Fira Code" w:cs="Fira Code"/>
+                <w:color w:val="0033B3"/>
+                <w:lang w:val="en-US"/>
+              </w:rPr>
+              <w:t xml:space="preserve">return </w:t>
+            </w:r>
+            <w:proofErr w:type="spellStart"/>
+            <w:r>
+              <w:rPr>
+                <w:rFonts w:ascii="Fira Code" w:hAnsi="Fira Code" w:cs="Fira Code"/>
+                <w:color w:val="871094"/>
+                <w:lang w:val="en-US"/>
+              </w:rPr>
+              <w:t>repository</w:t>
+            </w:r>
+            <w:r>
+              <w:rPr>
+                <w:rFonts w:ascii="Fira Code" w:hAnsi="Fira Code" w:cs="Fira Code"/>
+                <w:color w:val="080808"/>
+                <w:lang w:val="en-US"/>
+              </w:rPr>
+              <w:t>.getTours</w:t>
+            </w:r>
+            <w:proofErr w:type="spellEnd"/>
+            <w:r>
+              <w:rPr>
+                <w:rFonts w:ascii="Fira Code" w:hAnsi="Fira Code" w:cs="Fira Code"/>
+                <w:color w:val="3F9101"/>
+                <w:lang w:val="en-US"/>
+              </w:rPr>
+              <w:t>()</w:t>
+            </w:r>
+            <w:r>
+              <w:rPr>
+                <w:rFonts w:ascii="Fira Code" w:hAnsi="Fira Code" w:cs="Fira Code"/>
+                <w:color w:val="080808"/>
+                <w:lang w:val="en-US"/>
+              </w:rPr>
+              <w:t>;</w:t>
+            </w:r>
+            <w:r>
+              <w:rPr>
+                <w:rFonts w:ascii="Fira Code" w:hAnsi="Fira Code" w:cs="Fira Code"/>
+                <w:color w:val="080808"/>
+                <w:lang w:val="en-US"/>
+              </w:rPr>
+              <w:br/>
+            </w:r>
+            <w:r>
+              <w:rPr>
+                <w:rFonts w:ascii="Fira Code" w:hAnsi="Fira Code" w:cs="Fira Code"/>
+                <w:color w:val="080808"/>
+                <w:lang w:val="en-US"/>
+              </w:rPr>
+              <w:lastRenderedPageBreak/>
+              <w:t xml:space="preserve">    </w:t>
+            </w:r>
+            <w:r>
+              <w:rPr>
+                <w:rFonts w:ascii="Fira Code" w:hAnsi="Fira Code" w:cs="Fira Code"/>
+                <w:color w:val="0E4A8E"/>
+                <w:lang w:val="en-US"/>
+              </w:rPr>
+              <w:t>}</w:t>
+            </w:r>
+            <w:r>
+              <w:rPr>
+                <w:rFonts w:ascii="Fira Code" w:hAnsi="Fira Code" w:cs="Fira Code"/>
+                <w:color w:val="0E4A8E"/>
+                <w:lang w:val="en-US"/>
+              </w:rPr>
+              <w:br/>
+            </w:r>
+            <w:r>
+              <w:rPr>
+                <w:rFonts w:ascii="Fira Code" w:hAnsi="Fira Code" w:cs="Fira Code"/>
+                <w:color w:val="3F9101"/>
+                <w:lang w:val="en-US"/>
+              </w:rPr>
+              <w:t>}</w:t>
+            </w:r>
+          </w:p>
+        </w:tc>
+      </w:tr>
+    </w:tbl>
+    <w:p>
+      <w:pPr>
+        <w:pStyle w:val="-2"/>
+        <w:ind w:firstLine="0"/>
+        <w:jc w:val="center"/>
+        <w:rPr>
+          <w:b/>
+          <w:bCs/>
+          <w:lang w:val="en-US" w:eastAsia="ru-RU"/>
+        </w:rPr>
+      </w:pPr>
+      <w:proofErr w:type="spellStart"/>
+      <w:proofErr w:type="gramStart"/>
+      <w:r>
+        <w:rPr>
+          <w:b/>
+          <w:bCs/>
+          <w:lang w:val="en-US" w:eastAsia="ru-RU"/>
+        </w:rPr>
+        <w:lastRenderedPageBreak/>
+        <w:t>ru.mirea</w:t>
+      </w:r>
+      <w:proofErr w:type="gramEnd"/>
+      <w:r>
+        <w:rPr>
+          <w:b/>
+          <w:bCs/>
+          <w:lang w:val="en-US" w:eastAsia="ru-RU"/>
+        </w:rPr>
+        <w:t>.shutov.mobiletour.data.repository</w:t>
+      </w:r>
+      <w:proofErr w:type="spellEnd"/>
+    </w:p>
+    <w:tbl>
+      <w:tblPr>
+        <w:tblStyle w:val="ae"/>
+        <w:tblW w:w="0" w:type="auto"/>
+        <w:tblLook w:val="04A0" w:firstRow="1" w:lastRow="0" w:firstColumn="1" w:lastColumn="0" w:noHBand="0" w:noVBand="1"/>
+      </w:tblPr>
+      <w:tblGrid>
+        <w:gridCol w:w="9345"/>
+      </w:tblGrid>
+      <w:tr>
+        <w:tc>
+          <w:tcPr>
+            <w:tcW w:w="9345" w:type="dxa"/>
+          </w:tcPr>
+          <w:p>
+            <w:pPr>
+              <w:pStyle w:val="HTML"/>
+              <w:shd w:val="clear" w:color="auto" w:fill="FFFFFF"/>
+              <w:rPr>
+                <w:rFonts w:ascii="Fira Code" w:hAnsi="Fira Code" w:cs="Fira Code"/>
+                <w:color w:val="080808"/>
+                <w:lang w:val="en-US"/>
+              </w:rPr>
+            </w:pPr>
+            <w:r>
+              <w:rPr>
+                <w:rFonts w:ascii="Fira Code" w:hAnsi="Fira Code" w:cs="Fira Code"/>
+                <w:color w:val="0033B3"/>
+                <w:lang w:val="en-US"/>
+              </w:rPr>
+              <w:t xml:space="preserve">package </w:t>
+            </w:r>
+            <w:proofErr w:type="spellStart"/>
+            <w:r>
+              <w:rPr>
+                <w:rFonts w:ascii="Fira Code" w:hAnsi="Fira Code" w:cs="Fira Code"/>
+                <w:color w:val="000000"/>
+                <w:lang w:val="en-US"/>
+              </w:rPr>
+              <w:t>ru.mirea.shutov.mobiletour.data.repository</w:t>
+            </w:r>
+            <w:proofErr w:type="spellEnd"/>
+            <w:r>
+              <w:rPr>
+                <w:rFonts w:ascii="Fira Code" w:hAnsi="Fira Code" w:cs="Fira Code"/>
+                <w:color w:val="080808"/>
+                <w:lang w:val="en-US"/>
+              </w:rPr>
+              <w:t>;</w:t>
+            </w:r>
+            <w:r>
+              <w:rPr>
+                <w:rFonts w:ascii="Fira Code" w:hAnsi="Fira Code" w:cs="Fira Code"/>
+                <w:color w:val="080808"/>
+                <w:lang w:val="en-US"/>
+              </w:rPr>
+              <w:br/>
+            </w:r>
+            <w:r>
+              <w:rPr>
+                <w:rFonts w:ascii="Fira Code" w:hAnsi="Fira Code" w:cs="Fira Code"/>
+                <w:color w:val="080808"/>
+                <w:lang w:val="en-US"/>
+              </w:rPr>
+              <w:br/>
+            </w:r>
+            <w:r>
+              <w:rPr>
+                <w:rFonts w:ascii="Fira Code" w:hAnsi="Fira Code" w:cs="Fira Code"/>
+                <w:color w:val="0033B3"/>
+                <w:lang w:val="en-US"/>
+              </w:rPr>
+              <w:t xml:space="preserve">import </w:t>
+            </w:r>
+            <w:proofErr w:type="spellStart"/>
+            <w:r>
+              <w:rPr>
+                <w:rFonts w:ascii="Fira Code" w:hAnsi="Fira Code" w:cs="Fira Code"/>
+                <w:color w:val="000000"/>
+                <w:lang w:val="en-US"/>
+              </w:rPr>
+              <w:t>java.util.ArrayList</w:t>
+            </w:r>
+            <w:proofErr w:type="spellEnd"/>
+            <w:r>
+              <w:rPr>
+                <w:rFonts w:ascii="Fira Code" w:hAnsi="Fira Code" w:cs="Fira Code"/>
+                <w:color w:val="080808"/>
+                <w:lang w:val="en-US"/>
+              </w:rPr>
+              <w:t>;</w:t>
+            </w:r>
+            <w:r>
+              <w:rPr>
+                <w:rFonts w:ascii="Fira Code" w:hAnsi="Fira Code" w:cs="Fira Code"/>
+                <w:color w:val="080808"/>
+                <w:lang w:val="en-US"/>
+              </w:rPr>
+              <w:br/>
+            </w:r>
+            <w:r>
+              <w:rPr>
+                <w:rFonts w:ascii="Fira Code" w:hAnsi="Fira Code" w:cs="Fira Code"/>
+                <w:color w:val="0033B3"/>
+                <w:lang w:val="en-US"/>
+              </w:rPr>
+              <w:t xml:space="preserve">import </w:t>
+            </w:r>
+            <w:proofErr w:type="spellStart"/>
+            <w:r>
+              <w:rPr>
+                <w:rFonts w:ascii="Fira Code" w:hAnsi="Fira Code" w:cs="Fira Code"/>
+                <w:color w:val="000000"/>
+                <w:lang w:val="en-US"/>
+              </w:rPr>
+              <w:t>java.util.List</w:t>
+            </w:r>
+            <w:proofErr w:type="spellEnd"/>
+            <w:r>
+              <w:rPr>
+                <w:rFonts w:ascii="Fira Code" w:hAnsi="Fira Code" w:cs="Fira Code"/>
+                <w:color w:val="080808"/>
+                <w:lang w:val="en-US"/>
+              </w:rPr>
+              <w:t>;</w:t>
+            </w:r>
+            <w:r>
+              <w:rPr>
+                <w:rFonts w:ascii="Fira Code" w:hAnsi="Fira Code" w:cs="Fira Code"/>
+                <w:color w:val="080808"/>
+                <w:lang w:val="en-US"/>
+              </w:rPr>
+              <w:br/>
+            </w:r>
+            <w:r>
+              <w:rPr>
+                <w:rFonts w:ascii="Fira Code" w:hAnsi="Fira Code" w:cs="Fira Code"/>
+                <w:color w:val="080808"/>
+                <w:lang w:val="en-US"/>
+              </w:rPr>
+              <w:br/>
+            </w:r>
+            <w:r>
+              <w:rPr>
+                <w:rFonts w:ascii="Fira Code" w:hAnsi="Fira Code" w:cs="Fira Code"/>
+                <w:color w:val="0033B3"/>
+                <w:lang w:val="en-US"/>
+              </w:rPr>
+              <w:t xml:space="preserve">import </w:t>
+            </w:r>
+            <w:proofErr w:type="spellStart"/>
+            <w:r>
+              <w:rPr>
+                <w:rFonts w:ascii="Fira Code" w:hAnsi="Fira Code" w:cs="Fira Code"/>
+                <w:color w:val="000000"/>
+                <w:lang w:val="en-US"/>
+              </w:rPr>
+              <w:t>ru.mirea.shutov.mobiletour.domain.models.TourEntity</w:t>
+            </w:r>
+            <w:proofErr w:type="spellEnd"/>
+            <w:r>
+              <w:rPr>
+                <w:rFonts w:ascii="Fira Code" w:hAnsi="Fira Code" w:cs="Fira Code"/>
+                <w:color w:val="080808"/>
+                <w:lang w:val="en-US"/>
+              </w:rPr>
+              <w:t>;</w:t>
+            </w:r>
+            <w:r>
+              <w:rPr>
+                <w:rFonts w:ascii="Fira Code" w:hAnsi="Fira Code" w:cs="Fira Code"/>
+                <w:color w:val="080808"/>
+                <w:lang w:val="en-US"/>
+              </w:rPr>
+              <w:br/>
+            </w:r>
+            <w:r>
+              <w:rPr>
+                <w:rFonts w:ascii="Fira Code" w:hAnsi="Fira Code" w:cs="Fira Code"/>
+                <w:color w:val="0033B3"/>
+                <w:lang w:val="en-US"/>
+              </w:rPr>
+              <w:t xml:space="preserve">import </w:t>
+            </w:r>
+            <w:proofErr w:type="spellStart"/>
+            <w:r>
+              <w:rPr>
+                <w:rFonts w:ascii="Fira Code" w:hAnsi="Fira Code" w:cs="Fira Code"/>
+                <w:color w:val="000000"/>
+                <w:lang w:val="en-US"/>
+              </w:rPr>
+              <w:t>ru.mirea.shutov.mobiletour.domain.repository.TourRepository</w:t>
+            </w:r>
+            <w:proofErr w:type="spellEnd"/>
+            <w:r>
+              <w:rPr>
+                <w:rFonts w:ascii="Fira Code" w:hAnsi="Fira Code" w:cs="Fira Code"/>
+                <w:color w:val="080808"/>
+                <w:lang w:val="en-US"/>
+              </w:rPr>
+              <w:t>;</w:t>
+            </w:r>
+            <w:r>
+              <w:rPr>
+                <w:rFonts w:ascii="Fira Code" w:hAnsi="Fira Code" w:cs="Fira Code"/>
+                <w:color w:val="080808"/>
+                <w:lang w:val="en-US"/>
+              </w:rPr>
+              <w:br/>
+            </w:r>
+            <w:r>
+              <w:rPr>
+                <w:rFonts w:ascii="Fira Code" w:hAnsi="Fira Code" w:cs="Fira Code"/>
+                <w:color w:val="080808"/>
+                <w:lang w:val="en-US"/>
+              </w:rPr>
+              <w:br/>
+            </w:r>
+            <w:r>
+              <w:rPr>
+                <w:rFonts w:ascii="Fira Code" w:hAnsi="Fira Code" w:cs="Fira Code"/>
+                <w:color w:val="0033B3"/>
+                <w:lang w:val="en-US"/>
+              </w:rPr>
+              <w:t xml:space="preserve">public class </w:t>
+            </w:r>
+            <w:proofErr w:type="spellStart"/>
+            <w:r>
+              <w:rPr>
+                <w:rFonts w:ascii="Fira Code" w:hAnsi="Fira Code" w:cs="Fira Code"/>
+                <w:color w:val="000000"/>
+                <w:lang w:val="en-US"/>
+              </w:rPr>
+              <w:t>TourRepositoryImpl</w:t>
+            </w:r>
+            <w:proofErr w:type="spellEnd"/>
+            <w:r>
+              <w:rPr>
+                <w:rFonts w:ascii="Fira Code" w:hAnsi="Fira Code" w:cs="Fira Code"/>
+                <w:color w:val="000000"/>
+                <w:lang w:val="en-US"/>
+              </w:rPr>
+              <w:t xml:space="preserve"> </w:t>
+            </w:r>
+            <w:r>
+              <w:rPr>
+                <w:rFonts w:ascii="Fira Code" w:hAnsi="Fira Code" w:cs="Fira Code"/>
+                <w:color w:val="0033B3"/>
+                <w:lang w:val="en-US"/>
+              </w:rPr>
+              <w:t xml:space="preserve">implements </w:t>
+            </w:r>
+            <w:proofErr w:type="spellStart"/>
+            <w:r>
+              <w:rPr>
+                <w:rFonts w:ascii="Fira Code" w:hAnsi="Fira Code" w:cs="Fira Code"/>
+                <w:color w:val="000000"/>
+                <w:lang w:val="en-US"/>
+              </w:rPr>
+              <w:t>TourRepository</w:t>
+            </w:r>
+            <w:proofErr w:type="spellEnd"/>
+            <w:r>
+              <w:rPr>
+                <w:rFonts w:ascii="Fira Code" w:hAnsi="Fira Code" w:cs="Fira Code"/>
+                <w:color w:val="000000"/>
+                <w:lang w:val="en-US"/>
+              </w:rPr>
+              <w:t xml:space="preserve"> </w:t>
+            </w:r>
+            <w:r>
+              <w:rPr>
+                <w:rFonts w:ascii="Fira Code" w:hAnsi="Fira Code" w:cs="Fira Code"/>
+                <w:color w:val="3F9101"/>
+                <w:lang w:val="en-US"/>
+              </w:rPr>
+              <w:t>{</w:t>
+            </w:r>
+            <w:r>
+              <w:rPr>
+                <w:rFonts w:ascii="Fira Code" w:hAnsi="Fira Code" w:cs="Fira Code"/>
+                <w:color w:val="3F9101"/>
+                <w:lang w:val="en-US"/>
+              </w:rPr>
+              <w:br/>
+              <w:t xml:space="preserve">    </w:t>
+            </w:r>
+            <w:r>
+              <w:rPr>
+                <w:rFonts w:ascii="Fira Code" w:hAnsi="Fira Code" w:cs="Fira Code"/>
+                <w:color w:val="9E880D"/>
+                <w:lang w:val="en-US"/>
+              </w:rPr>
+              <w:t>@Override</w:t>
+            </w:r>
+            <w:r>
+              <w:rPr>
+                <w:rFonts w:ascii="Fira Code" w:hAnsi="Fira Code" w:cs="Fira Code"/>
+                <w:color w:val="9E880D"/>
+                <w:lang w:val="en-US"/>
+              </w:rPr>
+              <w:br/>
+              <w:t xml:space="preserve">    </w:t>
+            </w:r>
+            <w:r>
+              <w:rPr>
+                <w:rFonts w:ascii="Fira Code" w:hAnsi="Fira Code" w:cs="Fira Code"/>
+                <w:color w:val="0033B3"/>
+                <w:lang w:val="en-US"/>
+              </w:rPr>
+              <w:t xml:space="preserve">public </w:t>
+            </w:r>
+            <w:r>
+              <w:rPr>
+                <w:rFonts w:ascii="Fira Code" w:hAnsi="Fira Code" w:cs="Fira Code"/>
+                <w:color w:val="000000"/>
+                <w:lang w:val="en-US"/>
+              </w:rPr>
+              <w:t>List</w:t>
+            </w:r>
+            <w:r>
+              <w:rPr>
+                <w:rFonts w:ascii="Fira Code" w:hAnsi="Fira Code" w:cs="Fira Code"/>
+                <w:color w:val="3F9101"/>
+                <w:lang w:val="en-US"/>
+              </w:rPr>
+              <w:t>&lt;</w:t>
+            </w:r>
+            <w:proofErr w:type="spellStart"/>
+            <w:r>
+              <w:rPr>
+                <w:rFonts w:ascii="Fira Code" w:hAnsi="Fira Code" w:cs="Fira Code"/>
+                <w:color w:val="000000"/>
+                <w:lang w:val="en-US"/>
+              </w:rPr>
+              <w:t>TourEntity</w:t>
+            </w:r>
+            <w:proofErr w:type="spellEnd"/>
+            <w:r>
+              <w:rPr>
+                <w:rFonts w:ascii="Fira Code" w:hAnsi="Fira Code" w:cs="Fira Code"/>
+                <w:color w:val="3F9101"/>
+                <w:lang w:val="en-US"/>
+              </w:rPr>
+              <w:t xml:space="preserve">&gt; </w:t>
+            </w:r>
+            <w:proofErr w:type="spellStart"/>
+            <w:r>
+              <w:rPr>
+                <w:rFonts w:ascii="Fira Code" w:hAnsi="Fira Code" w:cs="Fira Code"/>
+                <w:color w:val="00627A"/>
+                <w:lang w:val="en-US"/>
+              </w:rPr>
+              <w:t>getTours</w:t>
+            </w:r>
+            <w:proofErr w:type="spellEnd"/>
+            <w:r>
+              <w:rPr>
+                <w:rFonts w:ascii="Fira Code" w:hAnsi="Fira Code" w:cs="Fira Code"/>
+                <w:color w:val="3F9101"/>
+                <w:lang w:val="en-US"/>
+              </w:rPr>
+              <w:t xml:space="preserve">() </w:t>
+            </w:r>
+            <w:r>
+              <w:rPr>
+                <w:rFonts w:ascii="Fira Code" w:hAnsi="Fira Code" w:cs="Fira Code"/>
+                <w:color w:val="0E4A8E"/>
+                <w:lang w:val="en-US"/>
+              </w:rPr>
+              <w:t>{</w:t>
+            </w:r>
+            <w:r>
+              <w:rPr>
+                <w:rFonts w:ascii="Fira Code" w:hAnsi="Fira Code" w:cs="Fira Code"/>
+                <w:color w:val="0E4A8E"/>
+                <w:lang w:val="en-US"/>
+              </w:rPr>
+              <w:br/>
+              <w:t xml:space="preserve">        </w:t>
+            </w:r>
+            <w:r>
+              <w:rPr>
+                <w:rFonts w:ascii="Fira Code" w:hAnsi="Fira Code" w:cs="Fira Code"/>
+                <w:color w:val="000000"/>
+                <w:lang w:val="en-US"/>
+              </w:rPr>
+              <w:t>List</w:t>
+            </w:r>
+            <w:r>
+              <w:rPr>
+                <w:rFonts w:ascii="Fira Code" w:hAnsi="Fira Code" w:cs="Fira Code"/>
+                <w:color w:val="3F9101"/>
+                <w:lang w:val="en-US"/>
+              </w:rPr>
+              <w:t>&lt;</w:t>
+            </w:r>
+            <w:proofErr w:type="spellStart"/>
+            <w:r>
+              <w:rPr>
+                <w:rFonts w:ascii="Fira Code" w:hAnsi="Fira Code" w:cs="Fira Code"/>
+                <w:color w:val="000000"/>
+                <w:lang w:val="en-US"/>
+              </w:rPr>
+              <w:t>TourEntity</w:t>
+            </w:r>
+            <w:proofErr w:type="spellEnd"/>
+            <w:r>
+              <w:rPr>
+                <w:rFonts w:ascii="Fira Code" w:hAnsi="Fira Code" w:cs="Fira Code"/>
+                <w:color w:val="3F9101"/>
+                <w:lang w:val="en-US"/>
+              </w:rPr>
+              <w:t xml:space="preserve">&gt; </w:t>
+            </w:r>
+            <w:r>
+              <w:rPr>
+                <w:rFonts w:ascii="Fira Code" w:hAnsi="Fira Code" w:cs="Fira Code"/>
+                <w:color w:val="000000"/>
+                <w:lang w:val="en-US"/>
+              </w:rPr>
+              <w:t xml:space="preserve">tours </w:t>
+            </w:r>
+            <w:r>
+              <w:rPr>
+                <w:rFonts w:ascii="Fira Code" w:hAnsi="Fira Code" w:cs="Fira Code"/>
+                <w:color w:val="080808"/>
+                <w:lang w:val="en-US"/>
+              </w:rPr>
+              <w:t xml:space="preserve">= </w:t>
+            </w:r>
+            <w:r>
+              <w:rPr>
+                <w:rFonts w:ascii="Fira Code" w:hAnsi="Fira Code" w:cs="Fira Code"/>
+                <w:color w:val="0033B3"/>
+                <w:lang w:val="en-US"/>
+              </w:rPr>
+              <w:t xml:space="preserve">new </w:t>
+            </w:r>
+            <w:proofErr w:type="spellStart"/>
+            <w:r>
+              <w:rPr>
+                <w:rFonts w:ascii="Fira Code" w:hAnsi="Fira Code" w:cs="Fira Code"/>
+                <w:color w:val="080808"/>
+                <w:lang w:val="en-US"/>
+              </w:rPr>
+              <w:t>ArrayList</w:t>
+            </w:r>
+            <w:proofErr w:type="spellEnd"/>
+            <w:r>
+              <w:rPr>
+                <w:rFonts w:ascii="Fira Code" w:hAnsi="Fira Code" w:cs="Fira Code"/>
+                <w:color w:val="3F9101"/>
+                <w:lang w:val="en-US"/>
+              </w:rPr>
+              <w:t>&lt;&gt;()</w:t>
+            </w:r>
+            <w:r>
+              <w:rPr>
+                <w:rFonts w:ascii="Fira Code" w:hAnsi="Fira Code" w:cs="Fira Code"/>
+                <w:color w:val="080808"/>
+                <w:lang w:val="en-US"/>
+              </w:rPr>
+              <w:t>;</w:t>
+            </w:r>
+            <w:r>
+              <w:rPr>
+                <w:rFonts w:ascii="Fira Code" w:hAnsi="Fira Code" w:cs="Fira Code"/>
+                <w:color w:val="080808"/>
+                <w:lang w:val="en-US"/>
+              </w:rPr>
+              <w:br/>
+              <w:t xml:space="preserve">        </w:t>
+            </w:r>
+            <w:proofErr w:type="spellStart"/>
+            <w:r>
+              <w:rPr>
+                <w:rFonts w:ascii="Fira Code" w:hAnsi="Fira Code" w:cs="Fira Code"/>
+                <w:color w:val="000000"/>
+                <w:lang w:val="en-US"/>
+              </w:rPr>
+              <w:t>tours</w:t>
+            </w:r>
+            <w:r>
+              <w:rPr>
+                <w:rFonts w:ascii="Fira Code" w:hAnsi="Fira Code" w:cs="Fira Code"/>
+                <w:color w:val="080808"/>
+                <w:lang w:val="en-US"/>
+              </w:rPr>
+              <w:t>.add</w:t>
+            </w:r>
+            <w:proofErr w:type="spellEnd"/>
+            <w:r>
+              <w:rPr>
+                <w:rFonts w:ascii="Fira Code" w:hAnsi="Fira Code" w:cs="Fira Code"/>
+                <w:color w:val="3F9101"/>
+                <w:lang w:val="en-US"/>
+              </w:rPr>
+              <w:t>(</w:t>
+            </w:r>
+            <w:r>
+              <w:rPr>
+                <w:rFonts w:ascii="Fira Code" w:hAnsi="Fira Code" w:cs="Fira Code"/>
+                <w:color w:val="0033B3"/>
+                <w:lang w:val="en-US"/>
+              </w:rPr>
+              <w:t xml:space="preserve">new </w:t>
+            </w:r>
+            <w:proofErr w:type="spellStart"/>
+            <w:r>
+              <w:rPr>
+                <w:rFonts w:ascii="Fira Code" w:hAnsi="Fira Code" w:cs="Fira Code"/>
+                <w:color w:val="080808"/>
+                <w:lang w:val="en-US"/>
+              </w:rPr>
+              <w:t>TourEntity</w:t>
+            </w:r>
+            <w:proofErr w:type="spellEnd"/>
+            <w:r>
+              <w:rPr>
+                <w:rFonts w:ascii="Fira Code" w:hAnsi="Fira Code" w:cs="Fira Code"/>
+                <w:color w:val="0E4A8E"/>
+                <w:lang w:val="en-US"/>
+              </w:rPr>
+              <w:t>(</w:t>
+            </w:r>
+            <w:r>
+              <w:rPr>
+                <w:rFonts w:ascii="Fira Code" w:hAnsi="Fira Code" w:cs="Fira Code"/>
+                <w:color w:val="067D17"/>
+                <w:lang w:val="en-US"/>
+              </w:rPr>
+              <w:t>"1"</w:t>
+            </w:r>
+            <w:r>
+              <w:rPr>
+                <w:rFonts w:ascii="Fira Code" w:hAnsi="Fira Code" w:cs="Fira Code"/>
+                <w:color w:val="080808"/>
+                <w:lang w:val="en-US"/>
+              </w:rPr>
+              <w:t xml:space="preserve">, </w:t>
+            </w:r>
+            <w:r>
+              <w:rPr>
+                <w:rFonts w:ascii="Fira Code" w:hAnsi="Fira Code" w:cs="Fira Code"/>
+                <w:color w:val="067D17"/>
+                <w:lang w:val="en-US"/>
+              </w:rPr>
+              <w:t>"Beach Holiday"</w:t>
+            </w:r>
+            <w:r>
+              <w:rPr>
+                <w:rFonts w:ascii="Fira Code" w:hAnsi="Fira Code" w:cs="Fira Code"/>
+                <w:color w:val="080808"/>
+                <w:lang w:val="en-US"/>
+              </w:rPr>
+              <w:t xml:space="preserve">, </w:t>
+            </w:r>
+            <w:r>
+              <w:rPr>
+                <w:rFonts w:ascii="Fira Code" w:hAnsi="Fira Code" w:cs="Fira Code"/>
+                <w:color w:val="067D17"/>
+                <w:lang w:val="en-US"/>
+              </w:rPr>
+              <w:t>"https://example.com/beach.jpg"</w:t>
+            </w:r>
+            <w:r>
+              <w:rPr>
+                <w:rFonts w:ascii="Fira Code" w:hAnsi="Fira Code" w:cs="Fira Code"/>
+                <w:color w:val="0E4A8E"/>
+                <w:lang w:val="en-US"/>
+              </w:rPr>
+              <w:t>)</w:t>
+            </w:r>
+            <w:r>
+              <w:rPr>
+                <w:rFonts w:ascii="Fira Code" w:hAnsi="Fira Code" w:cs="Fira Code"/>
+                <w:color w:val="3F9101"/>
+                <w:lang w:val="en-US"/>
+              </w:rPr>
+              <w:t>)</w:t>
+            </w:r>
+            <w:r>
+              <w:rPr>
+                <w:rFonts w:ascii="Fira Code" w:hAnsi="Fira Code" w:cs="Fira Code"/>
+                <w:color w:val="080808"/>
+                <w:lang w:val="en-US"/>
+              </w:rPr>
+              <w:t>;</w:t>
+            </w:r>
+            <w:r>
+              <w:rPr>
+                <w:rFonts w:ascii="Fira Code" w:hAnsi="Fira Code" w:cs="Fira Code"/>
+                <w:color w:val="080808"/>
+                <w:lang w:val="en-US"/>
+              </w:rPr>
+              <w:br/>
+              <w:t xml:space="preserve">        </w:t>
+            </w:r>
+            <w:proofErr w:type="spellStart"/>
+            <w:r>
+              <w:rPr>
+                <w:rFonts w:ascii="Fira Code" w:hAnsi="Fira Code" w:cs="Fira Code"/>
+                <w:color w:val="000000"/>
+                <w:lang w:val="en-US"/>
+              </w:rPr>
+              <w:t>tours</w:t>
+            </w:r>
+            <w:r>
+              <w:rPr>
+                <w:rFonts w:ascii="Fira Code" w:hAnsi="Fira Code" w:cs="Fira Code"/>
+                <w:color w:val="080808"/>
+                <w:lang w:val="en-US"/>
+              </w:rPr>
+              <w:t>.add</w:t>
+            </w:r>
+            <w:proofErr w:type="spellEnd"/>
+            <w:r>
+              <w:rPr>
+                <w:rFonts w:ascii="Fira Code" w:hAnsi="Fira Code" w:cs="Fira Code"/>
+                <w:color w:val="3F9101"/>
+                <w:lang w:val="en-US"/>
+              </w:rPr>
+              <w:t>(</w:t>
+            </w:r>
+            <w:r>
+              <w:rPr>
+                <w:rFonts w:ascii="Fira Code" w:hAnsi="Fira Code" w:cs="Fira Code"/>
+                <w:color w:val="0033B3"/>
+                <w:lang w:val="en-US"/>
+              </w:rPr>
+              <w:t xml:space="preserve">new </w:t>
+            </w:r>
+            <w:proofErr w:type="spellStart"/>
+            <w:r>
+              <w:rPr>
+                <w:rFonts w:ascii="Fira Code" w:hAnsi="Fira Code" w:cs="Fira Code"/>
+                <w:color w:val="080808"/>
+                <w:lang w:val="en-US"/>
+              </w:rPr>
+              <w:t>TourEntity</w:t>
+            </w:r>
+            <w:proofErr w:type="spellEnd"/>
+            <w:r>
+              <w:rPr>
+                <w:rFonts w:ascii="Fira Code" w:hAnsi="Fira Code" w:cs="Fira Code"/>
+                <w:color w:val="0E4A8E"/>
+                <w:lang w:val="en-US"/>
+              </w:rPr>
+              <w:t>(</w:t>
+            </w:r>
+            <w:r>
+              <w:rPr>
+                <w:rFonts w:ascii="Fira Code" w:hAnsi="Fira Code" w:cs="Fira Code"/>
+                <w:color w:val="067D17"/>
+                <w:lang w:val="en-US"/>
+              </w:rPr>
+              <w:t>"2"</w:t>
+            </w:r>
+            <w:r>
+              <w:rPr>
+                <w:rFonts w:ascii="Fira Code" w:hAnsi="Fira Code" w:cs="Fira Code"/>
+                <w:color w:val="080808"/>
+                <w:lang w:val="en-US"/>
+              </w:rPr>
+              <w:t xml:space="preserve">, </w:t>
+            </w:r>
+            <w:r>
+              <w:rPr>
+                <w:rFonts w:ascii="Fira Code" w:hAnsi="Fira Code" w:cs="Fira Code"/>
+                <w:color w:val="067D17"/>
+                <w:lang w:val="en-US"/>
+              </w:rPr>
+              <w:t>"Mountain Adventure"</w:t>
+            </w:r>
+            <w:r>
+              <w:rPr>
+                <w:rFonts w:ascii="Fira Code" w:hAnsi="Fira Code" w:cs="Fira Code"/>
+                <w:color w:val="080808"/>
+                <w:lang w:val="en-US"/>
+              </w:rPr>
+              <w:t xml:space="preserve">, </w:t>
+            </w:r>
+            <w:r>
+              <w:rPr>
+                <w:rFonts w:ascii="Fira Code" w:hAnsi="Fira Code" w:cs="Fira Code"/>
+                <w:color w:val="067D17"/>
+                <w:lang w:val="en-US"/>
+              </w:rPr>
+              <w:t>"https://example.com/mountain.jpg"</w:t>
+            </w:r>
+            <w:r>
+              <w:rPr>
+                <w:rFonts w:ascii="Fira Code" w:hAnsi="Fira Code" w:cs="Fira Code"/>
+                <w:color w:val="0E4A8E"/>
+                <w:lang w:val="en-US"/>
+              </w:rPr>
+              <w:t>)</w:t>
+            </w:r>
+            <w:r>
+              <w:rPr>
+                <w:rFonts w:ascii="Fira Code" w:hAnsi="Fira Code" w:cs="Fira Code"/>
+                <w:color w:val="3F9101"/>
+                <w:lang w:val="en-US"/>
+              </w:rPr>
+              <w:t>)</w:t>
+            </w:r>
+            <w:r>
+              <w:rPr>
+                <w:rFonts w:ascii="Fira Code" w:hAnsi="Fira Code" w:cs="Fira Code"/>
+                <w:color w:val="080808"/>
+                <w:lang w:val="en-US"/>
+              </w:rPr>
+              <w:t>;</w:t>
+            </w:r>
+            <w:r>
+              <w:rPr>
+                <w:rFonts w:ascii="Fira Code" w:hAnsi="Fira Code" w:cs="Fira Code"/>
+                <w:color w:val="080808"/>
+                <w:lang w:val="en-US"/>
+              </w:rPr>
+              <w:br/>
+              <w:t xml:space="preserve">        </w:t>
+            </w:r>
+            <w:r>
+              <w:rPr>
+                <w:rFonts w:ascii="Fira Code" w:hAnsi="Fira Code" w:cs="Fira Code"/>
+                <w:color w:val="0033B3"/>
+                <w:lang w:val="en-US"/>
+              </w:rPr>
+              <w:t xml:space="preserve">return </w:t>
+            </w:r>
+            <w:r>
+              <w:rPr>
+                <w:rFonts w:ascii="Fira Code" w:hAnsi="Fira Code" w:cs="Fira Code"/>
+                <w:color w:val="000000"/>
+                <w:lang w:val="en-US"/>
+              </w:rPr>
+              <w:t>tours</w:t>
+            </w:r>
+            <w:r>
+              <w:rPr>
+                <w:rFonts w:ascii="Fira Code" w:hAnsi="Fira Code" w:cs="Fira Code"/>
+                <w:color w:val="080808"/>
+                <w:lang w:val="en-US"/>
+              </w:rPr>
+              <w:t>;</w:t>
+            </w:r>
+            <w:r>
+              <w:rPr>
+                <w:rFonts w:ascii="Fira Code" w:hAnsi="Fira Code" w:cs="Fira Code"/>
+                <w:color w:val="080808"/>
+                <w:lang w:val="en-US"/>
+              </w:rPr>
+              <w:br/>
+              <w:t xml:space="preserve">    </w:t>
+            </w:r>
+            <w:r>
+              <w:rPr>
+                <w:rFonts w:ascii="Fira Code" w:hAnsi="Fira Code" w:cs="Fira Code"/>
+                <w:color w:val="0E4A8E"/>
+                <w:lang w:val="en-US"/>
+              </w:rPr>
+              <w:t>}</w:t>
+            </w:r>
+            <w:r>
+              <w:rPr>
+                <w:rFonts w:ascii="Fira Code" w:hAnsi="Fira Code" w:cs="Fira Code"/>
+                <w:color w:val="0E4A8E"/>
+                <w:lang w:val="en-US"/>
+              </w:rPr>
+              <w:br/>
+            </w:r>
+            <w:r>
+              <w:rPr>
+                <w:rFonts w:ascii="Fira Code" w:hAnsi="Fira Code" w:cs="Fira Code"/>
+                <w:color w:val="0E4A8E"/>
+                <w:lang w:val="en-US"/>
+              </w:rPr>
+              <w:br/>
+              <w:t xml:space="preserve">    </w:t>
+            </w:r>
+            <w:r>
+              <w:rPr>
+                <w:rFonts w:ascii="Fira Code" w:hAnsi="Fira Code" w:cs="Fira Code"/>
+                <w:color w:val="9E880D"/>
+                <w:lang w:val="en-US"/>
+              </w:rPr>
+              <w:t>@Override</w:t>
+            </w:r>
+            <w:r>
+              <w:rPr>
+                <w:rFonts w:ascii="Fira Code" w:hAnsi="Fira Code" w:cs="Fira Code"/>
+                <w:color w:val="9E880D"/>
+                <w:lang w:val="en-US"/>
+              </w:rPr>
+              <w:br/>
+              <w:t xml:space="preserve">    </w:t>
+            </w:r>
+            <w:r>
+              <w:rPr>
+                <w:rFonts w:ascii="Fira Code" w:hAnsi="Fira Code" w:cs="Fira Code"/>
+                <w:color w:val="0033B3"/>
+                <w:lang w:val="en-US"/>
+              </w:rPr>
+              <w:t xml:space="preserve">public </w:t>
+            </w:r>
+            <w:proofErr w:type="spellStart"/>
+            <w:r>
+              <w:rPr>
+                <w:rFonts w:ascii="Fira Code" w:hAnsi="Fira Code" w:cs="Fira Code"/>
+                <w:color w:val="000000"/>
+                <w:lang w:val="en-US"/>
+              </w:rPr>
+              <w:t>TourEntity</w:t>
+            </w:r>
+            <w:proofErr w:type="spellEnd"/>
+            <w:r>
+              <w:rPr>
+                <w:rFonts w:ascii="Fira Code" w:hAnsi="Fira Code" w:cs="Fira Code"/>
+                <w:color w:val="000000"/>
+                <w:lang w:val="en-US"/>
+              </w:rPr>
+              <w:t xml:space="preserve"> </w:t>
+            </w:r>
+            <w:proofErr w:type="spellStart"/>
+            <w:r>
+              <w:rPr>
+                <w:rFonts w:ascii="Fira Code" w:hAnsi="Fira Code" w:cs="Fira Code"/>
+                <w:color w:val="00627A"/>
+                <w:lang w:val="en-US"/>
+              </w:rPr>
+              <w:t>getTourDetail</w:t>
+            </w:r>
+            <w:proofErr w:type="spellEnd"/>
+            <w:r>
+              <w:rPr>
+                <w:rFonts w:ascii="Fira Code" w:hAnsi="Fira Code" w:cs="Fira Code"/>
+                <w:color w:val="3F9101"/>
+                <w:lang w:val="en-US"/>
+              </w:rPr>
+              <w:t>(</w:t>
+            </w:r>
+            <w:r>
+              <w:rPr>
+                <w:rFonts w:ascii="Fira Code" w:hAnsi="Fira Code" w:cs="Fira Code"/>
+                <w:color w:val="000000"/>
+                <w:lang w:val="en-US"/>
+              </w:rPr>
+              <w:t xml:space="preserve">String </w:t>
+            </w:r>
+            <w:proofErr w:type="spellStart"/>
+            <w:r>
+              <w:rPr>
+                <w:rFonts w:ascii="Fira Code" w:hAnsi="Fira Code" w:cs="Fira Code"/>
+                <w:color w:val="000000"/>
+                <w:lang w:val="en-US"/>
+              </w:rPr>
+              <w:t>tourId</w:t>
+            </w:r>
+            <w:proofErr w:type="spellEnd"/>
+            <w:r>
+              <w:rPr>
+                <w:rFonts w:ascii="Fira Code" w:hAnsi="Fira Code" w:cs="Fira Code"/>
+                <w:color w:val="3F9101"/>
+                <w:lang w:val="en-US"/>
+              </w:rPr>
+              <w:t xml:space="preserve">) </w:t>
+            </w:r>
+            <w:r>
+              <w:rPr>
+                <w:rFonts w:ascii="Fira Code" w:hAnsi="Fira Code" w:cs="Fira Code"/>
+                <w:color w:val="0E4A8E"/>
+                <w:lang w:val="en-US"/>
+              </w:rPr>
+              <w:t>{</w:t>
+            </w:r>
+            <w:r>
+              <w:rPr>
+                <w:rFonts w:ascii="Fira Code" w:hAnsi="Fira Code" w:cs="Fira Code"/>
+                <w:color w:val="0E4A8E"/>
+                <w:lang w:val="en-US"/>
+              </w:rPr>
+              <w:br/>
+              <w:t xml:space="preserve">        </w:t>
+            </w:r>
+            <w:r>
+              <w:rPr>
+                <w:rFonts w:ascii="Fira Code" w:hAnsi="Fira Code" w:cs="Fira Code"/>
+                <w:color w:val="0033B3"/>
+                <w:lang w:val="en-US"/>
+              </w:rPr>
+              <w:t xml:space="preserve">if </w:t>
+            </w:r>
+            <w:r>
+              <w:rPr>
+                <w:rFonts w:ascii="Fira Code" w:hAnsi="Fira Code" w:cs="Fira Code"/>
+                <w:color w:val="3F9101"/>
+                <w:lang w:val="en-US"/>
+              </w:rPr>
+              <w:t>(</w:t>
+            </w:r>
+            <w:r>
+              <w:rPr>
+                <w:rFonts w:ascii="Fira Code" w:hAnsi="Fira Code" w:cs="Fira Code"/>
+                <w:color w:val="067D17"/>
+                <w:lang w:val="en-US"/>
+              </w:rPr>
+              <w:t>"1"</w:t>
+            </w:r>
+            <w:r>
+              <w:rPr>
+                <w:rFonts w:ascii="Fira Code" w:hAnsi="Fira Code" w:cs="Fira Code"/>
+                <w:color w:val="080808"/>
+                <w:lang w:val="en-US"/>
+              </w:rPr>
+              <w:t>.equals</w:t>
+            </w:r>
+            <w:r>
+              <w:rPr>
+                <w:rFonts w:ascii="Fira Code" w:hAnsi="Fira Code" w:cs="Fira Code"/>
+                <w:color w:val="0E4A8E"/>
+                <w:lang w:val="en-US"/>
+              </w:rPr>
+              <w:t>(</w:t>
+            </w:r>
+            <w:proofErr w:type="spellStart"/>
+            <w:r>
+              <w:rPr>
+                <w:rFonts w:ascii="Fira Code" w:hAnsi="Fira Code" w:cs="Fira Code"/>
+                <w:color w:val="000000"/>
+                <w:lang w:val="en-US"/>
+              </w:rPr>
+              <w:t>tourId</w:t>
+            </w:r>
+            <w:proofErr w:type="spellEnd"/>
+            <w:r>
+              <w:rPr>
+                <w:rFonts w:ascii="Fira Code" w:hAnsi="Fira Code" w:cs="Fira Code"/>
+                <w:color w:val="0E4A8E"/>
+                <w:lang w:val="en-US"/>
+              </w:rPr>
+              <w:t>)</w:t>
+            </w:r>
+            <w:r>
+              <w:rPr>
+                <w:rFonts w:ascii="Fira Code" w:hAnsi="Fira Code" w:cs="Fira Code"/>
+                <w:color w:val="3F9101"/>
+                <w:lang w:val="en-US"/>
+              </w:rPr>
+              <w:t xml:space="preserve">) </w:t>
+            </w:r>
+            <w:r>
+              <w:rPr>
+                <w:rFonts w:ascii="Fira Code" w:hAnsi="Fira Code" w:cs="Fira Code"/>
+                <w:color w:val="B4960A"/>
+                <w:lang w:val="en-US"/>
+              </w:rPr>
+              <w:t>{</w:t>
+            </w:r>
+            <w:r>
+              <w:rPr>
+                <w:rFonts w:ascii="Fira Code" w:hAnsi="Fira Code" w:cs="Fira Code"/>
+                <w:color w:val="B4960A"/>
+                <w:lang w:val="en-US"/>
+              </w:rPr>
+              <w:br/>
+              <w:t xml:space="preserve">            </w:t>
+            </w:r>
+            <w:r>
+              <w:rPr>
+                <w:rFonts w:ascii="Fira Code" w:hAnsi="Fira Code" w:cs="Fira Code"/>
+                <w:color w:val="0033B3"/>
+                <w:lang w:val="en-US"/>
+              </w:rPr>
+              <w:t xml:space="preserve">return new </w:t>
+            </w:r>
+            <w:proofErr w:type="spellStart"/>
+            <w:r>
+              <w:rPr>
+                <w:rFonts w:ascii="Fira Code" w:hAnsi="Fira Code" w:cs="Fira Code"/>
+                <w:color w:val="080808"/>
+                <w:lang w:val="en-US"/>
+              </w:rPr>
+              <w:t>TourEntity</w:t>
+            </w:r>
+            <w:proofErr w:type="spellEnd"/>
+            <w:r>
+              <w:rPr>
+                <w:rFonts w:ascii="Fira Code" w:hAnsi="Fira Code" w:cs="Fira Code"/>
+                <w:color w:val="0E4A8E"/>
+                <w:lang w:val="en-US"/>
+              </w:rPr>
+              <w:t>(</w:t>
+            </w:r>
+            <w:r>
+              <w:rPr>
+                <w:rFonts w:ascii="Fira Code" w:hAnsi="Fira Code" w:cs="Fira Code"/>
+                <w:color w:val="067D17"/>
+                <w:lang w:val="en-US"/>
+              </w:rPr>
+              <w:t>"1"</w:t>
+            </w:r>
+            <w:r>
+              <w:rPr>
+                <w:rFonts w:ascii="Fira Code" w:hAnsi="Fira Code" w:cs="Fira Code"/>
+                <w:color w:val="080808"/>
+                <w:lang w:val="en-US"/>
+              </w:rPr>
+              <w:t xml:space="preserve">, </w:t>
+            </w:r>
+            <w:r>
+              <w:rPr>
+                <w:rFonts w:ascii="Fira Code" w:hAnsi="Fira Code" w:cs="Fira Code"/>
+                <w:color w:val="067D17"/>
+                <w:lang w:val="en-US"/>
+              </w:rPr>
+              <w:t>"Beach Holiday"</w:t>
+            </w:r>
+            <w:r>
+              <w:rPr>
+                <w:rFonts w:ascii="Fira Code" w:hAnsi="Fira Code" w:cs="Fira Code"/>
+                <w:color w:val="080808"/>
+                <w:lang w:val="en-US"/>
+              </w:rPr>
+              <w:t xml:space="preserve">, </w:t>
+            </w:r>
+            <w:r>
+              <w:rPr>
+                <w:rFonts w:ascii="Fira Code" w:hAnsi="Fira Code" w:cs="Fira Code"/>
+                <w:color w:val="067D17"/>
+                <w:lang w:val="en-US"/>
+              </w:rPr>
+              <w:t>"https://example.com/beach.jpg"</w:t>
+            </w:r>
+            <w:r>
+              <w:rPr>
+                <w:rFonts w:ascii="Fira Code" w:hAnsi="Fira Code" w:cs="Fira Code"/>
+                <w:color w:val="0E4A8E"/>
+                <w:lang w:val="en-US"/>
+              </w:rPr>
+              <w:t>)</w:t>
+            </w:r>
+            <w:r>
+              <w:rPr>
+                <w:rFonts w:ascii="Fira Code" w:hAnsi="Fira Code" w:cs="Fira Code"/>
+                <w:color w:val="080808"/>
+                <w:lang w:val="en-US"/>
+              </w:rPr>
+              <w:t>;</w:t>
+            </w:r>
+            <w:r>
+              <w:rPr>
+                <w:rFonts w:ascii="Fira Code" w:hAnsi="Fira Code" w:cs="Fira Code"/>
+                <w:color w:val="080808"/>
+                <w:lang w:val="en-US"/>
+              </w:rPr>
+              <w:br/>
+              <w:t xml:space="preserve">        </w:t>
+            </w:r>
+            <w:r>
+              <w:rPr>
+                <w:rFonts w:ascii="Fira Code" w:hAnsi="Fira Code" w:cs="Fira Code"/>
+                <w:color w:val="B4960A"/>
+                <w:lang w:val="en-US"/>
+              </w:rPr>
+              <w:t xml:space="preserve">} </w:t>
+            </w:r>
+            <w:r>
+              <w:rPr>
+                <w:rFonts w:ascii="Fira Code" w:hAnsi="Fira Code" w:cs="Fira Code"/>
+                <w:color w:val="0033B3"/>
+                <w:lang w:val="en-US"/>
+              </w:rPr>
+              <w:t xml:space="preserve">else if </w:t>
+            </w:r>
+            <w:r>
+              <w:rPr>
+                <w:rFonts w:ascii="Fira Code" w:hAnsi="Fira Code" w:cs="Fira Code"/>
+                <w:color w:val="0E4A8E"/>
+                <w:lang w:val="en-US"/>
+              </w:rPr>
+              <w:t>(</w:t>
+            </w:r>
+            <w:r>
+              <w:rPr>
+                <w:rFonts w:ascii="Fira Code" w:hAnsi="Fira Code" w:cs="Fira Code"/>
+                <w:color w:val="067D17"/>
+                <w:lang w:val="en-US"/>
+              </w:rPr>
+              <w:t>"2"</w:t>
+            </w:r>
+            <w:r>
+              <w:rPr>
+                <w:rFonts w:ascii="Fira Code" w:hAnsi="Fira Code" w:cs="Fira Code"/>
+                <w:color w:val="080808"/>
+                <w:lang w:val="en-US"/>
+              </w:rPr>
+              <w:t>.equals</w:t>
+            </w:r>
+            <w:r>
+              <w:rPr>
+                <w:rFonts w:ascii="Fira Code" w:hAnsi="Fira Code" w:cs="Fira Code"/>
+                <w:color w:val="B4960A"/>
+                <w:lang w:val="en-US"/>
+              </w:rPr>
+              <w:t>(</w:t>
+            </w:r>
+            <w:proofErr w:type="spellStart"/>
+            <w:r>
+              <w:rPr>
+                <w:rFonts w:ascii="Fira Code" w:hAnsi="Fira Code" w:cs="Fira Code"/>
+                <w:color w:val="000000"/>
+                <w:lang w:val="en-US"/>
+              </w:rPr>
+              <w:t>tourId</w:t>
+            </w:r>
+            <w:proofErr w:type="spellEnd"/>
+            <w:r>
+              <w:rPr>
+                <w:rFonts w:ascii="Fira Code" w:hAnsi="Fira Code" w:cs="Fira Code"/>
+                <w:color w:val="B4960A"/>
+                <w:lang w:val="en-US"/>
+              </w:rPr>
+              <w:t>)</w:t>
+            </w:r>
+            <w:r>
+              <w:rPr>
+                <w:rFonts w:ascii="Fira Code" w:hAnsi="Fira Code" w:cs="Fira Code"/>
+                <w:color w:val="0E4A8E"/>
+                <w:lang w:val="en-US"/>
+              </w:rPr>
+              <w:t xml:space="preserve">) </w:t>
+            </w:r>
+            <w:r>
+              <w:rPr>
+                <w:rFonts w:ascii="Fira Code" w:hAnsi="Fira Code" w:cs="Fira Code"/>
+                <w:color w:val="B4960A"/>
+                <w:lang w:val="en-US"/>
+              </w:rPr>
+              <w:t>{</w:t>
+            </w:r>
+            <w:r>
+              <w:rPr>
+                <w:rFonts w:ascii="Fira Code" w:hAnsi="Fira Code" w:cs="Fira Code"/>
+                <w:color w:val="B4960A"/>
+                <w:lang w:val="en-US"/>
+              </w:rPr>
+              <w:br/>
+              <w:t xml:space="preserve">            </w:t>
+            </w:r>
+            <w:r>
+              <w:rPr>
+                <w:rFonts w:ascii="Fira Code" w:hAnsi="Fira Code" w:cs="Fira Code"/>
+                <w:color w:val="0033B3"/>
+                <w:lang w:val="en-US"/>
+              </w:rPr>
+              <w:t xml:space="preserve">return new </w:t>
+            </w:r>
+            <w:proofErr w:type="spellStart"/>
+            <w:r>
+              <w:rPr>
+                <w:rFonts w:ascii="Fira Code" w:hAnsi="Fira Code" w:cs="Fira Code"/>
+                <w:color w:val="080808"/>
+                <w:lang w:val="en-US"/>
+              </w:rPr>
+              <w:t>TourEntity</w:t>
+            </w:r>
+            <w:proofErr w:type="spellEnd"/>
+            <w:r>
+              <w:rPr>
+                <w:rFonts w:ascii="Fira Code" w:hAnsi="Fira Code" w:cs="Fira Code"/>
+                <w:color w:val="B4960A"/>
+                <w:lang w:val="en-US"/>
+              </w:rPr>
+              <w:t>(</w:t>
+            </w:r>
+            <w:r>
+              <w:rPr>
+                <w:rFonts w:ascii="Fira Code" w:hAnsi="Fira Code" w:cs="Fira Code"/>
+                <w:color w:val="067D17"/>
+                <w:lang w:val="en-US"/>
+              </w:rPr>
+              <w:t>"2"</w:t>
+            </w:r>
+            <w:r>
+              <w:rPr>
+                <w:rFonts w:ascii="Fira Code" w:hAnsi="Fira Code" w:cs="Fira Code"/>
+                <w:color w:val="080808"/>
+                <w:lang w:val="en-US"/>
+              </w:rPr>
+              <w:t xml:space="preserve">, </w:t>
+            </w:r>
+            <w:r>
+              <w:rPr>
+                <w:rFonts w:ascii="Fira Code" w:hAnsi="Fira Code" w:cs="Fira Code"/>
+                <w:color w:val="067D17"/>
+                <w:lang w:val="en-US"/>
+              </w:rPr>
+              <w:t>"Mountain Adventure"</w:t>
+            </w:r>
+            <w:r>
+              <w:rPr>
+                <w:rFonts w:ascii="Fira Code" w:hAnsi="Fira Code" w:cs="Fira Code"/>
+                <w:color w:val="080808"/>
+                <w:lang w:val="en-US"/>
+              </w:rPr>
+              <w:t xml:space="preserve">, </w:t>
+            </w:r>
+            <w:r>
+              <w:rPr>
+                <w:rFonts w:ascii="Fira Code" w:hAnsi="Fira Code" w:cs="Fira Code"/>
+                <w:color w:val="067D17"/>
+                <w:lang w:val="en-US"/>
+              </w:rPr>
+              <w:t>"https://example.com/mountain.jpg"</w:t>
+            </w:r>
+            <w:r>
+              <w:rPr>
+                <w:rFonts w:ascii="Fira Code" w:hAnsi="Fira Code" w:cs="Fira Code"/>
+                <w:color w:val="B4960A"/>
+                <w:lang w:val="en-US"/>
+              </w:rPr>
+              <w:t>)</w:t>
+            </w:r>
+            <w:r>
+              <w:rPr>
+                <w:rFonts w:ascii="Fira Code" w:hAnsi="Fira Code" w:cs="Fira Code"/>
+                <w:color w:val="080808"/>
+                <w:lang w:val="en-US"/>
+              </w:rPr>
+              <w:t>;</w:t>
+            </w:r>
+            <w:r>
+              <w:rPr>
+                <w:rFonts w:ascii="Fira Code" w:hAnsi="Fira Code" w:cs="Fira Code"/>
+                <w:color w:val="080808"/>
+                <w:lang w:val="en-US"/>
+              </w:rPr>
+              <w:br/>
+              <w:t xml:space="preserve">        </w:t>
+            </w:r>
+            <w:r>
+              <w:rPr>
+                <w:rFonts w:ascii="Fira Code" w:hAnsi="Fira Code" w:cs="Fira Code"/>
+                <w:color w:val="B4960A"/>
+                <w:lang w:val="en-US"/>
+              </w:rPr>
+              <w:t>}</w:t>
+            </w:r>
+            <w:r>
+              <w:rPr>
+                <w:rFonts w:ascii="Fira Code" w:hAnsi="Fira Code" w:cs="Fira Code"/>
+                <w:color w:val="B4960A"/>
+                <w:lang w:val="en-US"/>
+              </w:rPr>
+              <w:br/>
+              <w:t xml:space="preserve">        </w:t>
+            </w:r>
+            <w:r>
+              <w:rPr>
+                <w:rFonts w:ascii="Fira Code" w:hAnsi="Fira Code" w:cs="Fira Code"/>
+                <w:color w:val="0033B3"/>
+                <w:lang w:val="en-US"/>
+              </w:rPr>
+              <w:t>return null</w:t>
+            </w:r>
+            <w:r>
+              <w:rPr>
+                <w:rFonts w:ascii="Fira Code" w:hAnsi="Fira Code" w:cs="Fira Code"/>
+                <w:color w:val="080808"/>
+                <w:lang w:val="en-US"/>
+              </w:rPr>
+              <w:t>;</w:t>
+            </w:r>
+            <w:r>
+              <w:rPr>
+                <w:rFonts w:ascii="Fira Code" w:hAnsi="Fira Code" w:cs="Fira Code"/>
+                <w:color w:val="080808"/>
+                <w:lang w:val="en-US"/>
+              </w:rPr>
+              <w:br/>
+              <w:t xml:space="preserve">    </w:t>
+            </w:r>
+            <w:r>
+              <w:rPr>
+                <w:rFonts w:ascii="Fira Code" w:hAnsi="Fira Code" w:cs="Fira Code"/>
+                <w:color w:val="0E4A8E"/>
+                <w:lang w:val="en-US"/>
+              </w:rPr>
+              <w:t>}</w:t>
+            </w:r>
+            <w:r>
+              <w:rPr>
+                <w:rFonts w:ascii="Fira Code" w:hAnsi="Fira Code" w:cs="Fira Code"/>
+                <w:color w:val="0E4A8E"/>
+                <w:lang w:val="en-US"/>
+              </w:rPr>
+              <w:br/>
+            </w:r>
+            <w:r>
+              <w:rPr>
+                <w:rFonts w:ascii="Fira Code" w:hAnsi="Fira Code" w:cs="Fira Code"/>
+                <w:color w:val="3F9101"/>
+                <w:lang w:val="en-US"/>
+              </w:rPr>
+              <w:t>}</w:t>
+            </w:r>
+          </w:p>
+        </w:tc>
+      </w:tr>
+    </w:tbl>
+    <w:p>
+      <w:pPr>
+        <w:pStyle w:val="-2"/>
+        <w:ind w:firstLine="0"/>
+        <w:jc w:val="left"/>
+        <w:rPr>
+          <w:b/>
+          <w:bCs/>
+          <w:lang w:val="en-US" w:eastAsia="ru-RU"/>
+        </w:rPr>
+      </w:pPr>
+    </w:p>
     <w:p>
       <w:pPr>
         <w:pStyle w:val="-2"/>
@@ -3954,6 +10333,119 @@
     </w:lvl>
   </w:abstractNum>
   <w:abstractNum w:abstractNumId="2" w15:restartNumberingAfterBreak="0">
+    <w:nsid w:val="28A73BA4"/>
+    <w:multiLevelType w:val="hybridMultilevel"/>
+    <w:tmpl w:val="9212690A"/>
+    <w:lvl w:ilvl="0" w:tplc="04190001">
+      <w:start w:val="1"/>
+      <w:numFmt w:val="bullet"/>
+      <w:lvlText w:val=""/>
+      <w:lvlJc w:val="left"/>
+      <w:pPr>
+        <w:ind w:left="1069" w:hanging="360"/>
+      </w:pPr>
+      <w:rPr>
+        <w:rFonts w:ascii="Symbol" w:hAnsi="Symbol" w:hint="default"/>
+      </w:rPr>
+    </w:lvl>
+    <w:lvl w:ilvl="1" w:tplc="04190003" w:tentative="1">
+      <w:start w:val="1"/>
+      <w:numFmt w:val="bullet"/>
+      <w:lvlText w:val="o"/>
+      <w:lvlJc w:val="left"/>
+      <w:pPr>
+        <w:ind w:left="1789" w:hanging="360"/>
+      </w:pPr>
+      <w:rPr>
+        <w:rFonts w:ascii="Courier New" w:hAnsi="Courier New" w:cs="Courier New" w:hint="default"/>
+      </w:rPr>
+    </w:lvl>
+    <w:lvl w:ilvl="2" w:tplc="04190005" w:tentative="1">
+      <w:start w:val="1"/>
+      <w:numFmt w:val="bullet"/>
+      <w:lvlText w:val=""/>
+      <w:lvlJc w:val="left"/>
+      <w:pPr>
+        <w:ind w:left="2509" w:hanging="360"/>
+      </w:pPr>
+      <w:rPr>
+        <w:rFonts w:ascii="Wingdings" w:hAnsi="Wingdings" w:hint="default"/>
+      </w:rPr>
+    </w:lvl>
+    <w:lvl w:ilvl="3" w:tplc="04190001" w:tentative="1">
+      <w:start w:val="1"/>
+      <w:numFmt w:val="bullet"/>
+      <w:lvlText w:val=""/>
+      <w:lvlJc w:val="left"/>
+      <w:pPr>
+        <w:ind w:left="3229" w:hanging="360"/>
+      </w:pPr>
+      <w:rPr>
+        <w:rFonts w:ascii="Symbol" w:hAnsi="Symbol" w:hint="default"/>
+      </w:rPr>
+    </w:lvl>
+    <w:lvl w:ilvl="4" w:tplc="04190003" w:tentative="1">
+      <w:start w:val="1"/>
+      <w:numFmt w:val="bullet"/>
+      <w:lvlText w:val="o"/>
+      <w:lvlJc w:val="left"/>
+      <w:pPr>
+        <w:ind w:left="3949" w:hanging="360"/>
+      </w:pPr>
+      <w:rPr>
+        <w:rFonts w:ascii="Courier New" w:hAnsi="Courier New" w:cs="Courier New" w:hint="default"/>
+      </w:rPr>
+    </w:lvl>
+    <w:lvl w:ilvl="5" w:tplc="04190005" w:tentative="1">
+      <w:start w:val="1"/>
+      <w:numFmt w:val="bullet"/>
+      <w:lvlText w:val=""/>
+      <w:lvlJc w:val="left"/>
+      <w:pPr>
+        <w:ind w:left="4669" w:hanging="360"/>
+      </w:pPr>
+      <w:rPr>
+        <w:rFonts w:ascii="Wingdings" w:hAnsi="Wingdings" w:hint="default"/>
+      </w:rPr>
+    </w:lvl>
+    <w:lvl w:ilvl="6" w:tplc="04190001" w:tentative="1">
+      <w:start w:val="1"/>
+      <w:numFmt w:val="bullet"/>
+      <w:lvlText w:val=""/>
+      <w:lvlJc w:val="left"/>
+      <w:pPr>
+        <w:ind w:left="5389" w:hanging="360"/>
+      </w:pPr>
+      <w:rPr>
+        <w:rFonts w:ascii="Symbol" w:hAnsi="Symbol" w:hint="default"/>
+      </w:rPr>
+    </w:lvl>
+    <w:lvl w:ilvl="7" w:tplc="04190003" w:tentative="1">
+      <w:start w:val="1"/>
+      <w:numFmt w:val="bullet"/>
+      <w:lvlText w:val="o"/>
+      <w:lvlJc w:val="left"/>
+      <w:pPr>
+        <w:ind w:left="6109" w:hanging="360"/>
+      </w:pPr>
+      <w:rPr>
+        <w:rFonts w:ascii="Courier New" w:hAnsi="Courier New" w:cs="Courier New" w:hint="default"/>
+      </w:rPr>
+    </w:lvl>
+    <w:lvl w:ilvl="8" w:tplc="04190005" w:tentative="1">
+      <w:start w:val="1"/>
+      <w:numFmt w:val="bullet"/>
+      <w:lvlText w:val=""/>
+      <w:lvlJc w:val="left"/>
+      <w:pPr>
+        <w:ind w:left="6829" w:hanging="360"/>
+      </w:pPr>
+      <w:rPr>
+        <w:rFonts w:ascii="Wingdings" w:hAnsi="Wingdings" w:hint="default"/>
+      </w:rPr>
+    </w:lvl>
+  </w:abstractNum>
+  <w:abstractNum w:abstractNumId="3" w15:restartNumberingAfterBreak="0">
     <w:nsid w:val="47AA7ECD"/>
     <w:multiLevelType w:val="hybridMultilevel"/>
     <w:tmpl w:val="77FC702C"/>
@@ -4066,7 +10558,7 @@
       </w:rPr>
     </w:lvl>
   </w:abstractNum>
-  <w:abstractNum w:abstractNumId="3" w15:restartNumberingAfterBreak="0">
+  <w:abstractNum w:abstractNumId="4" w15:restartNumberingAfterBreak="0">
     <w:nsid w:val="705709D6"/>
     <w:multiLevelType w:val="multilevel"/>
     <w:tmpl w:val="34EE0E08"/>
@@ -4180,7 +10672,120 @@
       </w:pPr>
     </w:lvl>
   </w:abstractNum>
-  <w:abstractNum w:abstractNumId="4" w15:restartNumberingAfterBreak="0">
+  <w:abstractNum w:abstractNumId="5" w15:restartNumberingAfterBreak="0">
+    <w:nsid w:val="74EF41B5"/>
+    <w:multiLevelType w:val="hybridMultilevel"/>
+    <w:tmpl w:val="D77C41BC"/>
+    <w:lvl w:ilvl="0" w:tplc="04190001">
+      <w:start w:val="1"/>
+      <w:numFmt w:val="bullet"/>
+      <w:lvlText w:val=""/>
+      <w:lvlJc w:val="left"/>
+      <w:pPr>
+        <w:ind w:left="1069" w:hanging="360"/>
+      </w:pPr>
+      <w:rPr>
+        <w:rFonts w:ascii="Symbol" w:hAnsi="Symbol" w:hint="default"/>
+      </w:rPr>
+    </w:lvl>
+    <w:lvl w:ilvl="1" w:tplc="04190003" w:tentative="1">
+      <w:start w:val="1"/>
+      <w:numFmt w:val="bullet"/>
+      <w:lvlText w:val="o"/>
+      <w:lvlJc w:val="left"/>
+      <w:pPr>
+        <w:ind w:left="1789" w:hanging="360"/>
+      </w:pPr>
+      <w:rPr>
+        <w:rFonts w:ascii="Courier New" w:hAnsi="Courier New" w:cs="Courier New" w:hint="default"/>
+      </w:rPr>
+    </w:lvl>
+    <w:lvl w:ilvl="2" w:tplc="04190005" w:tentative="1">
+      <w:start w:val="1"/>
+      <w:numFmt w:val="bullet"/>
+      <w:lvlText w:val=""/>
+      <w:lvlJc w:val="left"/>
+      <w:pPr>
+        <w:ind w:left="2509" w:hanging="360"/>
+      </w:pPr>
+      <w:rPr>
+        <w:rFonts w:ascii="Wingdings" w:hAnsi="Wingdings" w:hint="default"/>
+      </w:rPr>
+    </w:lvl>
+    <w:lvl w:ilvl="3" w:tplc="04190001" w:tentative="1">
+      <w:start w:val="1"/>
+      <w:numFmt w:val="bullet"/>
+      <w:lvlText w:val=""/>
+      <w:lvlJc w:val="left"/>
+      <w:pPr>
+        <w:ind w:left="3229" w:hanging="360"/>
+      </w:pPr>
+      <w:rPr>
+        <w:rFonts w:ascii="Symbol" w:hAnsi="Symbol" w:hint="default"/>
+      </w:rPr>
+    </w:lvl>
+    <w:lvl w:ilvl="4" w:tplc="04190003" w:tentative="1">
+      <w:start w:val="1"/>
+      <w:numFmt w:val="bullet"/>
+      <w:lvlText w:val="o"/>
+      <w:lvlJc w:val="left"/>
+      <w:pPr>
+        <w:ind w:left="3949" w:hanging="360"/>
+      </w:pPr>
+      <w:rPr>
+        <w:rFonts w:ascii="Courier New" w:hAnsi="Courier New" w:cs="Courier New" w:hint="default"/>
+      </w:rPr>
+    </w:lvl>
+    <w:lvl w:ilvl="5" w:tplc="04190005" w:tentative="1">
+      <w:start w:val="1"/>
+      <w:numFmt w:val="bullet"/>
+      <w:lvlText w:val=""/>
+      <w:lvlJc w:val="left"/>
+      <w:pPr>
+        <w:ind w:left="4669" w:hanging="360"/>
+      </w:pPr>
+      <w:rPr>
+        <w:rFonts w:ascii="Wingdings" w:hAnsi="Wingdings" w:hint="default"/>
+      </w:rPr>
+    </w:lvl>
+    <w:lvl w:ilvl="6" w:tplc="04190001" w:tentative="1">
+      <w:start w:val="1"/>
+      <w:numFmt w:val="bullet"/>
+      <w:lvlText w:val=""/>
+      <w:lvlJc w:val="left"/>
+      <w:pPr>
+        <w:ind w:left="5389" w:hanging="360"/>
+      </w:pPr>
+      <w:rPr>
+        <w:rFonts w:ascii="Symbol" w:hAnsi="Symbol" w:hint="default"/>
+      </w:rPr>
+    </w:lvl>
+    <w:lvl w:ilvl="7" w:tplc="04190003" w:tentative="1">
+      <w:start w:val="1"/>
+      <w:numFmt w:val="bullet"/>
+      <w:lvlText w:val="o"/>
+      <w:lvlJc w:val="left"/>
+      <w:pPr>
+        <w:ind w:left="6109" w:hanging="360"/>
+      </w:pPr>
+      <w:rPr>
+        <w:rFonts w:ascii="Courier New" w:hAnsi="Courier New" w:cs="Courier New" w:hint="default"/>
+      </w:rPr>
+    </w:lvl>
+    <w:lvl w:ilvl="8" w:tplc="04190005" w:tentative="1">
+      <w:start w:val="1"/>
+      <w:numFmt w:val="bullet"/>
+      <w:lvlText w:val=""/>
+      <w:lvlJc w:val="left"/>
+      <w:pPr>
+        <w:ind w:left="6829" w:hanging="360"/>
+      </w:pPr>
+      <w:rPr>
+        <w:rFonts w:ascii="Wingdings" w:hAnsi="Wingdings" w:hint="default"/>
+      </w:rPr>
+    </w:lvl>
+  </w:abstractNum>
+  <w:abstractNum w:abstractNumId="6" w15:restartNumberingAfterBreak="0">
     <w:nsid w:val="784A7918"/>
     <w:multiLevelType w:val="hybridMultilevel"/>
     <w:tmpl w:val="79BC9234"/>
@@ -4293,7 +10898,7 @@
       </w:rPr>
     </w:lvl>
   </w:abstractNum>
-  <w:abstractNum w:abstractNumId="5" w15:restartNumberingAfterBreak="0">
+  <w:abstractNum w:abstractNumId="7" w15:restartNumberingAfterBreak="0">
     <w:nsid w:val="796C647F"/>
     <w:multiLevelType w:val="multilevel"/>
     <w:tmpl w:val="0419001F"/>
@@ -4380,7 +10985,7 @@
     </w:lvl>
   </w:abstractNum>
   <w:num w:numId="1" w16cid:durableId="135071252">
-    <w:abstractNumId w:val="4"/>
+    <w:abstractNumId w:val="6"/>
   </w:num>
   <w:num w:numId="2" w16cid:durableId="1363897620">
     <w:abstractNumId w:val="0"/>
@@ -4914,15 +11519,21 @@
     </w:lvlOverride>
   </w:num>
   <w:num w:numId="7" w16cid:durableId="140847366">
+    <w:abstractNumId w:val="3"/>
+  </w:num>
+  <w:num w:numId="8" w16cid:durableId="1817065415">
+    <w:abstractNumId w:val="3"/>
+  </w:num>
+  <w:num w:numId="9" w16cid:durableId="1642540244">
+    <w:abstractNumId w:val="4"/>
+  </w:num>
+  <w:num w:numId="10" w16cid:durableId="1807308404">
+    <w:abstractNumId w:val="7"/>
+  </w:num>
+  <w:num w:numId="11" w16cid:durableId="1125656489">
     <w:abstractNumId w:val="2"/>
   </w:num>
-  <w:num w:numId="8" w16cid:durableId="1817065415">
-    <w:abstractNumId w:val="2"/>
-  </w:num>
-  <w:num w:numId="9" w16cid:durableId="1642540244">
-    <w:abstractNumId w:val="3"/>
-  </w:num>
-  <w:num w:numId="10" w16cid:durableId="1807308404">
+  <w:num w:numId="12" w16cid:durableId="575944243">
     <w:abstractNumId w:val="5"/>
   </w:num>
 </w:numbering>
@@ -6139,6 +12750,88 @@
       </w:tblBorders>
     </w:tblPr>
   </w:style>
+  <w:style w:type="paragraph" w:styleId="af">
+    <w:name w:val="Normal (Web)"/>
+    <w:basedOn w:val="a"/>
+    <w:uiPriority w:val="99"/>
+    <w:semiHidden/>
+    <w:unhideWhenUsed/>
+    <w:rsid w:val="00CB38AA"/>
+    <w:pPr>
+      <w:spacing w:before="100" w:beforeAutospacing="1" w:after="100" w:afterAutospacing="1" w:line="240" w:lineRule="auto"/>
+    </w:pPr>
+    <w:rPr>
+      <w:rFonts w:ascii="Times New Roman" w:eastAsia="Times New Roman" w:hAnsi="Times New Roman" w:cs="Times New Roman"/>
+      <w:kern w:val="0"/>
+      <w:sz w:val="24"/>
+      <w:szCs w:val="24"/>
+      <w:lang w:eastAsia="ru-RU"/>
+      <w14:ligatures w14:val="none"/>
+    </w:rPr>
+  </w:style>
+  <w:style w:type="character" w:styleId="af0">
+    <w:name w:val="Strong"/>
+    <w:basedOn w:val="a0"/>
+    <w:uiPriority w:val="22"/>
+    <w:qFormat/>
+    <w:rsid w:val="00CB38AA"/>
+    <w:rPr>
+      <w:b/>
+      <w:bCs/>
+    </w:rPr>
+  </w:style>
+  <w:style w:type="paragraph" w:styleId="HTML">
+    <w:name w:val="HTML Preformatted"/>
+    <w:basedOn w:val="a"/>
+    <w:link w:val="HTML0"/>
+    <w:uiPriority w:val="99"/>
+    <w:unhideWhenUsed/>
+    <w:rsid w:val="00B127D2"/>
+    <w:pPr>
+      <w:tabs>
+        <w:tab w:val="left" w:pos="916"/>
+        <w:tab w:val="left" w:pos="1832"/>
+        <w:tab w:val="left" w:pos="2748"/>
+        <w:tab w:val="left" w:pos="3664"/>
+        <w:tab w:val="left" w:pos="4580"/>
+        <w:tab w:val="left" w:pos="5496"/>
+        <w:tab w:val="left" w:pos="6412"/>
+        <w:tab w:val="left" w:pos="7328"/>
+        <w:tab w:val="left" w:pos="8244"/>
+        <w:tab w:val="left" w:pos="9160"/>
+        <w:tab w:val="left" w:pos="10076"/>
+        <w:tab w:val="left" w:pos="10992"/>
+        <w:tab w:val="left" w:pos="11908"/>
+        <w:tab w:val="left" w:pos="12824"/>
+        <w:tab w:val="left" w:pos="13740"/>
+        <w:tab w:val="left" w:pos="14656"/>
+      </w:tabs>
+      <w:spacing w:after="0" w:line="240" w:lineRule="auto"/>
+    </w:pPr>
+    <w:rPr>
+      <w:rFonts w:ascii="Courier New" w:eastAsia="Times New Roman" w:hAnsi="Courier New" w:cs="Courier New"/>
+      <w:kern w:val="0"/>
+      <w:sz w:val="20"/>
+      <w:szCs w:val="20"/>
+      <w:lang w:eastAsia="ru-RU"/>
+      <w14:ligatures w14:val="none"/>
+    </w:rPr>
+  </w:style>
+  <w:style w:type="character" w:customStyle="1" w:styleId="HTML0">
+    <w:name w:val="Стандартный HTML Знак"/>
+    <w:basedOn w:val="a0"/>
+    <w:link w:val="HTML"/>
+    <w:uiPriority w:val="99"/>
+    <w:rsid w:val="00B127D2"/>
+    <w:rPr>
+      <w:rFonts w:ascii="Courier New" w:eastAsia="Times New Roman" w:hAnsi="Courier New" w:cs="Courier New"/>
+      <w:kern w:val="0"/>
+      <w:sz w:val="20"/>
+      <w:szCs w:val="20"/>
+      <w:lang w:eastAsia="ru-RU"/>
+      <w14:ligatures w14:val="none"/>
+    </w:rPr>
+  </w:style>
 </w:styles>
 </file>
 
